--- a/src/main/resources/modeles/dao-fixes/FOURNITURES_SERVICES-CCAG.docx
+++ b/src/main/resources/modeles/dao-fixes/FOURNITURES_SERVICES-CCAG.docx
@@ -2,5641 +2,6 @@
 <file path=word/document.xml><?xml version="1.0" encoding="utf-8"?>
 <w:document xmlns:wpc="http://schemas.microsoft.com/office/word/2010/wordprocessingCanvas" xmlns:cx="http://schemas.microsoft.com/office/drawing/2014/chartex" xmlns:cx1="http://schemas.microsoft.com/office/drawing/2015/9/8/chartex" xmlns:cx2="http://schemas.microsoft.com/office/drawing/2015/10/21/chartex" xmlns:cx3="http://schemas.microsoft.com/office/drawing/2016/5/9/chartex" xmlns:cx4="http://schemas.microsoft.com/office/drawing/2016/5/10/chartex" xmlns:cx5="http://schemas.microsoft.com/office/drawing/2016/5/11/chartex" xmlns:cx6="http://schemas.microsoft.com/office/drawing/2016/5/12/chartex" xmlns:cx7="http://schemas.microsoft.com/office/drawing/2016/5/13/chartex" xmlns:cx8="http://schemas.microsoft.com/office/drawing/2016/5/14/chartex" xmlns:mc="http://schemas.openxmlformats.org/markup-compatibility/2006" xmlns:aink="http://schemas.microsoft.com/office/drawing/2016/ink" xmlns:am3d="http://schemas.microsoft.com/office/drawing/2017/model3d" xmlns:o="urn:schemas-microsoft-com:office:office" xmlns:oel="http://schemas.microsoft.com/office/2019/extlst" xmlns:r="http://schemas.openxmlformats.org/officeDocument/2006/relationships" xmlns:m="http://schemas.openxmlformats.org/officeDocument/2006/math" xmlns:v="urn:schemas-microsoft-com:vml" xmlns:wp14="http://schemas.microsoft.com/office/word/2010/wordprocessingDrawing" xmlns:wp="http://schemas.openxmlformats.org/drawingml/2006/wordprocessingDrawing" xmlns:w10="urn:schemas-microsoft-com:office:word" xmlns:w="http://schemas.openxmlformats.org/wordprocessingml/2006/main" xmlns:w14="http://schemas.microsoft.com/office/word/2010/wordml" xmlns:w15="http://schemas.microsoft.com/office/word/2012/wordml" xmlns:w16cex="http://schemas.microsoft.com/office/word/2018/wordml/cex" xmlns:w16cid="http://schemas.microsoft.com/office/word/2016/wordml/cid" xmlns:w16="http://schemas.microsoft.com/office/word/2018/wordml" xmlns:w16du="http://schemas.microsoft.com/office/word/2023/wordml/word16du" xmlns:w16sdtdh="http://schemas.microsoft.com/office/word/2020/wordml/sdtdatahash" xmlns:w16sdtfl="http://schemas.microsoft.com/office/word/2024/wordml/sdtformatlock" xmlns:w16se="http://schemas.microsoft.com/office/word/2015/wordml/symex" xmlns:wpg="http://schemas.microsoft.com/office/word/2010/wordprocessingGroup" xmlns:wpi="http://schemas.microsoft.com/office/word/2010/wordprocessingInk" xmlns:wne="http://schemas.microsoft.com/office/word/2006/wordml" xmlns:wps="http://schemas.microsoft.com/office/word/2010/wordprocessingShape" mc:Ignorable="w14 w15 w16se w16cid w16 w16cex w16sdtdh w16sdtfl w16du wp14">
   <w:body>
-    <w:p>
-      <w:pPr>
-        <w:jc w:val="center"/>
-        <w:rPr>
-          <w:rFonts w:ascii="Arial" w:hAnsi="Arial"/>
-          <w:b/>
-          <w:sz w:val="28"/>
-        </w:rPr>
-      </w:pPr>
-    </w:p>
-    <w:p>
-      <w:pPr>
-        <w:jc w:val="center"/>
-        <w:rPr>
-          <w:rFonts w:ascii="Arial" w:hAnsi="Arial"/>
-          <w:b/>
-          <w:sz w:val="28"/>
-        </w:rPr>
-      </w:pPr>
-    </w:p>
-    <w:p>
-      <w:pPr>
-        <w:jc w:val="center"/>
-        <w:rPr>
-          <w:rFonts w:ascii="Arial" w:hAnsi="Arial"/>
-          <w:b/>
-          <w:sz w:val="28"/>
-        </w:rPr>
-      </w:pPr>
-    </w:p>
-    <w:p>
-      <w:pPr>
-        <w:jc w:val="center"/>
-        <w:rPr>
-          <w:rFonts w:ascii="Arial" w:hAnsi="Arial"/>
-          <w:b/>
-          <w:sz w:val="28"/>
-        </w:rPr>
-      </w:pPr>
-      <w:r>
-        <w:rPr>
-          <w:rFonts w:ascii="Arial" w:hAnsi="Arial"/>
-          <w:b/>
-          <w:sz w:val="28"/>
-        </w:rPr>
-        <w:t>DOSSIER TYPE D'APPEL D'OFFRES</w:t>
-      </w:r>
-    </w:p>
-    <w:p>
-      <w:pPr>
-        <w:jc w:val="center"/>
-        <w:rPr>
-          <w:rFonts w:ascii="Arial" w:hAnsi="Arial"/>
-          <w:b/>
-          <w:sz w:val="28"/>
-        </w:rPr>
-      </w:pPr>
-    </w:p>
-    <w:p>
-      <w:pPr>
-        <w:jc w:val="center"/>
-        <w:rPr>
-          <w:rFonts w:ascii="Arial" w:hAnsi="Arial"/>
-          <w:b/>
-          <w:sz w:val="28"/>
-        </w:rPr>
-      </w:pPr>
-    </w:p>
-    <w:p>
-      <w:pPr>
-        <w:jc w:val="center"/>
-        <w:rPr>
-          <w:rFonts w:ascii="Arial" w:hAnsi="Arial"/>
-          <w:b/>
-          <w:sz w:val="28"/>
-        </w:rPr>
-      </w:pPr>
-    </w:p>
-    <w:p>
-      <w:pPr>
-        <w:jc w:val="center"/>
-        <w:rPr>
-          <w:rFonts w:ascii="Arial" w:hAnsi="Arial"/>
-          <w:b/>
-          <w:sz w:val="28"/>
-        </w:rPr>
-      </w:pPr>
-    </w:p>
-    <w:p>
-      <w:pPr>
-        <w:jc w:val="center"/>
-        <w:rPr>
-          <w:rFonts w:ascii="Arial" w:hAnsi="Arial"/>
-          <w:b/>
-          <w:sz w:val="28"/>
-        </w:rPr>
-      </w:pPr>
-      <w:r>
-        <w:rPr>
-          <w:rFonts w:ascii="Arial" w:hAnsi="Arial"/>
-          <w:b/>
-          <w:sz w:val="28"/>
-        </w:rPr>
-        <w:t xml:space="preserve">MARCHES PUBLICS DE FOURNITURES </w:t>
-      </w:r>
-    </w:p>
-    <w:p>
-      <w:pPr>
-        <w:pStyle w:val="Titre"/>
-        <w:rPr>
-          <w:rFonts w:ascii="Arial" w:hAnsi="Arial"/>
-          <w:b w:val="0"/>
-          <w:sz w:val="32"/>
-        </w:rPr>
-      </w:pPr>
-    </w:p>
-    <w:p>
-      <w:pPr>
-        <w:pStyle w:val="Titre"/>
-        <w:rPr>
-          <w:rFonts w:ascii="Arial" w:hAnsi="Arial"/>
-          <w:b w:val="0"/>
-          <w:sz w:val="32"/>
-        </w:rPr>
-      </w:pPr>
-    </w:p>
-    <w:p>
-      <w:pPr>
-        <w:pStyle w:val="Titre"/>
-        <w:rPr>
-          <w:rFonts w:ascii="Arial" w:hAnsi="Arial"/>
-          <w:b w:val="0"/>
-          <w:sz w:val="32"/>
-        </w:rPr>
-      </w:pPr>
-    </w:p>
-    <w:p>
-      <w:pPr>
-        <w:pStyle w:val="Titre"/>
-        <w:rPr>
-          <w:rFonts w:ascii="Arial" w:hAnsi="Arial"/>
-          <w:b w:val="0"/>
-          <w:sz w:val="32"/>
-        </w:rPr>
-      </w:pPr>
-    </w:p>
-    <w:p>
-      <w:pPr>
-        <w:pStyle w:val="Titre"/>
-        <w:rPr>
-          <w:rFonts w:ascii="Arial" w:hAnsi="Arial"/>
-          <w:sz w:val="36"/>
-        </w:rPr>
-      </w:pPr>
-      <w:r>
-        <w:rPr>
-          <w:rFonts w:ascii="Arial" w:hAnsi="Arial"/>
-          <w:sz w:val="36"/>
-        </w:rPr>
-        <w:t>2.3 CAHIER DES CLAUSES ADMINISTRATIVES GENERALES</w:t>
-      </w:r>
-    </w:p>
-    <w:p>
-      <w:pPr>
-        <w:pStyle w:val="Textecourant"/>
-        <w:ind w:left="284" w:right="283"/>
-        <w:jc w:val="center"/>
-        <w:rPr>
-          <w:b/>
-          <w:sz w:val="33"/>
-        </w:rPr>
-      </w:pPr>
-    </w:p>
-    <w:p>
-      <w:pPr>
-        <w:pStyle w:val="Textecourant"/>
-        <w:ind w:left="284" w:right="283"/>
-        <w:jc w:val="center"/>
-        <w:rPr>
-          <w:b/>
-          <w:sz w:val="33"/>
-        </w:rPr>
-      </w:pPr>
-    </w:p>
-    <w:p>
-      <w:pPr>
-        <w:pStyle w:val="Textecourant"/>
-        <w:ind w:left="284" w:right="283"/>
-        <w:jc w:val="center"/>
-        <w:rPr>
-          <w:b/>
-          <w:sz w:val="33"/>
-        </w:rPr>
-      </w:pPr>
-    </w:p>
-    <w:p>
-      <w:pPr>
-        <w:pStyle w:val="Textecourant"/>
-        <w:ind w:left="284" w:right="283"/>
-        <w:jc w:val="center"/>
-        <w:rPr>
-          <w:b/>
-          <w:sz w:val="33"/>
-        </w:rPr>
-      </w:pPr>
-      <w:r>
-        <w:rPr>
-          <w:b/>
-          <w:sz w:val="33"/>
-        </w:rPr>
-        <w:t xml:space="preserve">Applicables aux Marchés Publics de Fournitures </w:t>
-      </w:r>
-    </w:p>
-    <w:p>
-      <w:pPr>
-        <w:pStyle w:val="Textecourant"/>
-        <w:ind w:left="284" w:right="283"/>
-        <w:jc w:val="center"/>
-        <w:rPr>
-          <w:b/>
-          <w:sz w:val="33"/>
-        </w:rPr>
-      </w:pPr>
-      <w:r>
-        <w:rPr>
-          <w:b/>
-          <w:sz w:val="33"/>
-        </w:rPr>
-        <w:t>et de prestations de service courantes</w:t>
-      </w:r>
-    </w:p>
-    <w:p>
-      <w:pPr>
-        <w:pStyle w:val="Textecourant"/>
-        <w:ind w:left="284" w:right="283"/>
-        <w:jc w:val="center"/>
-        <w:rPr>
-          <w:b/>
-          <w:sz w:val="33"/>
-        </w:rPr>
-      </w:pPr>
-    </w:p>
-    <w:p>
-      <w:pPr>
-        <w:pStyle w:val="Textecourant"/>
-        <w:ind w:left="284" w:right="283"/>
-        <w:jc w:val="center"/>
-        <w:rPr>
-          <w:b/>
-          <w:sz w:val="33"/>
-        </w:rPr>
-      </w:pPr>
-    </w:p>
-    <w:p>
-      <w:pPr>
-        <w:pStyle w:val="Textecourant"/>
-        <w:ind w:left="284" w:right="283"/>
-        <w:jc w:val="center"/>
-        <w:rPr>
-          <w:b/>
-          <w:sz w:val="33"/>
-        </w:rPr>
-      </w:pPr>
-    </w:p>
-    <w:p>
-      <w:pPr>
-        <w:pStyle w:val="Textecourant"/>
-        <w:ind w:left="284" w:right="283"/>
-        <w:rPr>
-          <w:sz w:val="24"/>
-        </w:rPr>
-      </w:pPr>
-    </w:p>
-    <w:p>
-      <w:pPr>
-        <w:pStyle w:val="Textecourant"/>
-        <w:ind w:left="284" w:right="283"/>
-        <w:jc w:val="center"/>
-        <w:rPr>
-          <w:sz w:val="24"/>
-        </w:rPr>
-      </w:pPr>
-      <w:r>
-        <w:rPr>
-          <w:sz w:val="24"/>
-        </w:rPr>
-        <w:t>Adopté par Arrêté  n° ____ du ______.</w:t>
-      </w:r>
-    </w:p>
-    <w:p>
-      <w:pPr>
-        <w:pStyle w:val="Textecourant"/>
-        <w:ind w:left="284" w:right="283"/>
-        <w:rPr>
-          <w:sz w:val="24"/>
-        </w:rPr>
-      </w:pPr>
-    </w:p>
-    <w:p>
-      <w:pPr>
-        <w:pStyle w:val="Textecourant"/>
-        <w:ind w:left="567" w:right="567"/>
-        <w:rPr>
-          <w:sz w:val="24"/>
-        </w:rPr>
-      </w:pPr>
-    </w:p>
-    <w:p>
-      <w:pPr>
-        <w:pStyle w:val="Textecourant"/>
-      </w:pPr>
-    </w:p>
-    <w:p>
-      <w:pPr>
-        <w:pStyle w:val="H3"/>
-        <w:jc w:val="center"/>
-        <w:rPr>
-          <w:rFonts w:ascii="Arial" w:hAnsi="Arial"/>
-          <w:sz w:val="20"/>
-        </w:rPr>
-        <w:sectPr>
-          <w:headerReference w:type="default" r:id="rId7"/>
-          <w:footerReference w:type="even" r:id="rId8"/>
-          <w:footerReference w:type="default" r:id="rId9"/>
-          <w:pgSz w:w="11906" w:h="16838"/>
-          <w:pgMar w:top="1417" w:right="1417" w:bottom="1417" w:left="1417" w:header="720" w:footer="720" w:gutter="0"/>
-          <w:cols w:space="720"/>
-        </w:sectPr>
-      </w:pPr>
-    </w:p>
-    <w:p>
-      <w:pPr>
-        <w:pStyle w:val="H3"/>
-        <w:jc w:val="center"/>
-        <w:rPr>
-          <w:rFonts w:ascii="Arial" w:hAnsi="Arial"/>
-          <w:sz w:val="24"/>
-        </w:rPr>
-      </w:pPr>
-      <w:r>
-        <w:rPr>
-          <w:rFonts w:ascii="Arial" w:hAnsi="Arial"/>
-          <w:sz w:val="24"/>
-        </w:rPr>
-        <w:lastRenderedPageBreak/>
-        <w:t xml:space="preserve">CAHIER DES CLAUSES ADMINISTRATIVES GENERALES </w:t>
-      </w:r>
-    </w:p>
-    <w:p>
-      <w:pPr>
-        <w:pStyle w:val="H3"/>
-        <w:jc w:val="center"/>
-        <w:rPr>
-          <w:rFonts w:ascii="Arial" w:hAnsi="Arial"/>
-          <w:sz w:val="24"/>
-        </w:rPr>
-      </w:pPr>
-      <w:r>
-        <w:rPr>
-          <w:rFonts w:ascii="Arial" w:hAnsi="Arial"/>
-          <w:sz w:val="24"/>
-        </w:rPr>
-        <w:t xml:space="preserve">APPLICABLES AUX MARCHES PUBLICS DE </w:t>
-      </w:r>
-    </w:p>
-    <w:p>
-      <w:pPr>
-        <w:pStyle w:val="H3"/>
-        <w:jc w:val="center"/>
-        <w:rPr>
-          <w:rFonts w:ascii="Arial" w:hAnsi="Arial"/>
-          <w:sz w:val="24"/>
-        </w:rPr>
-      </w:pPr>
-      <w:r>
-        <w:rPr>
-          <w:rFonts w:ascii="Arial" w:hAnsi="Arial"/>
-          <w:sz w:val="24"/>
-        </w:rPr>
-        <w:t>FOURNITURES ET DE PRESTATIONS DE SERVICES COURANTS</w:t>
-      </w:r>
-    </w:p>
-    <w:p>
-      <w:pPr>
-        <w:rPr>
-          <w:rFonts w:ascii="Arial" w:hAnsi="Arial"/>
-          <w:b/>
-          <w:u w:val="single"/>
-        </w:rPr>
-      </w:pPr>
-    </w:p>
-    <w:p>
-      <w:pPr>
-        <w:jc w:val="center"/>
-        <w:rPr>
-          <w:rFonts w:ascii="Arial" w:hAnsi="Arial"/>
-        </w:rPr>
-      </w:pPr>
-      <w:r>
-        <w:rPr>
-          <w:rFonts w:ascii="Arial" w:hAnsi="Arial"/>
-          <w:b/>
-          <w:u w:val="single"/>
-        </w:rPr>
-        <w:t>TABLE DES MATIERES</w:t>
-      </w:r>
-    </w:p>
-    <w:p>
-      <w:pPr>
-        <w:pStyle w:val="TM1"/>
-        <w:rPr>
-          <w:b w:val="0"/>
-          <w:sz w:val="20"/>
-        </w:rPr>
-      </w:pPr>
-    </w:p>
-    <w:p>
-      <w:pPr>
-        <w:pStyle w:val="TM1"/>
-        <w:rPr>
-          <w:noProof/>
-        </w:rPr>
-      </w:pPr>
-      <w:r>
-        <w:rPr>
-          <w:sz w:val="18"/>
-        </w:rPr>
-        <w:fldChar w:fldCharType="begin"/>
-      </w:r>
-      <w:r>
-        <w:rPr>
-          <w:sz w:val="18"/>
-        </w:rPr>
-        <w:instrText xml:space="preserve"> TOC \o "1-3" </w:instrText>
-      </w:r>
-      <w:r>
-        <w:rPr>
-          <w:sz w:val="18"/>
-        </w:rPr>
-        <w:fldChar w:fldCharType="separate"/>
-      </w:r>
-      <w:r>
-        <w:rPr>
-          <w:noProof/>
-        </w:rPr>
-        <w:t>CHAPITRE I</w:t>
-      </w:r>
-      <w:r>
-        <w:rPr>
-          <w:noProof/>
-        </w:rPr>
-        <w:tab/>
-      </w:r>
-      <w:r>
-        <w:rPr>
-          <w:noProof/>
-        </w:rPr>
-        <w:fldChar w:fldCharType="begin"/>
-      </w:r>
-      <w:r>
-        <w:rPr>
-          <w:noProof/>
-        </w:rPr>
-        <w:instrText xml:space="preserve"> PAGEREF _Toc135497979 \h </w:instrText>
-      </w:r>
-      <w:r>
-        <w:rPr>
-          <w:noProof/>
-        </w:rPr>
-      </w:r>
-      <w:r>
-        <w:rPr>
-          <w:noProof/>
-        </w:rPr>
-        <w:fldChar w:fldCharType="separate"/>
-      </w:r>
-      <w:r>
-        <w:rPr>
-          <w:noProof/>
-        </w:rPr>
-        <w:t>4</w:t>
-      </w:r>
-      <w:r>
-        <w:rPr>
-          <w:noProof/>
-        </w:rPr>
-        <w:fldChar w:fldCharType="end"/>
-      </w:r>
-    </w:p>
-    <w:p>
-      <w:pPr>
-        <w:pStyle w:val="TM1"/>
-        <w:rPr>
-          <w:noProof/>
-        </w:rPr>
-      </w:pPr>
-      <w:r>
-        <w:rPr>
-          <w:noProof/>
-        </w:rPr>
-        <w:t>Dispositions Diverses</w:t>
-      </w:r>
-      <w:r>
-        <w:rPr>
-          <w:noProof/>
-        </w:rPr>
-        <w:tab/>
-      </w:r>
-      <w:r>
-        <w:rPr>
-          <w:noProof/>
-        </w:rPr>
-        <w:fldChar w:fldCharType="begin"/>
-      </w:r>
-      <w:r>
-        <w:rPr>
-          <w:noProof/>
-        </w:rPr>
-        <w:instrText xml:space="preserve"> PAGEREF _Toc135497980 \h </w:instrText>
-      </w:r>
-      <w:r>
-        <w:rPr>
-          <w:noProof/>
-        </w:rPr>
-      </w:r>
-      <w:r>
-        <w:rPr>
-          <w:noProof/>
-        </w:rPr>
-        <w:fldChar w:fldCharType="separate"/>
-      </w:r>
-      <w:r>
-        <w:rPr>
-          <w:noProof/>
-        </w:rPr>
-        <w:t>4</w:t>
-      </w:r>
-      <w:r>
-        <w:rPr>
-          <w:noProof/>
-        </w:rPr>
-        <w:fldChar w:fldCharType="end"/>
-      </w:r>
-    </w:p>
-    <w:p>
-      <w:pPr>
-        <w:pStyle w:val="TM2"/>
-        <w:tabs>
-          <w:tab w:val="right" w:leader="dot" w:pos="9062"/>
-        </w:tabs>
-        <w:rPr>
-          <w:noProof/>
-        </w:rPr>
-      </w:pPr>
-      <w:r>
-        <w:rPr>
-          <w:noProof/>
-        </w:rPr>
-        <w:t>Article 1er - Champ d'application</w:t>
-      </w:r>
-      <w:r>
-        <w:rPr>
-          <w:noProof/>
-        </w:rPr>
-        <w:tab/>
-      </w:r>
-      <w:r>
-        <w:rPr>
-          <w:noProof/>
-        </w:rPr>
-        <w:fldChar w:fldCharType="begin"/>
-      </w:r>
-      <w:r>
-        <w:rPr>
-          <w:noProof/>
-        </w:rPr>
-        <w:instrText xml:space="preserve"> PAGEREF _Toc135497981 \h </w:instrText>
-      </w:r>
-      <w:r>
-        <w:rPr>
-          <w:noProof/>
-        </w:rPr>
-      </w:r>
-      <w:r>
-        <w:rPr>
-          <w:noProof/>
-        </w:rPr>
-        <w:fldChar w:fldCharType="separate"/>
-      </w:r>
-      <w:r>
-        <w:rPr>
-          <w:noProof/>
-        </w:rPr>
-        <w:t>4</w:t>
-      </w:r>
-      <w:r>
-        <w:rPr>
-          <w:noProof/>
-        </w:rPr>
-        <w:fldChar w:fldCharType="end"/>
-      </w:r>
-    </w:p>
-    <w:p>
-      <w:pPr>
-        <w:pStyle w:val="TM2"/>
-        <w:tabs>
-          <w:tab w:val="right" w:leader="dot" w:pos="9062"/>
-        </w:tabs>
-        <w:rPr>
-          <w:noProof/>
-        </w:rPr>
-      </w:pPr>
-      <w:r>
-        <w:rPr>
-          <w:noProof/>
-        </w:rPr>
-        <w:t>Article 2 - Définitions et interprétation</w:t>
-      </w:r>
-      <w:r>
-        <w:rPr>
-          <w:noProof/>
-        </w:rPr>
-        <w:tab/>
-      </w:r>
-      <w:r>
-        <w:rPr>
-          <w:noProof/>
-        </w:rPr>
-        <w:fldChar w:fldCharType="begin"/>
-      </w:r>
-      <w:r>
-        <w:rPr>
-          <w:noProof/>
-        </w:rPr>
-        <w:instrText xml:space="preserve"> PAGEREF _Toc135497982 \h </w:instrText>
-      </w:r>
-      <w:r>
-        <w:rPr>
-          <w:noProof/>
-        </w:rPr>
-      </w:r>
-      <w:r>
-        <w:rPr>
-          <w:noProof/>
-        </w:rPr>
-        <w:fldChar w:fldCharType="separate"/>
-      </w:r>
-      <w:r>
-        <w:rPr>
-          <w:noProof/>
-        </w:rPr>
-        <w:t>4</w:t>
-      </w:r>
-      <w:r>
-        <w:rPr>
-          <w:noProof/>
-        </w:rPr>
-        <w:fldChar w:fldCharType="end"/>
-      </w:r>
-    </w:p>
-    <w:p>
-      <w:pPr>
-        <w:pStyle w:val="TM3"/>
-        <w:rPr>
-          <w:noProof/>
-        </w:rPr>
-      </w:pPr>
-      <w:r>
-        <w:rPr>
-          <w:noProof/>
-        </w:rPr>
-        <w:t>2.1. Définitions</w:t>
-      </w:r>
-      <w:r>
-        <w:rPr>
-          <w:noProof/>
-        </w:rPr>
-        <w:tab/>
-      </w:r>
-      <w:r>
-        <w:rPr>
-          <w:noProof/>
-        </w:rPr>
-        <w:fldChar w:fldCharType="begin"/>
-      </w:r>
-      <w:r>
-        <w:rPr>
-          <w:noProof/>
-        </w:rPr>
-        <w:instrText xml:space="preserve"> PAGEREF _Toc135497983 \h </w:instrText>
-      </w:r>
-      <w:r>
-        <w:rPr>
-          <w:noProof/>
-        </w:rPr>
-      </w:r>
-      <w:r>
-        <w:rPr>
-          <w:noProof/>
-        </w:rPr>
-        <w:fldChar w:fldCharType="separate"/>
-      </w:r>
-      <w:r>
-        <w:rPr>
-          <w:noProof/>
-        </w:rPr>
-        <w:t>4</w:t>
-      </w:r>
-      <w:r>
-        <w:rPr>
-          <w:noProof/>
-        </w:rPr>
-        <w:fldChar w:fldCharType="end"/>
-      </w:r>
-    </w:p>
-    <w:p>
-      <w:pPr>
-        <w:pStyle w:val="TM3"/>
-        <w:rPr>
-          <w:noProof/>
-        </w:rPr>
-      </w:pPr>
-      <w:r>
-        <w:rPr>
-          <w:noProof/>
-        </w:rPr>
-        <w:t>2.2. Langue</w:t>
-      </w:r>
-      <w:r>
-        <w:rPr>
-          <w:noProof/>
-        </w:rPr>
-        <w:tab/>
-      </w:r>
-      <w:r>
-        <w:rPr>
-          <w:noProof/>
-        </w:rPr>
-        <w:fldChar w:fldCharType="begin"/>
-      </w:r>
-      <w:r>
-        <w:rPr>
-          <w:noProof/>
-        </w:rPr>
-        <w:instrText xml:space="preserve"> PAGEREF _Toc135497984 \h </w:instrText>
-      </w:r>
-      <w:r>
-        <w:rPr>
-          <w:noProof/>
-        </w:rPr>
-      </w:r>
-      <w:r>
-        <w:rPr>
-          <w:noProof/>
-        </w:rPr>
-        <w:fldChar w:fldCharType="separate"/>
-      </w:r>
-      <w:r>
-        <w:rPr>
-          <w:noProof/>
-        </w:rPr>
-        <w:t>5</w:t>
-      </w:r>
-      <w:r>
-        <w:rPr>
-          <w:noProof/>
-        </w:rPr>
-        <w:fldChar w:fldCharType="end"/>
-      </w:r>
-    </w:p>
-    <w:p>
-      <w:pPr>
-        <w:pStyle w:val="TM3"/>
-        <w:rPr>
-          <w:noProof/>
-        </w:rPr>
-      </w:pPr>
-      <w:r>
-        <w:rPr>
-          <w:noProof/>
-        </w:rPr>
-        <w:t>2.3. Titres - usage du singulier ou du pluriel</w:t>
-      </w:r>
-      <w:r>
-        <w:rPr>
-          <w:noProof/>
-        </w:rPr>
-        <w:tab/>
-      </w:r>
-      <w:r>
-        <w:rPr>
-          <w:noProof/>
-        </w:rPr>
-        <w:fldChar w:fldCharType="begin"/>
-      </w:r>
-      <w:r>
-        <w:rPr>
-          <w:noProof/>
-        </w:rPr>
-        <w:instrText xml:space="preserve"> PAGEREF _Toc135497985 \h </w:instrText>
-      </w:r>
-      <w:r>
-        <w:rPr>
-          <w:noProof/>
-        </w:rPr>
-      </w:r>
-      <w:r>
-        <w:rPr>
-          <w:noProof/>
-        </w:rPr>
-        <w:fldChar w:fldCharType="separate"/>
-      </w:r>
-      <w:r>
-        <w:rPr>
-          <w:noProof/>
-        </w:rPr>
-        <w:t>5</w:t>
-      </w:r>
-      <w:r>
-        <w:rPr>
-          <w:noProof/>
-        </w:rPr>
-        <w:fldChar w:fldCharType="end"/>
-      </w:r>
-    </w:p>
-    <w:p>
-      <w:pPr>
-        <w:pStyle w:val="TM3"/>
-        <w:rPr>
-          <w:noProof/>
-        </w:rPr>
-      </w:pPr>
-      <w:r>
-        <w:rPr>
-          <w:noProof/>
-        </w:rPr>
-        <w:t>2.4. Termes commerciaux</w:t>
-      </w:r>
-      <w:r>
-        <w:rPr>
-          <w:noProof/>
-        </w:rPr>
-        <w:tab/>
-      </w:r>
-      <w:r>
-        <w:rPr>
-          <w:noProof/>
-        </w:rPr>
-        <w:fldChar w:fldCharType="begin"/>
-      </w:r>
-      <w:r>
-        <w:rPr>
-          <w:noProof/>
-        </w:rPr>
-        <w:instrText xml:space="preserve"> PAGEREF _Toc135497986 \h </w:instrText>
-      </w:r>
-      <w:r>
-        <w:rPr>
-          <w:noProof/>
-        </w:rPr>
-      </w:r>
-      <w:r>
-        <w:rPr>
-          <w:noProof/>
-        </w:rPr>
-        <w:fldChar w:fldCharType="separate"/>
-      </w:r>
-      <w:r>
-        <w:rPr>
-          <w:noProof/>
-        </w:rPr>
-        <w:t>5</w:t>
-      </w:r>
-      <w:r>
-        <w:rPr>
-          <w:noProof/>
-        </w:rPr>
-        <w:fldChar w:fldCharType="end"/>
-      </w:r>
-    </w:p>
-    <w:p>
-      <w:pPr>
-        <w:pStyle w:val="TM2"/>
-        <w:tabs>
-          <w:tab w:val="right" w:leader="dot" w:pos="9062"/>
-        </w:tabs>
-        <w:rPr>
-          <w:noProof/>
-        </w:rPr>
-      </w:pPr>
-      <w:r>
-        <w:rPr>
-          <w:noProof/>
-        </w:rPr>
-        <w:t>Article 3 - Informations générales concernant le Fournisseur</w:t>
-      </w:r>
-      <w:r>
-        <w:rPr>
-          <w:noProof/>
-        </w:rPr>
-        <w:tab/>
-      </w:r>
-      <w:r>
-        <w:rPr>
-          <w:noProof/>
-        </w:rPr>
-        <w:fldChar w:fldCharType="begin"/>
-      </w:r>
-      <w:r>
-        <w:rPr>
-          <w:noProof/>
-        </w:rPr>
-        <w:instrText xml:space="preserve"> PAGEREF _Toc135497987 \h </w:instrText>
-      </w:r>
-      <w:r>
-        <w:rPr>
-          <w:noProof/>
-        </w:rPr>
-      </w:r>
-      <w:r>
-        <w:rPr>
-          <w:noProof/>
-        </w:rPr>
-        <w:fldChar w:fldCharType="separate"/>
-      </w:r>
-      <w:r>
-        <w:rPr>
-          <w:noProof/>
-        </w:rPr>
-        <w:t>5</w:t>
-      </w:r>
-      <w:r>
-        <w:rPr>
-          <w:noProof/>
-        </w:rPr>
-        <w:fldChar w:fldCharType="end"/>
-      </w:r>
-    </w:p>
-    <w:p>
-      <w:pPr>
-        <w:pStyle w:val="TM3"/>
-        <w:rPr>
-          <w:noProof/>
-        </w:rPr>
-      </w:pPr>
-      <w:r>
-        <w:rPr>
-          <w:noProof/>
-        </w:rPr>
-        <w:t>3.1. Représentation du Fournisseur</w:t>
-      </w:r>
-      <w:r>
-        <w:rPr>
-          <w:noProof/>
-        </w:rPr>
-        <w:tab/>
-      </w:r>
-      <w:r>
-        <w:rPr>
-          <w:noProof/>
-        </w:rPr>
-        <w:fldChar w:fldCharType="begin"/>
-      </w:r>
-      <w:r>
-        <w:rPr>
-          <w:noProof/>
-        </w:rPr>
-        <w:instrText xml:space="preserve"> PAGEREF _Toc135497988 \h </w:instrText>
-      </w:r>
-      <w:r>
-        <w:rPr>
-          <w:noProof/>
-        </w:rPr>
-      </w:r>
-      <w:r>
-        <w:rPr>
-          <w:noProof/>
-        </w:rPr>
-        <w:fldChar w:fldCharType="separate"/>
-      </w:r>
-      <w:r>
-        <w:rPr>
-          <w:noProof/>
-        </w:rPr>
-        <w:t>5</w:t>
-      </w:r>
-      <w:r>
-        <w:rPr>
-          <w:noProof/>
-        </w:rPr>
-        <w:fldChar w:fldCharType="end"/>
-      </w:r>
-    </w:p>
-    <w:p>
-      <w:pPr>
-        <w:pStyle w:val="TM3"/>
-        <w:rPr>
-          <w:noProof/>
-        </w:rPr>
-      </w:pPr>
-      <w:r>
-        <w:rPr>
-          <w:noProof/>
-        </w:rPr>
-        <w:t>3.2. Modifications concernant le Fournisseur</w:t>
-      </w:r>
-      <w:r>
-        <w:rPr>
-          <w:noProof/>
-        </w:rPr>
-        <w:tab/>
-      </w:r>
-      <w:r>
-        <w:rPr>
-          <w:noProof/>
-        </w:rPr>
-        <w:fldChar w:fldCharType="begin"/>
-      </w:r>
-      <w:r>
-        <w:rPr>
-          <w:noProof/>
-        </w:rPr>
-        <w:instrText xml:space="preserve"> PAGEREF _Toc135497989 \h </w:instrText>
-      </w:r>
-      <w:r>
-        <w:rPr>
-          <w:noProof/>
-        </w:rPr>
-      </w:r>
-      <w:r>
-        <w:rPr>
-          <w:noProof/>
-        </w:rPr>
-        <w:fldChar w:fldCharType="separate"/>
-      </w:r>
-      <w:r>
-        <w:rPr>
-          <w:noProof/>
-        </w:rPr>
-        <w:t>5</w:t>
-      </w:r>
-      <w:r>
-        <w:rPr>
-          <w:noProof/>
-        </w:rPr>
-        <w:fldChar w:fldCharType="end"/>
-      </w:r>
-    </w:p>
-    <w:p>
-      <w:pPr>
-        <w:pStyle w:val="TM2"/>
-        <w:tabs>
-          <w:tab w:val="right" w:leader="dot" w:pos="9062"/>
-        </w:tabs>
-        <w:rPr>
-          <w:noProof/>
-        </w:rPr>
-      </w:pPr>
-      <w:r>
-        <w:rPr>
-          <w:noProof/>
-        </w:rPr>
-        <w:t>Article 4 - Notifications et décompte des délais</w:t>
-      </w:r>
-      <w:r>
-        <w:rPr>
-          <w:noProof/>
-        </w:rPr>
-        <w:tab/>
-      </w:r>
-      <w:r>
-        <w:rPr>
-          <w:noProof/>
-        </w:rPr>
-        <w:fldChar w:fldCharType="begin"/>
-      </w:r>
-      <w:r>
-        <w:rPr>
-          <w:noProof/>
-        </w:rPr>
-        <w:instrText xml:space="preserve"> PAGEREF _Toc135497990 \h </w:instrText>
-      </w:r>
-      <w:r>
-        <w:rPr>
-          <w:noProof/>
-        </w:rPr>
-      </w:r>
-      <w:r>
-        <w:rPr>
-          <w:noProof/>
-        </w:rPr>
-        <w:fldChar w:fldCharType="separate"/>
-      </w:r>
-      <w:r>
-        <w:rPr>
-          <w:noProof/>
-        </w:rPr>
-        <w:t>5</w:t>
-      </w:r>
-      <w:r>
-        <w:rPr>
-          <w:noProof/>
-        </w:rPr>
-        <w:fldChar w:fldCharType="end"/>
-      </w:r>
-    </w:p>
-    <w:p>
-      <w:pPr>
-        <w:pStyle w:val="TM3"/>
-        <w:rPr>
-          <w:noProof/>
-        </w:rPr>
-      </w:pPr>
-      <w:r>
-        <w:rPr>
-          <w:noProof/>
-        </w:rPr>
-        <w:t>4.1. Forme des notifications et communications</w:t>
-      </w:r>
-      <w:r>
-        <w:rPr>
-          <w:noProof/>
-        </w:rPr>
-        <w:tab/>
-      </w:r>
-      <w:r>
-        <w:rPr>
-          <w:noProof/>
-        </w:rPr>
-        <w:fldChar w:fldCharType="begin"/>
-      </w:r>
-      <w:r>
-        <w:rPr>
-          <w:noProof/>
-        </w:rPr>
-        <w:instrText xml:space="preserve"> PAGEREF _Toc135497991 \h </w:instrText>
-      </w:r>
-      <w:r>
-        <w:rPr>
-          <w:noProof/>
-        </w:rPr>
-      </w:r>
-      <w:r>
-        <w:rPr>
-          <w:noProof/>
-        </w:rPr>
-        <w:fldChar w:fldCharType="separate"/>
-      </w:r>
-      <w:r>
-        <w:rPr>
-          <w:noProof/>
-        </w:rPr>
-        <w:t>5</w:t>
-      </w:r>
-      <w:r>
-        <w:rPr>
-          <w:noProof/>
-        </w:rPr>
-        <w:fldChar w:fldCharType="end"/>
-      </w:r>
-    </w:p>
-    <w:p>
-      <w:pPr>
-        <w:pStyle w:val="TM3"/>
-        <w:rPr>
-          <w:noProof/>
-        </w:rPr>
-      </w:pPr>
-      <w:r>
-        <w:rPr>
-          <w:noProof/>
-        </w:rPr>
-        <w:t>4.2. Décompte des délais</w:t>
-      </w:r>
-      <w:r>
-        <w:rPr>
-          <w:noProof/>
-        </w:rPr>
-        <w:tab/>
-      </w:r>
-      <w:r>
-        <w:rPr>
-          <w:noProof/>
-        </w:rPr>
-        <w:fldChar w:fldCharType="begin"/>
-      </w:r>
-      <w:r>
-        <w:rPr>
-          <w:noProof/>
-        </w:rPr>
-        <w:instrText xml:space="preserve"> PAGEREF _Toc135497992 \h </w:instrText>
-      </w:r>
-      <w:r>
-        <w:rPr>
-          <w:noProof/>
-        </w:rPr>
-      </w:r>
-      <w:r>
-        <w:rPr>
-          <w:noProof/>
-        </w:rPr>
-        <w:fldChar w:fldCharType="separate"/>
-      </w:r>
-      <w:r>
-        <w:rPr>
-          <w:noProof/>
-        </w:rPr>
-        <w:t>6</w:t>
-      </w:r>
-      <w:r>
-        <w:rPr>
-          <w:noProof/>
-        </w:rPr>
-        <w:fldChar w:fldCharType="end"/>
-      </w:r>
-    </w:p>
-    <w:p>
-      <w:pPr>
-        <w:pStyle w:val="TM2"/>
-        <w:tabs>
-          <w:tab w:val="right" w:leader="dot" w:pos="9062"/>
-        </w:tabs>
-        <w:rPr>
-          <w:noProof/>
-        </w:rPr>
-      </w:pPr>
-      <w:r>
-        <w:rPr>
-          <w:noProof/>
-        </w:rPr>
-        <w:t>Article 5. - Groupements et sous-traitance</w:t>
-      </w:r>
-      <w:r>
-        <w:rPr>
-          <w:noProof/>
-        </w:rPr>
-        <w:tab/>
-      </w:r>
-      <w:r>
-        <w:rPr>
-          <w:noProof/>
-        </w:rPr>
-        <w:fldChar w:fldCharType="begin"/>
-      </w:r>
-      <w:r>
-        <w:rPr>
-          <w:noProof/>
-        </w:rPr>
-        <w:instrText xml:space="preserve"> PAGEREF _Toc135497993 \h </w:instrText>
-      </w:r>
-      <w:r>
-        <w:rPr>
-          <w:noProof/>
-        </w:rPr>
-      </w:r>
-      <w:r>
-        <w:rPr>
-          <w:noProof/>
-        </w:rPr>
-        <w:fldChar w:fldCharType="separate"/>
-      </w:r>
-      <w:r>
-        <w:rPr>
-          <w:noProof/>
-        </w:rPr>
-        <w:t>6</w:t>
-      </w:r>
-      <w:r>
-        <w:rPr>
-          <w:noProof/>
-        </w:rPr>
-        <w:fldChar w:fldCharType="end"/>
-      </w:r>
-    </w:p>
-    <w:p>
-      <w:pPr>
-        <w:pStyle w:val="TM3"/>
-        <w:rPr>
-          <w:noProof/>
-        </w:rPr>
-      </w:pPr>
-      <w:r>
-        <w:rPr>
-          <w:noProof/>
-        </w:rPr>
-        <w:t>5.1. Groupements</w:t>
-      </w:r>
-      <w:r>
-        <w:rPr>
-          <w:noProof/>
-        </w:rPr>
-        <w:tab/>
-      </w:r>
-      <w:r>
-        <w:rPr>
-          <w:noProof/>
-        </w:rPr>
-        <w:fldChar w:fldCharType="begin"/>
-      </w:r>
-      <w:r>
-        <w:rPr>
-          <w:noProof/>
-        </w:rPr>
-        <w:instrText xml:space="preserve"> PAGEREF _Toc135497994 \h </w:instrText>
-      </w:r>
-      <w:r>
-        <w:rPr>
-          <w:noProof/>
-        </w:rPr>
-      </w:r>
-      <w:r>
-        <w:rPr>
-          <w:noProof/>
-        </w:rPr>
-        <w:fldChar w:fldCharType="separate"/>
-      </w:r>
-      <w:r>
-        <w:rPr>
-          <w:noProof/>
-        </w:rPr>
-        <w:t>6</w:t>
-      </w:r>
-      <w:r>
-        <w:rPr>
-          <w:noProof/>
-        </w:rPr>
-        <w:fldChar w:fldCharType="end"/>
-      </w:r>
-    </w:p>
-    <w:p>
-      <w:pPr>
-        <w:pStyle w:val="TM3"/>
-        <w:rPr>
-          <w:noProof/>
-        </w:rPr>
-      </w:pPr>
-      <w:r>
-        <w:rPr>
-          <w:noProof/>
-        </w:rPr>
-        <w:t>5.2. Sous-traitance</w:t>
-      </w:r>
-      <w:r>
-        <w:rPr>
-          <w:noProof/>
-        </w:rPr>
-        <w:tab/>
-      </w:r>
-      <w:r>
-        <w:rPr>
-          <w:noProof/>
-        </w:rPr>
-        <w:fldChar w:fldCharType="begin"/>
-      </w:r>
-      <w:r>
-        <w:rPr>
-          <w:noProof/>
-        </w:rPr>
-        <w:instrText xml:space="preserve"> PAGEREF _Toc135497995 \h </w:instrText>
-      </w:r>
-      <w:r>
-        <w:rPr>
-          <w:noProof/>
-        </w:rPr>
-      </w:r>
-      <w:r>
-        <w:rPr>
-          <w:noProof/>
-        </w:rPr>
-        <w:fldChar w:fldCharType="separate"/>
-      </w:r>
-      <w:r>
-        <w:rPr>
-          <w:noProof/>
-        </w:rPr>
-        <w:t>7</w:t>
-      </w:r>
-      <w:r>
-        <w:rPr>
-          <w:noProof/>
-        </w:rPr>
-        <w:fldChar w:fldCharType="end"/>
-      </w:r>
-    </w:p>
-    <w:p>
-      <w:pPr>
-        <w:pStyle w:val="TM2"/>
-        <w:tabs>
-          <w:tab w:val="right" w:leader="dot" w:pos="9062"/>
-        </w:tabs>
-        <w:rPr>
-          <w:noProof/>
-        </w:rPr>
-      </w:pPr>
-      <w:r>
-        <w:rPr>
-          <w:noProof/>
-        </w:rPr>
-        <w:t>Article 6 - Pièces contractuelles</w:t>
-      </w:r>
-      <w:r>
-        <w:rPr>
-          <w:noProof/>
-        </w:rPr>
-        <w:tab/>
-      </w:r>
-      <w:r>
-        <w:rPr>
-          <w:noProof/>
-        </w:rPr>
-        <w:fldChar w:fldCharType="begin"/>
-      </w:r>
-      <w:r>
-        <w:rPr>
-          <w:noProof/>
-        </w:rPr>
-        <w:instrText xml:space="preserve"> PAGEREF _Toc135497996 \h </w:instrText>
-      </w:r>
-      <w:r>
-        <w:rPr>
-          <w:noProof/>
-        </w:rPr>
-      </w:r>
-      <w:r>
-        <w:rPr>
-          <w:noProof/>
-        </w:rPr>
-        <w:fldChar w:fldCharType="separate"/>
-      </w:r>
-      <w:r>
-        <w:rPr>
-          <w:noProof/>
-        </w:rPr>
-        <w:t>8</w:t>
-      </w:r>
-      <w:r>
-        <w:rPr>
-          <w:noProof/>
-        </w:rPr>
-        <w:fldChar w:fldCharType="end"/>
-      </w:r>
-    </w:p>
-    <w:p>
-      <w:pPr>
-        <w:pStyle w:val="TM3"/>
-        <w:rPr>
-          <w:noProof/>
-        </w:rPr>
-      </w:pPr>
-      <w:r>
-        <w:rPr>
-          <w:noProof/>
-        </w:rPr>
-        <w:t>6.1. Pièces constitutives du Marché - Ordre de priorité</w:t>
-      </w:r>
-      <w:r>
-        <w:rPr>
-          <w:noProof/>
-        </w:rPr>
-        <w:tab/>
-      </w:r>
-      <w:r>
-        <w:rPr>
-          <w:noProof/>
-        </w:rPr>
-        <w:fldChar w:fldCharType="begin"/>
-      </w:r>
-      <w:r>
-        <w:rPr>
-          <w:noProof/>
-        </w:rPr>
-        <w:instrText xml:space="preserve"> PAGEREF _Toc135497997 \h </w:instrText>
-      </w:r>
-      <w:r>
-        <w:rPr>
-          <w:noProof/>
-        </w:rPr>
-      </w:r>
-      <w:r>
-        <w:rPr>
-          <w:noProof/>
-        </w:rPr>
-        <w:fldChar w:fldCharType="separate"/>
-      </w:r>
-      <w:r>
-        <w:rPr>
-          <w:noProof/>
-        </w:rPr>
-        <w:t>8</w:t>
-      </w:r>
-      <w:r>
-        <w:rPr>
-          <w:noProof/>
-        </w:rPr>
-        <w:fldChar w:fldCharType="end"/>
-      </w:r>
-    </w:p>
-    <w:p>
-      <w:pPr>
-        <w:pStyle w:val="TM3"/>
-        <w:rPr>
-          <w:noProof/>
-        </w:rPr>
-      </w:pPr>
-      <w:r>
-        <w:rPr>
-          <w:noProof/>
-        </w:rPr>
-        <w:t>6.2. Ordres de modification et Avenants</w:t>
-      </w:r>
-      <w:r>
-        <w:rPr>
-          <w:noProof/>
-        </w:rPr>
-        <w:tab/>
-      </w:r>
-      <w:r>
-        <w:rPr>
-          <w:noProof/>
-        </w:rPr>
-        <w:fldChar w:fldCharType="begin"/>
-      </w:r>
-      <w:r>
-        <w:rPr>
-          <w:noProof/>
-        </w:rPr>
-        <w:instrText xml:space="preserve"> PAGEREF _Toc135497998 \h </w:instrText>
-      </w:r>
-      <w:r>
-        <w:rPr>
-          <w:noProof/>
-        </w:rPr>
-      </w:r>
-      <w:r>
-        <w:rPr>
-          <w:noProof/>
-        </w:rPr>
-        <w:fldChar w:fldCharType="separate"/>
-      </w:r>
-      <w:r>
-        <w:rPr>
-          <w:noProof/>
-        </w:rPr>
-        <w:t>8</w:t>
-      </w:r>
-      <w:r>
-        <w:rPr>
-          <w:noProof/>
-        </w:rPr>
-        <w:fldChar w:fldCharType="end"/>
-      </w:r>
-    </w:p>
-    <w:p>
-      <w:pPr>
-        <w:pStyle w:val="TM3"/>
-        <w:rPr>
-          <w:noProof/>
-        </w:rPr>
-      </w:pPr>
-      <w:r>
-        <w:rPr>
-          <w:noProof/>
-        </w:rPr>
-        <w:t>6.3. Pièces à délivrer au Fournisseur - Nantissement</w:t>
-      </w:r>
-      <w:r>
-        <w:rPr>
-          <w:noProof/>
-        </w:rPr>
-        <w:tab/>
-      </w:r>
-      <w:r>
-        <w:rPr>
-          <w:noProof/>
-        </w:rPr>
-        <w:fldChar w:fldCharType="begin"/>
-      </w:r>
-      <w:r>
-        <w:rPr>
-          <w:noProof/>
-        </w:rPr>
-        <w:instrText xml:space="preserve"> PAGEREF _Toc135497999 \h </w:instrText>
-      </w:r>
-      <w:r>
-        <w:rPr>
-          <w:noProof/>
-        </w:rPr>
-      </w:r>
-      <w:r>
-        <w:rPr>
-          <w:noProof/>
-        </w:rPr>
-        <w:fldChar w:fldCharType="separate"/>
-      </w:r>
-      <w:r>
-        <w:rPr>
-          <w:noProof/>
-        </w:rPr>
-        <w:t>9</w:t>
-      </w:r>
-      <w:r>
-        <w:rPr>
-          <w:noProof/>
-        </w:rPr>
-        <w:fldChar w:fldCharType="end"/>
-      </w:r>
-    </w:p>
-    <w:p>
-      <w:pPr>
-        <w:pStyle w:val="TM2"/>
-        <w:tabs>
-          <w:tab w:val="right" w:leader="dot" w:pos="9062"/>
-        </w:tabs>
-        <w:rPr>
-          <w:noProof/>
-        </w:rPr>
-      </w:pPr>
-      <w:r>
-        <w:rPr>
-          <w:noProof/>
-        </w:rPr>
-        <w:t>Article 7 - Obligation de confidentialité - Secret - Mesures de sécurité</w:t>
-      </w:r>
-      <w:r>
-        <w:rPr>
-          <w:noProof/>
-        </w:rPr>
-        <w:tab/>
-      </w:r>
-      <w:r>
-        <w:rPr>
-          <w:noProof/>
-        </w:rPr>
-        <w:fldChar w:fldCharType="begin"/>
-      </w:r>
-      <w:r>
-        <w:rPr>
-          <w:noProof/>
-        </w:rPr>
-        <w:instrText xml:space="preserve"> PAGEREF _Toc135498000 \h </w:instrText>
-      </w:r>
-      <w:r>
-        <w:rPr>
-          <w:noProof/>
-        </w:rPr>
-      </w:r>
-      <w:r>
-        <w:rPr>
-          <w:noProof/>
-        </w:rPr>
-        <w:fldChar w:fldCharType="separate"/>
-      </w:r>
-      <w:r>
-        <w:rPr>
-          <w:noProof/>
-        </w:rPr>
-        <w:t>10</w:t>
-      </w:r>
-      <w:r>
-        <w:rPr>
-          <w:noProof/>
-        </w:rPr>
-        <w:fldChar w:fldCharType="end"/>
-      </w:r>
-    </w:p>
-    <w:p>
-      <w:pPr>
-        <w:pStyle w:val="TM3"/>
-        <w:rPr>
-          <w:noProof/>
-        </w:rPr>
-      </w:pPr>
-      <w:r>
-        <w:rPr>
-          <w:noProof/>
-        </w:rPr>
-        <w:t>7.1. Obligation de confidentialité :</w:t>
-      </w:r>
-      <w:r>
-        <w:rPr>
-          <w:noProof/>
-        </w:rPr>
-        <w:tab/>
-      </w:r>
-      <w:r>
-        <w:rPr>
-          <w:noProof/>
-        </w:rPr>
-        <w:fldChar w:fldCharType="begin"/>
-      </w:r>
-      <w:r>
-        <w:rPr>
-          <w:noProof/>
-        </w:rPr>
-        <w:instrText xml:space="preserve"> PAGEREF _Toc135498001 \h </w:instrText>
-      </w:r>
-      <w:r>
-        <w:rPr>
-          <w:noProof/>
-        </w:rPr>
-      </w:r>
-      <w:r>
-        <w:rPr>
-          <w:noProof/>
-        </w:rPr>
-        <w:fldChar w:fldCharType="separate"/>
-      </w:r>
-      <w:r>
-        <w:rPr>
-          <w:noProof/>
-        </w:rPr>
-        <w:t>10</w:t>
-      </w:r>
-      <w:r>
-        <w:rPr>
-          <w:noProof/>
-        </w:rPr>
-        <w:fldChar w:fldCharType="end"/>
-      </w:r>
-    </w:p>
-    <w:p>
-      <w:pPr>
-        <w:pStyle w:val="TM3"/>
-        <w:rPr>
-          <w:noProof/>
-        </w:rPr>
-      </w:pPr>
-      <w:r>
-        <w:rPr>
-          <w:noProof/>
-        </w:rPr>
-        <w:t>7.2. Mesures de sécurité ou de protection du secret:</w:t>
-      </w:r>
-      <w:r>
-        <w:rPr>
-          <w:noProof/>
-        </w:rPr>
-        <w:tab/>
-      </w:r>
-      <w:r>
-        <w:rPr>
-          <w:noProof/>
-        </w:rPr>
-        <w:fldChar w:fldCharType="begin"/>
-      </w:r>
-      <w:r>
-        <w:rPr>
-          <w:noProof/>
-        </w:rPr>
-        <w:instrText xml:space="preserve"> PAGEREF _Toc135498002 \h </w:instrText>
-      </w:r>
-      <w:r>
-        <w:rPr>
-          <w:noProof/>
-        </w:rPr>
-      </w:r>
-      <w:r>
-        <w:rPr>
-          <w:noProof/>
-        </w:rPr>
-        <w:fldChar w:fldCharType="separate"/>
-      </w:r>
-      <w:r>
-        <w:rPr>
-          <w:noProof/>
-        </w:rPr>
-        <w:t>10</w:t>
-      </w:r>
-      <w:r>
-        <w:rPr>
-          <w:noProof/>
-        </w:rPr>
-        <w:fldChar w:fldCharType="end"/>
-      </w:r>
-    </w:p>
-    <w:p>
-      <w:pPr>
-        <w:pStyle w:val="TM1"/>
-        <w:rPr>
-          <w:noProof/>
-        </w:rPr>
-      </w:pPr>
-      <w:r>
-        <w:rPr>
-          <w:noProof/>
-        </w:rPr>
-        <w:t>CHAPITRE II</w:t>
-      </w:r>
-      <w:r>
-        <w:rPr>
-          <w:noProof/>
-        </w:rPr>
-        <w:tab/>
-      </w:r>
-      <w:r>
-        <w:rPr>
-          <w:noProof/>
-        </w:rPr>
-        <w:fldChar w:fldCharType="begin"/>
-      </w:r>
-      <w:r>
-        <w:rPr>
-          <w:noProof/>
-        </w:rPr>
-        <w:instrText xml:space="preserve"> PAGEREF _Toc135498003 \h </w:instrText>
-      </w:r>
-      <w:r>
-        <w:rPr>
-          <w:noProof/>
-        </w:rPr>
-      </w:r>
-      <w:r>
-        <w:rPr>
-          <w:noProof/>
-        </w:rPr>
-        <w:fldChar w:fldCharType="separate"/>
-      </w:r>
-      <w:r>
-        <w:rPr>
-          <w:noProof/>
-        </w:rPr>
-        <w:t>11</w:t>
-      </w:r>
-      <w:r>
-        <w:rPr>
-          <w:noProof/>
-        </w:rPr>
-        <w:fldChar w:fldCharType="end"/>
-      </w:r>
-    </w:p>
-    <w:p>
-      <w:pPr>
-        <w:pStyle w:val="TM1"/>
-        <w:rPr>
-          <w:noProof/>
-        </w:rPr>
-      </w:pPr>
-      <w:r>
-        <w:rPr>
-          <w:noProof/>
-        </w:rPr>
-        <w:t>PRIX ET REGLEMENT DES COMPTES</w:t>
-      </w:r>
-      <w:r>
-        <w:rPr>
-          <w:noProof/>
-        </w:rPr>
-        <w:tab/>
-      </w:r>
-      <w:r>
-        <w:rPr>
-          <w:noProof/>
-        </w:rPr>
-        <w:fldChar w:fldCharType="begin"/>
-      </w:r>
-      <w:r>
-        <w:rPr>
-          <w:noProof/>
-        </w:rPr>
-        <w:instrText xml:space="preserve"> PAGEREF _Toc135498004 \h </w:instrText>
-      </w:r>
-      <w:r>
-        <w:rPr>
-          <w:noProof/>
-        </w:rPr>
-      </w:r>
-      <w:r>
-        <w:rPr>
-          <w:noProof/>
-        </w:rPr>
-        <w:fldChar w:fldCharType="separate"/>
-      </w:r>
-      <w:r>
-        <w:rPr>
-          <w:noProof/>
-        </w:rPr>
-        <w:t>11</w:t>
-      </w:r>
-      <w:r>
-        <w:rPr>
-          <w:noProof/>
-        </w:rPr>
-        <w:fldChar w:fldCharType="end"/>
-      </w:r>
-    </w:p>
-    <w:p>
-      <w:pPr>
-        <w:pStyle w:val="TM2"/>
-        <w:tabs>
-          <w:tab w:val="right" w:leader="dot" w:pos="9062"/>
-        </w:tabs>
-        <w:rPr>
-          <w:noProof/>
-        </w:rPr>
-      </w:pPr>
-      <w:r>
-        <w:rPr>
-          <w:noProof/>
-        </w:rPr>
-        <w:t>Article 8 - Contenu et caractère des prix</w:t>
-      </w:r>
-      <w:r>
-        <w:rPr>
-          <w:noProof/>
-        </w:rPr>
-        <w:tab/>
-      </w:r>
-      <w:r>
-        <w:rPr>
-          <w:noProof/>
-        </w:rPr>
-        <w:fldChar w:fldCharType="begin"/>
-      </w:r>
-      <w:r>
-        <w:rPr>
-          <w:noProof/>
-        </w:rPr>
-        <w:instrText xml:space="preserve"> PAGEREF _Toc135498005 \h </w:instrText>
-      </w:r>
-      <w:r>
-        <w:rPr>
-          <w:noProof/>
-        </w:rPr>
-      </w:r>
-      <w:r>
-        <w:rPr>
-          <w:noProof/>
-        </w:rPr>
-        <w:fldChar w:fldCharType="separate"/>
-      </w:r>
-      <w:r>
-        <w:rPr>
-          <w:noProof/>
-        </w:rPr>
-        <w:t>11</w:t>
-      </w:r>
-      <w:r>
-        <w:rPr>
-          <w:noProof/>
-        </w:rPr>
-        <w:fldChar w:fldCharType="end"/>
-      </w:r>
-    </w:p>
-    <w:p>
-      <w:pPr>
-        <w:pStyle w:val="TM3"/>
-        <w:rPr>
-          <w:noProof/>
-        </w:rPr>
-      </w:pPr>
-      <w:r>
-        <w:rPr>
-          <w:noProof/>
-        </w:rPr>
-        <w:t>8.1. Contenu des prix</w:t>
-      </w:r>
-      <w:r>
-        <w:rPr>
-          <w:noProof/>
-        </w:rPr>
-        <w:tab/>
-      </w:r>
-      <w:r>
-        <w:rPr>
-          <w:noProof/>
-        </w:rPr>
-        <w:fldChar w:fldCharType="begin"/>
-      </w:r>
-      <w:r>
-        <w:rPr>
-          <w:noProof/>
-        </w:rPr>
-        <w:instrText xml:space="preserve"> PAGEREF _Toc135498006 \h </w:instrText>
-      </w:r>
-      <w:r>
-        <w:rPr>
-          <w:noProof/>
-        </w:rPr>
-      </w:r>
-      <w:r>
-        <w:rPr>
-          <w:noProof/>
-        </w:rPr>
-        <w:fldChar w:fldCharType="separate"/>
-      </w:r>
-      <w:r>
-        <w:rPr>
-          <w:noProof/>
-        </w:rPr>
-        <w:t>11</w:t>
-      </w:r>
-      <w:r>
-        <w:rPr>
-          <w:noProof/>
-        </w:rPr>
-        <w:fldChar w:fldCharType="end"/>
-      </w:r>
-    </w:p>
-    <w:p>
-      <w:pPr>
-        <w:pStyle w:val="TM3"/>
-        <w:rPr>
-          <w:noProof/>
-        </w:rPr>
-      </w:pPr>
-      <w:r>
-        <w:rPr>
-          <w:noProof/>
-        </w:rPr>
-        <w:t>8.2. Variation dans les prix</w:t>
-      </w:r>
-      <w:r>
-        <w:rPr>
-          <w:noProof/>
-        </w:rPr>
-        <w:tab/>
-      </w:r>
-      <w:r>
-        <w:rPr>
-          <w:noProof/>
-        </w:rPr>
-        <w:fldChar w:fldCharType="begin"/>
-      </w:r>
-      <w:r>
-        <w:rPr>
-          <w:noProof/>
-        </w:rPr>
-        <w:instrText xml:space="preserve"> PAGEREF _Toc135498007 \h </w:instrText>
-      </w:r>
-      <w:r>
-        <w:rPr>
-          <w:noProof/>
-        </w:rPr>
-      </w:r>
-      <w:r>
-        <w:rPr>
-          <w:noProof/>
-        </w:rPr>
-        <w:fldChar w:fldCharType="separate"/>
-      </w:r>
-      <w:r>
-        <w:rPr>
-          <w:noProof/>
-        </w:rPr>
-        <w:t>11</w:t>
-      </w:r>
-      <w:r>
-        <w:rPr>
-          <w:noProof/>
-        </w:rPr>
-        <w:fldChar w:fldCharType="end"/>
-      </w:r>
-    </w:p>
-    <w:p>
-      <w:pPr>
-        <w:pStyle w:val="TM2"/>
-        <w:tabs>
-          <w:tab w:val="right" w:leader="dot" w:pos="9062"/>
-        </w:tabs>
-        <w:rPr>
-          <w:noProof/>
-        </w:rPr>
-      </w:pPr>
-      <w:r>
-        <w:rPr>
-          <w:noProof/>
-        </w:rPr>
-        <w:t>Article 9 - Modalités de règlement du Marché</w:t>
-      </w:r>
-      <w:r>
-        <w:rPr>
-          <w:noProof/>
-        </w:rPr>
-        <w:tab/>
-      </w:r>
-      <w:r>
-        <w:rPr>
-          <w:noProof/>
-        </w:rPr>
-        <w:fldChar w:fldCharType="begin"/>
-      </w:r>
-      <w:r>
-        <w:rPr>
-          <w:noProof/>
-        </w:rPr>
-        <w:instrText xml:space="preserve"> PAGEREF _Toc135498008 \h </w:instrText>
-      </w:r>
-      <w:r>
-        <w:rPr>
-          <w:noProof/>
-        </w:rPr>
-      </w:r>
-      <w:r>
-        <w:rPr>
-          <w:noProof/>
-        </w:rPr>
-        <w:fldChar w:fldCharType="separate"/>
-      </w:r>
-      <w:r>
-        <w:rPr>
-          <w:noProof/>
-        </w:rPr>
-        <w:t>12</w:t>
-      </w:r>
-      <w:r>
-        <w:rPr>
-          <w:noProof/>
-        </w:rPr>
-        <w:fldChar w:fldCharType="end"/>
-      </w:r>
-    </w:p>
-    <w:p>
-      <w:pPr>
-        <w:pStyle w:val="TM3"/>
-        <w:rPr>
-          <w:noProof/>
-        </w:rPr>
-      </w:pPr>
-      <w:r>
-        <w:rPr>
-          <w:noProof/>
-        </w:rPr>
-        <w:t>9.1. Avance</w:t>
-      </w:r>
-      <w:r>
-        <w:rPr>
-          <w:noProof/>
-        </w:rPr>
-        <w:tab/>
-      </w:r>
-      <w:r>
-        <w:rPr>
-          <w:noProof/>
-        </w:rPr>
-        <w:fldChar w:fldCharType="begin"/>
-      </w:r>
-      <w:r>
-        <w:rPr>
-          <w:noProof/>
-        </w:rPr>
-        <w:instrText xml:space="preserve"> PAGEREF _Toc135498009 \h </w:instrText>
-      </w:r>
-      <w:r>
-        <w:rPr>
-          <w:noProof/>
-        </w:rPr>
-      </w:r>
-      <w:r>
-        <w:rPr>
-          <w:noProof/>
-        </w:rPr>
-        <w:fldChar w:fldCharType="separate"/>
-      </w:r>
-      <w:r>
-        <w:rPr>
-          <w:noProof/>
-        </w:rPr>
-        <w:t>12</w:t>
-      </w:r>
-      <w:r>
-        <w:rPr>
-          <w:noProof/>
-        </w:rPr>
-        <w:fldChar w:fldCharType="end"/>
-      </w:r>
-    </w:p>
-    <w:p>
-      <w:pPr>
-        <w:pStyle w:val="TM3"/>
-        <w:rPr>
-          <w:noProof/>
-        </w:rPr>
-      </w:pPr>
-      <w:r>
-        <w:rPr>
-          <w:noProof/>
-        </w:rPr>
-        <w:t>9.2. Remise du décompte, de la facture ou du mémoire :</w:t>
-      </w:r>
-      <w:r>
-        <w:rPr>
-          <w:noProof/>
-        </w:rPr>
-        <w:tab/>
-      </w:r>
-      <w:r>
-        <w:rPr>
-          <w:noProof/>
-        </w:rPr>
-        <w:fldChar w:fldCharType="begin"/>
-      </w:r>
-      <w:r>
-        <w:rPr>
-          <w:noProof/>
-        </w:rPr>
-        <w:instrText xml:space="preserve"> PAGEREF _Toc135498010 \h </w:instrText>
-      </w:r>
-      <w:r>
-        <w:rPr>
-          <w:noProof/>
-        </w:rPr>
-      </w:r>
-      <w:r>
-        <w:rPr>
-          <w:noProof/>
-        </w:rPr>
-        <w:fldChar w:fldCharType="separate"/>
-      </w:r>
-      <w:r>
-        <w:rPr>
-          <w:noProof/>
-        </w:rPr>
-        <w:t>12</w:t>
-      </w:r>
-      <w:r>
-        <w:rPr>
-          <w:noProof/>
-        </w:rPr>
-        <w:fldChar w:fldCharType="end"/>
-      </w:r>
-    </w:p>
-    <w:p>
-      <w:pPr>
-        <w:pStyle w:val="TM3"/>
-        <w:rPr>
-          <w:noProof/>
-        </w:rPr>
-      </w:pPr>
-      <w:r>
-        <w:rPr>
-          <w:noProof/>
-        </w:rPr>
-        <w:t>9.3. Acceptation du décompte, de la facture ou du mémoire</w:t>
-      </w:r>
-      <w:r>
-        <w:rPr>
-          <w:noProof/>
-        </w:rPr>
-        <w:tab/>
-      </w:r>
-      <w:r>
-        <w:rPr>
-          <w:noProof/>
-        </w:rPr>
-        <w:fldChar w:fldCharType="begin"/>
-      </w:r>
-      <w:r>
-        <w:rPr>
-          <w:noProof/>
-        </w:rPr>
-        <w:instrText xml:space="preserve"> PAGEREF _Toc135498011 \h </w:instrText>
-      </w:r>
-      <w:r>
-        <w:rPr>
-          <w:noProof/>
-        </w:rPr>
-      </w:r>
-      <w:r>
-        <w:rPr>
-          <w:noProof/>
-        </w:rPr>
-        <w:fldChar w:fldCharType="separate"/>
-      </w:r>
-      <w:r>
-        <w:rPr>
-          <w:noProof/>
-        </w:rPr>
-        <w:t>13</w:t>
-      </w:r>
-      <w:r>
-        <w:rPr>
-          <w:noProof/>
-        </w:rPr>
-        <w:fldChar w:fldCharType="end"/>
-      </w:r>
-    </w:p>
-    <w:p>
-      <w:pPr>
-        <w:pStyle w:val="TM3"/>
-        <w:rPr>
-          <w:noProof/>
-        </w:rPr>
-      </w:pPr>
-      <w:r>
-        <w:rPr>
-          <w:noProof/>
-        </w:rPr>
-        <w:t>9.4. Paiements</w:t>
-      </w:r>
-      <w:r>
-        <w:rPr>
-          <w:noProof/>
-        </w:rPr>
-        <w:tab/>
-      </w:r>
-      <w:r>
-        <w:rPr>
-          <w:noProof/>
-        </w:rPr>
-        <w:fldChar w:fldCharType="begin"/>
-      </w:r>
-      <w:r>
-        <w:rPr>
-          <w:noProof/>
-        </w:rPr>
-        <w:instrText xml:space="preserve"> PAGEREF _Toc135498012 \h </w:instrText>
-      </w:r>
-      <w:r>
-        <w:rPr>
-          <w:noProof/>
-        </w:rPr>
-      </w:r>
-      <w:r>
-        <w:rPr>
-          <w:noProof/>
-        </w:rPr>
-        <w:fldChar w:fldCharType="separate"/>
-      </w:r>
-      <w:r>
-        <w:rPr>
-          <w:noProof/>
-        </w:rPr>
-        <w:t>13</w:t>
-      </w:r>
-      <w:r>
-        <w:rPr>
-          <w:noProof/>
-        </w:rPr>
-        <w:fldChar w:fldCharType="end"/>
-      </w:r>
-    </w:p>
-    <w:p>
-      <w:pPr>
-        <w:pStyle w:val="TM3"/>
-        <w:rPr>
-          <w:noProof/>
-        </w:rPr>
-      </w:pPr>
-      <w:r>
-        <w:rPr>
-          <w:noProof/>
-        </w:rPr>
-        <w:t>9.5. Suspension</w:t>
-      </w:r>
-      <w:r>
-        <w:rPr>
-          <w:noProof/>
-        </w:rPr>
-        <w:tab/>
-      </w:r>
-      <w:r>
-        <w:rPr>
-          <w:noProof/>
-        </w:rPr>
-        <w:fldChar w:fldCharType="begin"/>
-      </w:r>
-      <w:r>
-        <w:rPr>
-          <w:noProof/>
-        </w:rPr>
-        <w:instrText xml:space="preserve"> PAGEREF _Toc135498013 \h </w:instrText>
-      </w:r>
-      <w:r>
-        <w:rPr>
-          <w:noProof/>
-        </w:rPr>
-      </w:r>
-      <w:r>
-        <w:rPr>
-          <w:noProof/>
-        </w:rPr>
-        <w:fldChar w:fldCharType="separate"/>
-      </w:r>
-      <w:r>
-        <w:rPr>
-          <w:noProof/>
-        </w:rPr>
-        <w:t>13</w:t>
-      </w:r>
-      <w:r>
-        <w:rPr>
-          <w:noProof/>
-        </w:rPr>
-        <w:fldChar w:fldCharType="end"/>
-      </w:r>
-    </w:p>
-    <w:p>
-      <w:pPr>
-        <w:pStyle w:val="TM3"/>
-        <w:rPr>
-          <w:noProof/>
-        </w:rPr>
-      </w:pPr>
-      <w:r>
-        <w:rPr>
-          <w:noProof/>
-        </w:rPr>
-        <w:t>9.6. Règlement des Fournisseurs groupés ou des sous-traitants payés directement</w:t>
-      </w:r>
-      <w:r>
-        <w:rPr>
-          <w:noProof/>
-        </w:rPr>
-        <w:tab/>
-      </w:r>
-      <w:r>
-        <w:rPr>
-          <w:noProof/>
-        </w:rPr>
-        <w:fldChar w:fldCharType="begin"/>
-      </w:r>
-      <w:r>
-        <w:rPr>
-          <w:noProof/>
-        </w:rPr>
-        <w:instrText xml:space="preserve"> PAGEREF _Toc135498014 \h </w:instrText>
-      </w:r>
-      <w:r>
-        <w:rPr>
-          <w:noProof/>
-        </w:rPr>
-      </w:r>
-      <w:r>
-        <w:rPr>
-          <w:noProof/>
-        </w:rPr>
-        <w:fldChar w:fldCharType="separate"/>
-      </w:r>
-      <w:r>
-        <w:rPr>
-          <w:noProof/>
-        </w:rPr>
-        <w:t>14</w:t>
-      </w:r>
-      <w:r>
-        <w:rPr>
-          <w:noProof/>
-        </w:rPr>
-        <w:fldChar w:fldCharType="end"/>
-      </w:r>
-    </w:p>
-    <w:p>
-      <w:pPr>
-        <w:pStyle w:val="TM3"/>
-        <w:rPr>
-          <w:noProof/>
-        </w:rPr>
-      </w:pPr>
-      <w:r>
-        <w:rPr>
-          <w:noProof/>
-        </w:rPr>
-        <w:t>9.7. Intérêts moratoires</w:t>
-      </w:r>
-      <w:r>
-        <w:rPr>
-          <w:noProof/>
-        </w:rPr>
-        <w:tab/>
-      </w:r>
-      <w:r>
-        <w:rPr>
-          <w:noProof/>
-        </w:rPr>
-        <w:fldChar w:fldCharType="begin"/>
-      </w:r>
-      <w:r>
-        <w:rPr>
-          <w:noProof/>
-        </w:rPr>
-        <w:instrText xml:space="preserve"> PAGEREF _Toc135498015 \h </w:instrText>
-      </w:r>
-      <w:r>
-        <w:rPr>
-          <w:noProof/>
-        </w:rPr>
-      </w:r>
-      <w:r>
-        <w:rPr>
-          <w:noProof/>
-        </w:rPr>
-        <w:fldChar w:fldCharType="separate"/>
-      </w:r>
-      <w:r>
-        <w:rPr>
-          <w:noProof/>
-        </w:rPr>
-        <w:t>14</w:t>
-      </w:r>
-      <w:r>
-        <w:rPr>
-          <w:noProof/>
-        </w:rPr>
-        <w:fldChar w:fldCharType="end"/>
-      </w:r>
-    </w:p>
-    <w:p>
-      <w:pPr>
-        <w:pStyle w:val="TM1"/>
-        <w:rPr>
-          <w:noProof/>
-        </w:rPr>
-      </w:pPr>
-      <w:r>
-        <w:rPr>
-          <w:noProof/>
-        </w:rPr>
-        <w:t>CHAPITRE III</w:t>
-      </w:r>
-      <w:r>
-        <w:rPr>
-          <w:noProof/>
-        </w:rPr>
-        <w:tab/>
-      </w:r>
-      <w:r>
-        <w:rPr>
-          <w:noProof/>
-        </w:rPr>
-        <w:fldChar w:fldCharType="begin"/>
-      </w:r>
-      <w:r>
-        <w:rPr>
-          <w:noProof/>
-        </w:rPr>
-        <w:instrText xml:space="preserve"> PAGEREF _Toc135498016 \h </w:instrText>
-      </w:r>
-      <w:r>
-        <w:rPr>
-          <w:noProof/>
-        </w:rPr>
-      </w:r>
-      <w:r>
-        <w:rPr>
-          <w:noProof/>
-        </w:rPr>
-        <w:fldChar w:fldCharType="separate"/>
-      </w:r>
-      <w:r>
-        <w:rPr>
-          <w:noProof/>
-        </w:rPr>
-        <w:t>15</w:t>
-      </w:r>
-      <w:r>
-        <w:rPr>
-          <w:noProof/>
-        </w:rPr>
-        <w:fldChar w:fldCharType="end"/>
-      </w:r>
-    </w:p>
-    <w:p>
-      <w:pPr>
-        <w:pStyle w:val="TM1"/>
-        <w:rPr>
-          <w:noProof/>
-        </w:rPr>
-      </w:pPr>
-      <w:r>
-        <w:rPr>
-          <w:noProof/>
-        </w:rPr>
-        <w:t>EXECUTION DU MARCHE</w:t>
-      </w:r>
-      <w:r>
-        <w:rPr>
-          <w:noProof/>
-        </w:rPr>
-        <w:tab/>
-      </w:r>
-      <w:r>
-        <w:rPr>
-          <w:noProof/>
-        </w:rPr>
-        <w:fldChar w:fldCharType="begin"/>
-      </w:r>
-      <w:r>
-        <w:rPr>
-          <w:noProof/>
-        </w:rPr>
-        <w:instrText xml:space="preserve"> PAGEREF _Toc135498017 \h </w:instrText>
-      </w:r>
-      <w:r>
-        <w:rPr>
-          <w:noProof/>
-        </w:rPr>
-      </w:r>
-      <w:r>
-        <w:rPr>
-          <w:noProof/>
-        </w:rPr>
-        <w:fldChar w:fldCharType="separate"/>
-      </w:r>
-      <w:r>
-        <w:rPr>
-          <w:noProof/>
-        </w:rPr>
-        <w:t>15</w:t>
-      </w:r>
-      <w:r>
-        <w:rPr>
-          <w:noProof/>
-        </w:rPr>
-        <w:fldChar w:fldCharType="end"/>
-      </w:r>
-    </w:p>
-    <w:p>
-      <w:pPr>
-        <w:pStyle w:val="TM2"/>
-        <w:tabs>
-          <w:tab w:val="right" w:leader="dot" w:pos="9062"/>
-        </w:tabs>
-        <w:rPr>
-          <w:noProof/>
-        </w:rPr>
-      </w:pPr>
-      <w:r>
-        <w:rPr>
-          <w:noProof/>
-        </w:rPr>
-        <w:t>Article 10 - Conformité au Marché et aux normes – Respect des règles d’éthique</w:t>
-      </w:r>
-      <w:r>
-        <w:rPr>
-          <w:noProof/>
-        </w:rPr>
-        <w:tab/>
-      </w:r>
-      <w:r>
-        <w:rPr>
-          <w:noProof/>
-        </w:rPr>
-        <w:fldChar w:fldCharType="begin"/>
-      </w:r>
-      <w:r>
-        <w:rPr>
-          <w:noProof/>
-        </w:rPr>
-        <w:instrText xml:space="preserve"> PAGEREF _Toc135498018 \h </w:instrText>
-      </w:r>
-      <w:r>
-        <w:rPr>
-          <w:noProof/>
-        </w:rPr>
-      </w:r>
-      <w:r>
-        <w:rPr>
-          <w:noProof/>
-        </w:rPr>
-        <w:fldChar w:fldCharType="separate"/>
-      </w:r>
-      <w:r>
-        <w:rPr>
-          <w:noProof/>
-        </w:rPr>
-        <w:t>15</w:t>
-      </w:r>
-      <w:r>
-        <w:rPr>
-          <w:noProof/>
-        </w:rPr>
-        <w:fldChar w:fldCharType="end"/>
-      </w:r>
-    </w:p>
-    <w:p>
-      <w:pPr>
-        <w:pStyle w:val="TM3"/>
-        <w:rPr>
-          <w:noProof/>
-        </w:rPr>
-      </w:pPr>
-      <w:r>
-        <w:rPr>
-          <w:noProof/>
-        </w:rPr>
-        <w:t>10.1. Conformité au Marché et aux normes</w:t>
-      </w:r>
-      <w:r>
-        <w:rPr>
-          <w:noProof/>
-        </w:rPr>
-        <w:tab/>
-      </w:r>
-      <w:r>
-        <w:rPr>
-          <w:noProof/>
-        </w:rPr>
-        <w:fldChar w:fldCharType="begin"/>
-      </w:r>
-      <w:r>
-        <w:rPr>
-          <w:noProof/>
-        </w:rPr>
-        <w:instrText xml:space="preserve"> PAGEREF _Toc135498019 \h </w:instrText>
-      </w:r>
-      <w:r>
-        <w:rPr>
-          <w:noProof/>
-        </w:rPr>
-      </w:r>
-      <w:r>
-        <w:rPr>
-          <w:noProof/>
-        </w:rPr>
-        <w:fldChar w:fldCharType="separate"/>
-      </w:r>
-      <w:r>
-        <w:rPr>
-          <w:noProof/>
-        </w:rPr>
-        <w:t>15</w:t>
-      </w:r>
-      <w:r>
-        <w:rPr>
-          <w:noProof/>
-        </w:rPr>
-        <w:fldChar w:fldCharType="end"/>
-      </w:r>
-    </w:p>
-    <w:p>
-      <w:pPr>
-        <w:pStyle w:val="TM3"/>
-        <w:rPr>
-          <w:noProof/>
-        </w:rPr>
-      </w:pPr>
-      <w:r>
-        <w:rPr>
-          <w:noProof/>
-        </w:rPr>
-        <w:t>10.2. Respect des règles d’éthique</w:t>
-      </w:r>
-      <w:r>
-        <w:rPr>
-          <w:noProof/>
-        </w:rPr>
-        <w:tab/>
-      </w:r>
-      <w:r>
-        <w:rPr>
-          <w:noProof/>
-        </w:rPr>
-        <w:fldChar w:fldCharType="begin"/>
-      </w:r>
-      <w:r>
-        <w:rPr>
-          <w:noProof/>
-        </w:rPr>
-        <w:instrText xml:space="preserve"> PAGEREF _Toc135498020 \h </w:instrText>
-      </w:r>
-      <w:r>
-        <w:rPr>
-          <w:noProof/>
-        </w:rPr>
-      </w:r>
-      <w:r>
-        <w:rPr>
-          <w:noProof/>
-        </w:rPr>
-        <w:fldChar w:fldCharType="separate"/>
-      </w:r>
-      <w:r>
-        <w:rPr>
-          <w:noProof/>
-        </w:rPr>
-        <w:t>15</w:t>
-      </w:r>
-      <w:r>
-        <w:rPr>
-          <w:noProof/>
-        </w:rPr>
-        <w:fldChar w:fldCharType="end"/>
-      </w:r>
-    </w:p>
-    <w:p>
-      <w:pPr>
-        <w:pStyle w:val="TM2"/>
-        <w:tabs>
-          <w:tab w:val="right" w:leader="dot" w:pos="9062"/>
-        </w:tabs>
-        <w:rPr>
-          <w:noProof/>
-        </w:rPr>
-      </w:pPr>
-      <w:r>
-        <w:rPr>
-          <w:noProof/>
-        </w:rPr>
-        <w:t>Article 11 - Délais d'exécution</w:t>
-      </w:r>
-      <w:r>
-        <w:rPr>
-          <w:noProof/>
-        </w:rPr>
-        <w:tab/>
-      </w:r>
-      <w:r>
-        <w:rPr>
-          <w:noProof/>
-        </w:rPr>
-        <w:fldChar w:fldCharType="begin"/>
-      </w:r>
-      <w:r>
-        <w:rPr>
-          <w:noProof/>
-        </w:rPr>
-        <w:instrText xml:space="preserve"> PAGEREF _Toc135498021 \h </w:instrText>
-      </w:r>
-      <w:r>
-        <w:rPr>
-          <w:noProof/>
-        </w:rPr>
-      </w:r>
-      <w:r>
-        <w:rPr>
-          <w:noProof/>
-        </w:rPr>
-        <w:fldChar w:fldCharType="separate"/>
-      </w:r>
-      <w:r>
-        <w:rPr>
-          <w:noProof/>
-        </w:rPr>
-        <w:t>15</w:t>
-      </w:r>
-      <w:r>
-        <w:rPr>
-          <w:noProof/>
-        </w:rPr>
-        <w:fldChar w:fldCharType="end"/>
-      </w:r>
-    </w:p>
-    <w:p>
-      <w:pPr>
-        <w:pStyle w:val="TM3"/>
-        <w:rPr>
-          <w:noProof/>
-        </w:rPr>
-      </w:pPr>
-      <w:r>
-        <w:rPr>
-          <w:noProof/>
-        </w:rPr>
-        <w:t>11.1. Définition du délai d'exécution</w:t>
-      </w:r>
-      <w:r>
-        <w:rPr>
-          <w:noProof/>
-        </w:rPr>
-        <w:tab/>
-      </w:r>
-      <w:r>
-        <w:rPr>
-          <w:noProof/>
-        </w:rPr>
-        <w:fldChar w:fldCharType="begin"/>
-      </w:r>
-      <w:r>
-        <w:rPr>
-          <w:noProof/>
-        </w:rPr>
-        <w:instrText xml:space="preserve"> PAGEREF _Toc135498022 \h </w:instrText>
-      </w:r>
-      <w:r>
-        <w:rPr>
-          <w:noProof/>
-        </w:rPr>
-      </w:r>
-      <w:r>
-        <w:rPr>
-          <w:noProof/>
-        </w:rPr>
-        <w:fldChar w:fldCharType="separate"/>
-      </w:r>
-      <w:r>
-        <w:rPr>
-          <w:noProof/>
-        </w:rPr>
-        <w:t>15</w:t>
-      </w:r>
-      <w:r>
-        <w:rPr>
-          <w:noProof/>
-        </w:rPr>
-        <w:fldChar w:fldCharType="end"/>
-      </w:r>
-    </w:p>
-    <w:p>
-      <w:pPr>
-        <w:pStyle w:val="TM3"/>
-        <w:rPr>
-          <w:noProof/>
-        </w:rPr>
-      </w:pPr>
-      <w:r>
-        <w:rPr>
-          <w:noProof/>
-        </w:rPr>
-        <w:t>11.2. Prolongation du délai d'exécution</w:t>
-      </w:r>
-      <w:r>
-        <w:rPr>
-          <w:noProof/>
-        </w:rPr>
-        <w:tab/>
-      </w:r>
-      <w:r>
-        <w:rPr>
-          <w:noProof/>
-        </w:rPr>
-        <w:fldChar w:fldCharType="begin"/>
-      </w:r>
-      <w:r>
-        <w:rPr>
-          <w:noProof/>
-        </w:rPr>
-        <w:instrText xml:space="preserve"> PAGEREF _Toc135498023 \h </w:instrText>
-      </w:r>
-      <w:r>
-        <w:rPr>
-          <w:noProof/>
-        </w:rPr>
-      </w:r>
-      <w:r>
-        <w:rPr>
-          <w:noProof/>
-        </w:rPr>
-        <w:fldChar w:fldCharType="separate"/>
-      </w:r>
-      <w:r>
-        <w:rPr>
-          <w:noProof/>
-        </w:rPr>
-        <w:t>15</w:t>
-      </w:r>
-      <w:r>
-        <w:rPr>
-          <w:noProof/>
-        </w:rPr>
-        <w:fldChar w:fldCharType="end"/>
-      </w:r>
-    </w:p>
-    <w:p>
-      <w:pPr>
-        <w:pStyle w:val="TM3"/>
-        <w:rPr>
-          <w:noProof/>
-        </w:rPr>
-      </w:pPr>
-      <w:r>
-        <w:rPr>
-          <w:noProof/>
-        </w:rPr>
-        <w:t>11.3. Sursis d'exécution</w:t>
-      </w:r>
-      <w:r>
-        <w:rPr>
-          <w:noProof/>
-        </w:rPr>
-        <w:tab/>
-      </w:r>
-      <w:r>
-        <w:rPr>
-          <w:noProof/>
-        </w:rPr>
-        <w:fldChar w:fldCharType="begin"/>
-      </w:r>
-      <w:r>
-        <w:rPr>
-          <w:noProof/>
-        </w:rPr>
-        <w:instrText xml:space="preserve"> PAGEREF _Toc135498024 \h </w:instrText>
-      </w:r>
-      <w:r>
-        <w:rPr>
-          <w:noProof/>
-        </w:rPr>
-      </w:r>
-      <w:r>
-        <w:rPr>
-          <w:noProof/>
-        </w:rPr>
-        <w:fldChar w:fldCharType="separate"/>
-      </w:r>
-      <w:r>
-        <w:rPr>
-          <w:noProof/>
-        </w:rPr>
-        <w:t>15</w:t>
-      </w:r>
-      <w:r>
-        <w:rPr>
-          <w:noProof/>
-        </w:rPr>
-        <w:fldChar w:fldCharType="end"/>
-      </w:r>
-    </w:p>
-    <w:p>
-      <w:pPr>
-        <w:pStyle w:val="TM3"/>
-        <w:rPr>
-          <w:noProof/>
-        </w:rPr>
-      </w:pPr>
-      <w:r>
-        <w:rPr>
-          <w:noProof/>
-        </w:rPr>
-        <w:t>11.4. Modalités d'octroi de la prolongation de délai ou du sursis d'exécution</w:t>
-      </w:r>
-      <w:r>
-        <w:rPr>
-          <w:noProof/>
-        </w:rPr>
-        <w:tab/>
-      </w:r>
-      <w:r>
-        <w:rPr>
-          <w:noProof/>
-        </w:rPr>
-        <w:fldChar w:fldCharType="begin"/>
-      </w:r>
-      <w:r>
-        <w:rPr>
-          <w:noProof/>
-        </w:rPr>
-        <w:instrText xml:space="preserve"> PAGEREF _Toc135498025 \h </w:instrText>
-      </w:r>
-      <w:r>
-        <w:rPr>
-          <w:noProof/>
-        </w:rPr>
-      </w:r>
-      <w:r>
-        <w:rPr>
-          <w:noProof/>
-        </w:rPr>
-        <w:fldChar w:fldCharType="separate"/>
-      </w:r>
-      <w:r>
-        <w:rPr>
-          <w:noProof/>
-        </w:rPr>
-        <w:t>15</w:t>
-      </w:r>
-      <w:r>
-        <w:rPr>
-          <w:noProof/>
-        </w:rPr>
-        <w:fldChar w:fldCharType="end"/>
-      </w:r>
-    </w:p>
-    <w:p>
-      <w:pPr>
-        <w:pStyle w:val="TM2"/>
-        <w:tabs>
-          <w:tab w:val="right" w:leader="dot" w:pos="9062"/>
-        </w:tabs>
-        <w:rPr>
-          <w:noProof/>
-        </w:rPr>
-      </w:pPr>
-      <w:r>
-        <w:rPr>
-          <w:noProof/>
-        </w:rPr>
-        <w:t>Article 12 - Pénalités pour retard</w:t>
-      </w:r>
-      <w:r>
-        <w:rPr>
-          <w:noProof/>
-        </w:rPr>
-        <w:tab/>
-      </w:r>
-      <w:r>
-        <w:rPr>
-          <w:noProof/>
-        </w:rPr>
-        <w:fldChar w:fldCharType="begin"/>
-      </w:r>
-      <w:r>
-        <w:rPr>
-          <w:noProof/>
-        </w:rPr>
-        <w:instrText xml:space="preserve"> PAGEREF _Toc135498026 \h </w:instrText>
-      </w:r>
-      <w:r>
-        <w:rPr>
-          <w:noProof/>
-        </w:rPr>
-      </w:r>
-      <w:r>
-        <w:rPr>
-          <w:noProof/>
-        </w:rPr>
-        <w:fldChar w:fldCharType="separate"/>
-      </w:r>
-      <w:r>
-        <w:rPr>
-          <w:noProof/>
-        </w:rPr>
-        <w:t>16</w:t>
-      </w:r>
-      <w:r>
-        <w:rPr>
-          <w:noProof/>
-        </w:rPr>
-        <w:fldChar w:fldCharType="end"/>
-      </w:r>
-    </w:p>
-    <w:p>
-      <w:pPr>
-        <w:pStyle w:val="TM3"/>
-        <w:rPr>
-          <w:noProof/>
-        </w:rPr>
-      </w:pPr>
-      <w:r>
-        <w:rPr>
-          <w:noProof/>
-        </w:rPr>
-        <w:t>12.1. Retard dans l'exécution du Marché</w:t>
-      </w:r>
-      <w:r>
-        <w:rPr>
-          <w:noProof/>
-        </w:rPr>
-        <w:tab/>
-      </w:r>
-      <w:r>
-        <w:rPr>
-          <w:noProof/>
-        </w:rPr>
-        <w:fldChar w:fldCharType="begin"/>
-      </w:r>
-      <w:r>
-        <w:rPr>
-          <w:noProof/>
-        </w:rPr>
-        <w:instrText xml:space="preserve"> PAGEREF _Toc135498027 \h </w:instrText>
-      </w:r>
-      <w:r>
-        <w:rPr>
-          <w:noProof/>
-        </w:rPr>
-      </w:r>
-      <w:r>
-        <w:rPr>
-          <w:noProof/>
-        </w:rPr>
-        <w:fldChar w:fldCharType="separate"/>
-      </w:r>
-      <w:r>
-        <w:rPr>
-          <w:noProof/>
-        </w:rPr>
-        <w:t>16</w:t>
-      </w:r>
-      <w:r>
-        <w:rPr>
-          <w:noProof/>
-        </w:rPr>
-        <w:fldChar w:fldCharType="end"/>
-      </w:r>
-    </w:p>
-    <w:p>
-      <w:pPr>
-        <w:pStyle w:val="TM3"/>
-        <w:rPr>
-          <w:noProof/>
-        </w:rPr>
-      </w:pPr>
-      <w:r>
-        <w:rPr>
-          <w:noProof/>
-        </w:rPr>
-        <w:t>12.2. Retard dans la remise des décomptes, mémoires ou factures</w:t>
-      </w:r>
-      <w:r>
-        <w:rPr>
-          <w:noProof/>
-        </w:rPr>
-        <w:tab/>
-      </w:r>
-      <w:r>
-        <w:rPr>
-          <w:noProof/>
-        </w:rPr>
-        <w:fldChar w:fldCharType="begin"/>
-      </w:r>
-      <w:r>
-        <w:rPr>
-          <w:noProof/>
-        </w:rPr>
-        <w:instrText xml:space="preserve"> PAGEREF _Toc135498028 \h </w:instrText>
-      </w:r>
-      <w:r>
-        <w:rPr>
-          <w:noProof/>
-        </w:rPr>
-      </w:r>
-      <w:r>
-        <w:rPr>
-          <w:noProof/>
-        </w:rPr>
-        <w:fldChar w:fldCharType="separate"/>
-      </w:r>
-      <w:r>
-        <w:rPr>
-          <w:noProof/>
-        </w:rPr>
-        <w:t>16</w:t>
-      </w:r>
-      <w:r>
-        <w:rPr>
-          <w:noProof/>
-        </w:rPr>
-        <w:fldChar w:fldCharType="end"/>
-      </w:r>
-    </w:p>
-    <w:p>
-      <w:pPr>
-        <w:pStyle w:val="TM3"/>
-        <w:rPr>
-          <w:noProof/>
-        </w:rPr>
-      </w:pPr>
-      <w:r>
-        <w:rPr>
-          <w:noProof/>
-        </w:rPr>
-        <w:lastRenderedPageBreak/>
-        <w:t>12.3. Répartition des pénalités entre Fournisseurs groupés</w:t>
-      </w:r>
-      <w:r>
-        <w:rPr>
-          <w:noProof/>
-        </w:rPr>
-        <w:tab/>
-      </w:r>
-      <w:r>
-        <w:rPr>
-          <w:noProof/>
-        </w:rPr>
-        <w:fldChar w:fldCharType="begin"/>
-      </w:r>
-      <w:r>
-        <w:rPr>
-          <w:noProof/>
-        </w:rPr>
-        <w:instrText xml:space="preserve"> PAGEREF _Toc135498029 \h </w:instrText>
-      </w:r>
-      <w:r>
-        <w:rPr>
-          <w:noProof/>
-        </w:rPr>
-      </w:r>
-      <w:r>
-        <w:rPr>
-          <w:noProof/>
-        </w:rPr>
-        <w:fldChar w:fldCharType="separate"/>
-      </w:r>
-      <w:r>
-        <w:rPr>
-          <w:noProof/>
-        </w:rPr>
-        <w:t>16</w:t>
-      </w:r>
-      <w:r>
-        <w:rPr>
-          <w:noProof/>
-        </w:rPr>
-        <w:fldChar w:fldCharType="end"/>
-      </w:r>
-    </w:p>
-    <w:p>
-      <w:pPr>
-        <w:pStyle w:val="TM2"/>
-        <w:tabs>
-          <w:tab w:val="right" w:leader="dot" w:pos="9062"/>
-        </w:tabs>
-        <w:rPr>
-          <w:noProof/>
-        </w:rPr>
-      </w:pPr>
-      <w:r>
-        <w:rPr>
-          <w:noProof/>
-        </w:rPr>
-        <w:t>Article 13 - Garantie de Bonne Exécution</w:t>
-      </w:r>
-      <w:r>
-        <w:rPr>
-          <w:noProof/>
-        </w:rPr>
-        <w:tab/>
-      </w:r>
-      <w:r>
-        <w:rPr>
-          <w:noProof/>
-        </w:rPr>
-        <w:fldChar w:fldCharType="begin"/>
-      </w:r>
-      <w:r>
-        <w:rPr>
-          <w:noProof/>
-        </w:rPr>
-        <w:instrText xml:space="preserve"> PAGEREF _Toc135498030 \h </w:instrText>
-      </w:r>
-      <w:r>
-        <w:rPr>
-          <w:noProof/>
-        </w:rPr>
-      </w:r>
-      <w:r>
-        <w:rPr>
-          <w:noProof/>
-        </w:rPr>
-        <w:fldChar w:fldCharType="separate"/>
-      </w:r>
-      <w:r>
-        <w:rPr>
-          <w:noProof/>
-        </w:rPr>
-        <w:t>17</w:t>
-      </w:r>
-      <w:r>
-        <w:rPr>
-          <w:noProof/>
-        </w:rPr>
-        <w:fldChar w:fldCharType="end"/>
-      </w:r>
-    </w:p>
-    <w:p>
-      <w:pPr>
-        <w:pStyle w:val="TM3"/>
-        <w:rPr>
-          <w:noProof/>
-        </w:rPr>
-      </w:pPr>
-      <w:r>
-        <w:rPr>
-          <w:noProof/>
-        </w:rPr>
-        <w:t>13.1. Montant et constitution de la garantie de bonne exécution</w:t>
-      </w:r>
-      <w:r>
-        <w:rPr>
-          <w:noProof/>
-        </w:rPr>
-        <w:tab/>
-      </w:r>
-      <w:r>
-        <w:rPr>
-          <w:noProof/>
-        </w:rPr>
-        <w:fldChar w:fldCharType="begin"/>
-      </w:r>
-      <w:r>
-        <w:rPr>
-          <w:noProof/>
-        </w:rPr>
-        <w:instrText xml:space="preserve"> PAGEREF _Toc135498031 \h </w:instrText>
-      </w:r>
-      <w:r>
-        <w:rPr>
-          <w:noProof/>
-        </w:rPr>
-      </w:r>
-      <w:r>
-        <w:rPr>
-          <w:noProof/>
-        </w:rPr>
-        <w:fldChar w:fldCharType="separate"/>
-      </w:r>
-      <w:r>
-        <w:rPr>
-          <w:noProof/>
-        </w:rPr>
-        <w:t>17</w:t>
-      </w:r>
-      <w:r>
-        <w:rPr>
-          <w:noProof/>
-        </w:rPr>
-        <w:fldChar w:fldCharType="end"/>
-      </w:r>
-    </w:p>
-    <w:p>
-      <w:pPr>
-        <w:pStyle w:val="TM3"/>
-        <w:rPr>
-          <w:noProof/>
-        </w:rPr>
-      </w:pPr>
-      <w:r>
-        <w:rPr>
-          <w:noProof/>
-        </w:rPr>
-        <w:t>13.2. Forme de la garantie de bonne exécution - mainlevée</w:t>
-      </w:r>
-      <w:r>
-        <w:rPr>
-          <w:noProof/>
-        </w:rPr>
-        <w:tab/>
-      </w:r>
-      <w:r>
-        <w:rPr>
-          <w:noProof/>
-        </w:rPr>
-        <w:fldChar w:fldCharType="begin"/>
-      </w:r>
-      <w:r>
-        <w:rPr>
-          <w:noProof/>
-        </w:rPr>
-        <w:instrText xml:space="preserve"> PAGEREF _Toc135498032 \h </w:instrText>
-      </w:r>
-      <w:r>
-        <w:rPr>
-          <w:noProof/>
-        </w:rPr>
-      </w:r>
-      <w:r>
-        <w:rPr>
-          <w:noProof/>
-        </w:rPr>
-        <w:fldChar w:fldCharType="separate"/>
-      </w:r>
-      <w:r>
-        <w:rPr>
-          <w:noProof/>
-        </w:rPr>
-        <w:t>17</w:t>
-      </w:r>
-      <w:r>
-        <w:rPr>
-          <w:noProof/>
-        </w:rPr>
-        <w:fldChar w:fldCharType="end"/>
-      </w:r>
-    </w:p>
-    <w:p>
-      <w:pPr>
-        <w:pStyle w:val="TM3"/>
-        <w:rPr>
-          <w:noProof/>
-        </w:rPr>
-      </w:pPr>
-      <w:r>
-        <w:rPr>
-          <w:noProof/>
-        </w:rPr>
-        <w:t>13.3. Retenue de garantie</w:t>
-      </w:r>
-      <w:r>
-        <w:rPr>
-          <w:noProof/>
-        </w:rPr>
-        <w:tab/>
-      </w:r>
-      <w:r>
-        <w:rPr>
-          <w:noProof/>
-        </w:rPr>
-        <w:fldChar w:fldCharType="begin"/>
-      </w:r>
-      <w:r>
-        <w:rPr>
-          <w:noProof/>
-        </w:rPr>
-        <w:instrText xml:space="preserve"> PAGEREF _Toc135498033 \h </w:instrText>
-      </w:r>
-      <w:r>
-        <w:rPr>
-          <w:noProof/>
-        </w:rPr>
-      </w:r>
-      <w:r>
-        <w:rPr>
-          <w:noProof/>
-        </w:rPr>
-        <w:fldChar w:fldCharType="separate"/>
-      </w:r>
-      <w:r>
-        <w:rPr>
-          <w:noProof/>
-        </w:rPr>
-        <w:t>17</w:t>
-      </w:r>
-      <w:r>
-        <w:rPr>
-          <w:noProof/>
-        </w:rPr>
-        <w:fldChar w:fldCharType="end"/>
-      </w:r>
-    </w:p>
-    <w:p>
-      <w:pPr>
-        <w:pStyle w:val="TM2"/>
-        <w:tabs>
-          <w:tab w:val="right" w:leader="dot" w:pos="9062"/>
-        </w:tabs>
-        <w:rPr>
-          <w:noProof/>
-        </w:rPr>
-      </w:pPr>
-      <w:r>
-        <w:rPr>
-          <w:noProof/>
-        </w:rPr>
-        <w:t>Article 14 - Matériels, objets et approvisionnements confiés au Fournisseur</w:t>
-      </w:r>
-      <w:r>
-        <w:rPr>
-          <w:noProof/>
-        </w:rPr>
-        <w:tab/>
-      </w:r>
-      <w:r>
-        <w:rPr>
-          <w:noProof/>
-        </w:rPr>
-        <w:fldChar w:fldCharType="begin"/>
-      </w:r>
-      <w:r>
-        <w:rPr>
-          <w:noProof/>
-        </w:rPr>
-        <w:instrText xml:space="preserve"> PAGEREF _Toc135498034 \h </w:instrText>
-      </w:r>
-      <w:r>
-        <w:rPr>
-          <w:noProof/>
-        </w:rPr>
-      </w:r>
-      <w:r>
-        <w:rPr>
-          <w:noProof/>
-        </w:rPr>
-        <w:fldChar w:fldCharType="separate"/>
-      </w:r>
-      <w:r>
-        <w:rPr>
-          <w:noProof/>
-        </w:rPr>
-        <w:t>18</w:t>
-      </w:r>
-      <w:r>
-        <w:rPr>
-          <w:noProof/>
-        </w:rPr>
-        <w:fldChar w:fldCharType="end"/>
-      </w:r>
-    </w:p>
-    <w:p>
-      <w:pPr>
-        <w:pStyle w:val="TM2"/>
-        <w:tabs>
-          <w:tab w:val="right" w:leader="dot" w:pos="9062"/>
-        </w:tabs>
-        <w:rPr>
-          <w:noProof/>
-        </w:rPr>
-      </w:pPr>
-      <w:r>
-        <w:rPr>
-          <w:noProof/>
-        </w:rPr>
-        <w:t>Article 15 - Stockage - Emballage des Fournitures</w:t>
-      </w:r>
-      <w:r>
-        <w:rPr>
-          <w:noProof/>
-        </w:rPr>
-        <w:tab/>
-      </w:r>
-      <w:r>
-        <w:rPr>
-          <w:noProof/>
-        </w:rPr>
-        <w:fldChar w:fldCharType="begin"/>
-      </w:r>
-      <w:r>
-        <w:rPr>
-          <w:noProof/>
-        </w:rPr>
-        <w:instrText xml:space="preserve"> PAGEREF _Toc135498035 \h </w:instrText>
-      </w:r>
-      <w:r>
-        <w:rPr>
-          <w:noProof/>
-        </w:rPr>
-      </w:r>
-      <w:r>
-        <w:rPr>
-          <w:noProof/>
-        </w:rPr>
-        <w:fldChar w:fldCharType="separate"/>
-      </w:r>
-      <w:r>
-        <w:rPr>
-          <w:noProof/>
-        </w:rPr>
-        <w:t>18</w:t>
-      </w:r>
-      <w:r>
-        <w:rPr>
-          <w:noProof/>
-        </w:rPr>
-        <w:fldChar w:fldCharType="end"/>
-      </w:r>
-    </w:p>
-    <w:p>
-      <w:pPr>
-        <w:pStyle w:val="TM2"/>
-        <w:tabs>
-          <w:tab w:val="right" w:leader="dot" w:pos="9062"/>
-        </w:tabs>
-        <w:rPr>
-          <w:noProof/>
-        </w:rPr>
-      </w:pPr>
-      <w:r>
-        <w:rPr>
-          <w:noProof/>
-        </w:rPr>
-        <w:t>Article 16 - Transport et livraison des Fournitures</w:t>
-      </w:r>
-      <w:r>
-        <w:rPr>
-          <w:noProof/>
-        </w:rPr>
-        <w:tab/>
-      </w:r>
-      <w:r>
-        <w:rPr>
-          <w:noProof/>
-        </w:rPr>
-        <w:fldChar w:fldCharType="begin"/>
-      </w:r>
-      <w:r>
-        <w:rPr>
-          <w:noProof/>
-        </w:rPr>
-        <w:instrText xml:space="preserve"> PAGEREF _Toc135498036 \h </w:instrText>
-      </w:r>
-      <w:r>
-        <w:rPr>
-          <w:noProof/>
-        </w:rPr>
-      </w:r>
-      <w:r>
-        <w:rPr>
-          <w:noProof/>
-        </w:rPr>
-        <w:fldChar w:fldCharType="separate"/>
-      </w:r>
-      <w:r>
-        <w:rPr>
-          <w:noProof/>
-        </w:rPr>
-        <w:t>18</w:t>
-      </w:r>
-      <w:r>
-        <w:rPr>
-          <w:noProof/>
-        </w:rPr>
-        <w:fldChar w:fldCharType="end"/>
-      </w:r>
-    </w:p>
-    <w:p>
-      <w:pPr>
-        <w:pStyle w:val="TM2"/>
-        <w:tabs>
-          <w:tab w:val="right" w:leader="dot" w:pos="9062"/>
-        </w:tabs>
-        <w:rPr>
-          <w:noProof/>
-        </w:rPr>
-      </w:pPr>
-      <w:r>
-        <w:rPr>
-          <w:noProof/>
-        </w:rPr>
-        <w:t>Article 17 - Transfert de propriété et des risques - Assurance</w:t>
-      </w:r>
-      <w:r>
-        <w:rPr>
-          <w:noProof/>
-        </w:rPr>
-        <w:tab/>
-      </w:r>
-      <w:r>
-        <w:rPr>
-          <w:noProof/>
-        </w:rPr>
-        <w:fldChar w:fldCharType="begin"/>
-      </w:r>
-      <w:r>
-        <w:rPr>
-          <w:noProof/>
-        </w:rPr>
-        <w:instrText xml:space="preserve"> PAGEREF _Toc135498037 \h </w:instrText>
-      </w:r>
-      <w:r>
-        <w:rPr>
-          <w:noProof/>
-        </w:rPr>
-      </w:r>
-      <w:r>
-        <w:rPr>
-          <w:noProof/>
-        </w:rPr>
-        <w:fldChar w:fldCharType="separate"/>
-      </w:r>
-      <w:r>
-        <w:rPr>
-          <w:noProof/>
-        </w:rPr>
-        <w:t>19</w:t>
-      </w:r>
-      <w:r>
-        <w:rPr>
-          <w:noProof/>
-        </w:rPr>
-        <w:fldChar w:fldCharType="end"/>
-      </w:r>
-    </w:p>
-    <w:p>
-      <w:pPr>
-        <w:pStyle w:val="TM3"/>
-        <w:rPr>
-          <w:noProof/>
-        </w:rPr>
-      </w:pPr>
-      <w:r>
-        <w:rPr>
-          <w:noProof/>
-        </w:rPr>
-        <w:t>17.1. Transfert de propriété et des risques</w:t>
-      </w:r>
-      <w:r>
-        <w:rPr>
-          <w:noProof/>
-        </w:rPr>
-        <w:tab/>
-      </w:r>
-      <w:r>
-        <w:rPr>
-          <w:noProof/>
-        </w:rPr>
-        <w:fldChar w:fldCharType="begin"/>
-      </w:r>
-      <w:r>
-        <w:rPr>
-          <w:noProof/>
-        </w:rPr>
-        <w:instrText xml:space="preserve"> PAGEREF _Toc135498038 \h </w:instrText>
-      </w:r>
-      <w:r>
-        <w:rPr>
-          <w:noProof/>
-        </w:rPr>
-      </w:r>
-      <w:r>
-        <w:rPr>
-          <w:noProof/>
-        </w:rPr>
-        <w:fldChar w:fldCharType="separate"/>
-      </w:r>
-      <w:r>
-        <w:rPr>
-          <w:noProof/>
-        </w:rPr>
-        <w:t>19</w:t>
-      </w:r>
-      <w:r>
-        <w:rPr>
-          <w:noProof/>
-        </w:rPr>
-        <w:fldChar w:fldCharType="end"/>
-      </w:r>
-    </w:p>
-    <w:p>
-      <w:pPr>
-        <w:pStyle w:val="TM3"/>
-        <w:rPr>
-          <w:noProof/>
-        </w:rPr>
-      </w:pPr>
-      <w:r>
-        <w:rPr>
-          <w:noProof/>
-        </w:rPr>
-        <w:t>17.2. Assurance</w:t>
-      </w:r>
-      <w:r>
-        <w:rPr>
-          <w:noProof/>
-        </w:rPr>
-        <w:tab/>
-      </w:r>
-      <w:r>
-        <w:rPr>
-          <w:noProof/>
-        </w:rPr>
-        <w:fldChar w:fldCharType="begin"/>
-      </w:r>
-      <w:r>
-        <w:rPr>
-          <w:noProof/>
-        </w:rPr>
-        <w:instrText xml:space="preserve"> PAGEREF _Toc135498039 \h </w:instrText>
-      </w:r>
-      <w:r>
-        <w:rPr>
-          <w:noProof/>
-        </w:rPr>
-      </w:r>
-      <w:r>
-        <w:rPr>
-          <w:noProof/>
-        </w:rPr>
-        <w:fldChar w:fldCharType="separate"/>
-      </w:r>
-      <w:r>
-        <w:rPr>
-          <w:noProof/>
-        </w:rPr>
-        <w:t>19</w:t>
-      </w:r>
-      <w:r>
-        <w:rPr>
-          <w:noProof/>
-        </w:rPr>
-        <w:fldChar w:fldCharType="end"/>
-      </w:r>
-    </w:p>
-    <w:p>
-      <w:pPr>
-        <w:pStyle w:val="TM2"/>
-        <w:tabs>
-          <w:tab w:val="right" w:leader="dot" w:pos="9062"/>
-        </w:tabs>
-        <w:rPr>
-          <w:noProof/>
-        </w:rPr>
-      </w:pPr>
-      <w:r>
-        <w:rPr>
-          <w:noProof/>
-        </w:rPr>
-        <w:t>Article 18 - Contrôle des prix de revient</w:t>
-      </w:r>
-      <w:r>
-        <w:rPr>
-          <w:noProof/>
-        </w:rPr>
-        <w:tab/>
-      </w:r>
-      <w:r>
-        <w:rPr>
-          <w:noProof/>
-        </w:rPr>
-        <w:fldChar w:fldCharType="begin"/>
-      </w:r>
-      <w:r>
-        <w:rPr>
-          <w:noProof/>
-        </w:rPr>
-        <w:instrText xml:space="preserve"> PAGEREF _Toc135498040 \h </w:instrText>
-      </w:r>
-      <w:r>
-        <w:rPr>
-          <w:noProof/>
-        </w:rPr>
-      </w:r>
-      <w:r>
-        <w:rPr>
-          <w:noProof/>
-        </w:rPr>
-        <w:fldChar w:fldCharType="separate"/>
-      </w:r>
-      <w:r>
-        <w:rPr>
-          <w:noProof/>
-        </w:rPr>
-        <w:t>19</w:t>
-      </w:r>
-      <w:r>
-        <w:rPr>
-          <w:noProof/>
-        </w:rPr>
-        <w:fldChar w:fldCharType="end"/>
-      </w:r>
-    </w:p>
-    <w:p>
-      <w:pPr>
-        <w:pStyle w:val="TM2"/>
-        <w:tabs>
-          <w:tab w:val="right" w:leader="dot" w:pos="9062"/>
-        </w:tabs>
-        <w:rPr>
-          <w:noProof/>
-        </w:rPr>
-      </w:pPr>
-      <w:r>
-        <w:rPr>
-          <w:noProof/>
-        </w:rPr>
-        <w:t>Article 19 - Droits de propriété industrielle et intellectuelle</w:t>
-      </w:r>
-      <w:r>
-        <w:rPr>
-          <w:noProof/>
-        </w:rPr>
-        <w:tab/>
-      </w:r>
-      <w:r>
-        <w:rPr>
-          <w:noProof/>
-        </w:rPr>
-        <w:fldChar w:fldCharType="begin"/>
-      </w:r>
-      <w:r>
-        <w:rPr>
-          <w:noProof/>
-        </w:rPr>
-        <w:instrText xml:space="preserve"> PAGEREF _Toc135498041 \h </w:instrText>
-      </w:r>
-      <w:r>
-        <w:rPr>
-          <w:noProof/>
-        </w:rPr>
-      </w:r>
-      <w:r>
-        <w:rPr>
-          <w:noProof/>
-        </w:rPr>
-        <w:fldChar w:fldCharType="separate"/>
-      </w:r>
-      <w:r>
-        <w:rPr>
-          <w:noProof/>
-        </w:rPr>
-        <w:t>19</w:t>
-      </w:r>
-      <w:r>
-        <w:rPr>
-          <w:noProof/>
-        </w:rPr>
-        <w:fldChar w:fldCharType="end"/>
-      </w:r>
-    </w:p>
-    <w:p>
-      <w:pPr>
-        <w:pStyle w:val="TM2"/>
-        <w:tabs>
-          <w:tab w:val="right" w:leader="dot" w:pos="9062"/>
-        </w:tabs>
-        <w:rPr>
-          <w:noProof/>
-        </w:rPr>
-      </w:pPr>
-      <w:r>
-        <w:rPr>
-          <w:noProof/>
-        </w:rPr>
-        <w:t>Article 20 - Force Majeure et imprévision</w:t>
-      </w:r>
-      <w:r>
-        <w:rPr>
-          <w:noProof/>
-        </w:rPr>
-        <w:tab/>
-      </w:r>
-      <w:r>
-        <w:rPr>
-          <w:noProof/>
-        </w:rPr>
-        <w:fldChar w:fldCharType="begin"/>
-      </w:r>
-      <w:r>
-        <w:rPr>
-          <w:noProof/>
-        </w:rPr>
-        <w:instrText xml:space="preserve"> PAGEREF _Toc135498042 \h </w:instrText>
-      </w:r>
-      <w:r>
-        <w:rPr>
-          <w:noProof/>
-        </w:rPr>
-      </w:r>
-      <w:r>
-        <w:rPr>
-          <w:noProof/>
-        </w:rPr>
-        <w:fldChar w:fldCharType="separate"/>
-      </w:r>
-      <w:r>
-        <w:rPr>
-          <w:noProof/>
-        </w:rPr>
-        <w:t>20</w:t>
-      </w:r>
-      <w:r>
-        <w:rPr>
-          <w:noProof/>
-        </w:rPr>
-        <w:fldChar w:fldCharType="end"/>
-      </w:r>
-    </w:p>
-    <w:p>
-      <w:pPr>
-        <w:pStyle w:val="TM3"/>
-        <w:rPr>
-          <w:noProof/>
-        </w:rPr>
-      </w:pPr>
-      <w:r>
-        <w:rPr>
-          <w:noProof/>
-        </w:rPr>
-        <w:t>20.1. Force Majeure</w:t>
-      </w:r>
-      <w:r>
-        <w:rPr>
-          <w:noProof/>
-        </w:rPr>
-        <w:tab/>
-      </w:r>
-      <w:r>
-        <w:rPr>
-          <w:noProof/>
-        </w:rPr>
-        <w:fldChar w:fldCharType="begin"/>
-      </w:r>
-      <w:r>
-        <w:rPr>
-          <w:noProof/>
-        </w:rPr>
-        <w:instrText xml:space="preserve"> PAGEREF _Toc135498043 \h </w:instrText>
-      </w:r>
-      <w:r>
-        <w:rPr>
-          <w:noProof/>
-        </w:rPr>
-      </w:r>
-      <w:r>
-        <w:rPr>
-          <w:noProof/>
-        </w:rPr>
-        <w:fldChar w:fldCharType="separate"/>
-      </w:r>
-      <w:r>
-        <w:rPr>
-          <w:noProof/>
-        </w:rPr>
-        <w:t>20</w:t>
-      </w:r>
-      <w:r>
-        <w:rPr>
-          <w:noProof/>
-        </w:rPr>
-        <w:fldChar w:fldCharType="end"/>
-      </w:r>
-    </w:p>
-    <w:p>
-      <w:pPr>
-        <w:pStyle w:val="TM3"/>
-        <w:rPr>
-          <w:noProof/>
-        </w:rPr>
-      </w:pPr>
-      <w:r>
-        <w:rPr>
-          <w:noProof/>
-        </w:rPr>
-        <w:t>20.2. Imprévision</w:t>
-      </w:r>
-      <w:r>
-        <w:rPr>
-          <w:noProof/>
-        </w:rPr>
-        <w:tab/>
-      </w:r>
-      <w:r>
-        <w:rPr>
-          <w:noProof/>
-        </w:rPr>
-        <w:fldChar w:fldCharType="begin"/>
-      </w:r>
-      <w:r>
-        <w:rPr>
-          <w:noProof/>
-        </w:rPr>
-        <w:instrText xml:space="preserve"> PAGEREF _Toc135498044 \h </w:instrText>
-      </w:r>
-      <w:r>
-        <w:rPr>
-          <w:noProof/>
-        </w:rPr>
-      </w:r>
-      <w:r>
-        <w:rPr>
-          <w:noProof/>
-        </w:rPr>
-        <w:fldChar w:fldCharType="separate"/>
-      </w:r>
-      <w:r>
-        <w:rPr>
-          <w:noProof/>
-        </w:rPr>
-        <w:t>21</w:t>
-      </w:r>
-      <w:r>
-        <w:rPr>
-          <w:noProof/>
-        </w:rPr>
-        <w:fldChar w:fldCharType="end"/>
-      </w:r>
-    </w:p>
-    <w:p>
-      <w:pPr>
-        <w:pStyle w:val="TM1"/>
-        <w:rPr>
-          <w:noProof/>
-        </w:rPr>
-      </w:pPr>
-      <w:r>
-        <w:rPr>
-          <w:noProof/>
-        </w:rPr>
-        <w:t>CHAPITRE IV</w:t>
-      </w:r>
-      <w:r>
-        <w:rPr>
-          <w:noProof/>
-        </w:rPr>
-        <w:tab/>
-      </w:r>
-      <w:r>
-        <w:rPr>
-          <w:noProof/>
-        </w:rPr>
-        <w:fldChar w:fldCharType="begin"/>
-      </w:r>
-      <w:r>
-        <w:rPr>
-          <w:noProof/>
-        </w:rPr>
-        <w:instrText xml:space="preserve"> PAGEREF _Toc135498045 \h </w:instrText>
-      </w:r>
-      <w:r>
-        <w:rPr>
-          <w:noProof/>
-        </w:rPr>
-      </w:r>
-      <w:r>
-        <w:rPr>
-          <w:noProof/>
-        </w:rPr>
-        <w:fldChar w:fldCharType="separate"/>
-      </w:r>
-      <w:r>
-        <w:rPr>
-          <w:noProof/>
-        </w:rPr>
-        <w:t>22</w:t>
-      </w:r>
-      <w:r>
-        <w:rPr>
-          <w:noProof/>
-        </w:rPr>
-        <w:fldChar w:fldCharType="end"/>
-      </w:r>
-    </w:p>
-    <w:p>
-      <w:pPr>
-        <w:pStyle w:val="TM1"/>
-        <w:rPr>
-          <w:noProof/>
-        </w:rPr>
-      </w:pPr>
-      <w:r>
-        <w:rPr>
-          <w:noProof/>
-        </w:rPr>
-        <w:t>RECEPTION - DELAI DE GARANTIE</w:t>
-      </w:r>
-      <w:r>
-        <w:rPr>
-          <w:noProof/>
-        </w:rPr>
-        <w:tab/>
-      </w:r>
-      <w:r>
-        <w:rPr>
-          <w:noProof/>
-        </w:rPr>
-        <w:fldChar w:fldCharType="begin"/>
-      </w:r>
-      <w:r>
-        <w:rPr>
-          <w:noProof/>
-        </w:rPr>
-        <w:instrText xml:space="preserve"> PAGEREF _Toc135498046 \h </w:instrText>
-      </w:r>
-      <w:r>
-        <w:rPr>
-          <w:noProof/>
-        </w:rPr>
-      </w:r>
-      <w:r>
-        <w:rPr>
-          <w:noProof/>
-        </w:rPr>
-        <w:fldChar w:fldCharType="separate"/>
-      </w:r>
-      <w:r>
-        <w:rPr>
-          <w:noProof/>
-        </w:rPr>
-        <w:t>22</w:t>
-      </w:r>
-      <w:r>
-        <w:rPr>
-          <w:noProof/>
-        </w:rPr>
-        <w:fldChar w:fldCharType="end"/>
-      </w:r>
-    </w:p>
-    <w:p>
-      <w:pPr>
-        <w:pStyle w:val="TM2"/>
-        <w:tabs>
-          <w:tab w:val="right" w:leader="dot" w:pos="9062"/>
-        </w:tabs>
-        <w:rPr>
-          <w:noProof/>
-        </w:rPr>
-      </w:pPr>
-      <w:r>
-        <w:rPr>
-          <w:noProof/>
-        </w:rPr>
-        <w:t>Article 21 - Inspections, vérifications et essais</w:t>
-      </w:r>
-      <w:r>
-        <w:rPr>
-          <w:noProof/>
-        </w:rPr>
-        <w:tab/>
-      </w:r>
-      <w:r>
-        <w:rPr>
-          <w:noProof/>
-        </w:rPr>
-        <w:fldChar w:fldCharType="begin"/>
-      </w:r>
-      <w:r>
-        <w:rPr>
-          <w:noProof/>
-        </w:rPr>
-        <w:instrText xml:space="preserve"> PAGEREF _Toc135498047 \h </w:instrText>
-      </w:r>
-      <w:r>
-        <w:rPr>
-          <w:noProof/>
-        </w:rPr>
-      </w:r>
-      <w:r>
-        <w:rPr>
-          <w:noProof/>
-        </w:rPr>
-        <w:fldChar w:fldCharType="separate"/>
-      </w:r>
-      <w:r>
-        <w:rPr>
-          <w:noProof/>
-        </w:rPr>
-        <w:t>22</w:t>
-      </w:r>
-      <w:r>
-        <w:rPr>
-          <w:noProof/>
-        </w:rPr>
-        <w:fldChar w:fldCharType="end"/>
-      </w:r>
-    </w:p>
-    <w:p>
-      <w:pPr>
-        <w:pStyle w:val="TM2"/>
-        <w:tabs>
-          <w:tab w:val="right" w:leader="dot" w:pos="9062"/>
-        </w:tabs>
-        <w:rPr>
-          <w:noProof/>
-        </w:rPr>
-      </w:pPr>
-      <w:r>
-        <w:rPr>
-          <w:noProof/>
-        </w:rPr>
-        <w:t>Article 22 - Décisions relatives à la réception</w:t>
-      </w:r>
-      <w:r>
-        <w:rPr>
-          <w:noProof/>
-        </w:rPr>
-        <w:tab/>
-      </w:r>
-      <w:r>
-        <w:rPr>
-          <w:noProof/>
-        </w:rPr>
-        <w:fldChar w:fldCharType="begin"/>
-      </w:r>
-      <w:r>
-        <w:rPr>
-          <w:noProof/>
-        </w:rPr>
-        <w:instrText xml:space="preserve"> PAGEREF _Toc135498048 \h </w:instrText>
-      </w:r>
-      <w:r>
-        <w:rPr>
-          <w:noProof/>
-        </w:rPr>
-      </w:r>
-      <w:r>
-        <w:rPr>
-          <w:noProof/>
-        </w:rPr>
-        <w:fldChar w:fldCharType="separate"/>
-      </w:r>
-      <w:r>
-        <w:rPr>
-          <w:noProof/>
-        </w:rPr>
-        <w:t>23</w:t>
-      </w:r>
-      <w:r>
-        <w:rPr>
-          <w:noProof/>
-        </w:rPr>
-        <w:fldChar w:fldCharType="end"/>
-      </w:r>
-    </w:p>
-    <w:p>
-      <w:pPr>
-        <w:pStyle w:val="TM3"/>
-        <w:rPr>
-          <w:noProof/>
-        </w:rPr>
-      </w:pPr>
-      <w:r>
-        <w:rPr>
-          <w:noProof/>
-        </w:rPr>
-        <w:t>22.1. Modalités et délai de décision</w:t>
-      </w:r>
-      <w:r>
-        <w:rPr>
-          <w:noProof/>
-        </w:rPr>
-        <w:tab/>
-      </w:r>
-      <w:r>
-        <w:rPr>
-          <w:noProof/>
-        </w:rPr>
-        <w:fldChar w:fldCharType="begin"/>
-      </w:r>
-      <w:r>
-        <w:rPr>
-          <w:noProof/>
-        </w:rPr>
-        <w:instrText xml:space="preserve"> PAGEREF _Toc135498049 \h </w:instrText>
-      </w:r>
-      <w:r>
-        <w:rPr>
-          <w:noProof/>
-        </w:rPr>
-      </w:r>
-      <w:r>
-        <w:rPr>
-          <w:noProof/>
-        </w:rPr>
-        <w:fldChar w:fldCharType="separate"/>
-      </w:r>
-      <w:r>
-        <w:rPr>
-          <w:noProof/>
-        </w:rPr>
-        <w:t>23</w:t>
-      </w:r>
-      <w:r>
-        <w:rPr>
-          <w:noProof/>
-        </w:rPr>
-        <w:fldChar w:fldCharType="end"/>
-      </w:r>
-    </w:p>
-    <w:p>
-      <w:pPr>
-        <w:pStyle w:val="TM3"/>
-        <w:rPr>
-          <w:noProof/>
-        </w:rPr>
-      </w:pPr>
-      <w:r>
-        <w:rPr>
-          <w:noProof/>
-        </w:rPr>
-        <w:t>22.2. Réception provisoire, réception définitive et réceptions partielles</w:t>
-      </w:r>
-      <w:r>
-        <w:rPr>
-          <w:noProof/>
-        </w:rPr>
-        <w:tab/>
-      </w:r>
-      <w:r>
-        <w:rPr>
-          <w:noProof/>
-        </w:rPr>
-        <w:fldChar w:fldCharType="begin"/>
-      </w:r>
-      <w:r>
-        <w:rPr>
-          <w:noProof/>
-        </w:rPr>
-        <w:instrText xml:space="preserve"> PAGEREF _Toc135498050 \h </w:instrText>
-      </w:r>
-      <w:r>
-        <w:rPr>
-          <w:noProof/>
-        </w:rPr>
-      </w:r>
-      <w:r>
-        <w:rPr>
-          <w:noProof/>
-        </w:rPr>
-        <w:fldChar w:fldCharType="separate"/>
-      </w:r>
-      <w:r>
-        <w:rPr>
-          <w:noProof/>
-        </w:rPr>
-        <w:t>23</w:t>
-      </w:r>
-      <w:r>
-        <w:rPr>
-          <w:noProof/>
-        </w:rPr>
-        <w:fldChar w:fldCharType="end"/>
-      </w:r>
-    </w:p>
-    <w:p>
-      <w:pPr>
-        <w:pStyle w:val="TM3"/>
-        <w:rPr>
-          <w:noProof/>
-        </w:rPr>
-      </w:pPr>
-      <w:r>
-        <w:rPr>
-          <w:noProof/>
-        </w:rPr>
-        <w:t>22.3. Ajournement</w:t>
-      </w:r>
-      <w:r>
-        <w:rPr>
-          <w:noProof/>
-        </w:rPr>
-        <w:tab/>
-      </w:r>
-      <w:r>
-        <w:rPr>
-          <w:noProof/>
-        </w:rPr>
-        <w:fldChar w:fldCharType="begin"/>
-      </w:r>
-      <w:r>
-        <w:rPr>
-          <w:noProof/>
-        </w:rPr>
-        <w:instrText xml:space="preserve"> PAGEREF _Toc135498051 \h </w:instrText>
-      </w:r>
-      <w:r>
-        <w:rPr>
-          <w:noProof/>
-        </w:rPr>
-      </w:r>
-      <w:r>
-        <w:rPr>
-          <w:noProof/>
-        </w:rPr>
-        <w:fldChar w:fldCharType="separate"/>
-      </w:r>
-      <w:r>
-        <w:rPr>
-          <w:noProof/>
-        </w:rPr>
-        <w:t>23</w:t>
-      </w:r>
-      <w:r>
-        <w:rPr>
-          <w:noProof/>
-        </w:rPr>
-        <w:fldChar w:fldCharType="end"/>
-      </w:r>
-    </w:p>
-    <w:p>
-      <w:pPr>
-        <w:pStyle w:val="TM3"/>
-        <w:rPr>
-          <w:noProof/>
-        </w:rPr>
-      </w:pPr>
-      <w:r>
-        <w:rPr>
-          <w:noProof/>
-        </w:rPr>
-        <w:t>22.4. Réfaction et rejet</w:t>
-      </w:r>
-      <w:r>
-        <w:rPr>
-          <w:noProof/>
-        </w:rPr>
-        <w:tab/>
-      </w:r>
-      <w:r>
-        <w:rPr>
-          <w:noProof/>
-        </w:rPr>
-        <w:fldChar w:fldCharType="begin"/>
-      </w:r>
-      <w:r>
-        <w:rPr>
-          <w:noProof/>
-        </w:rPr>
-        <w:instrText xml:space="preserve"> PAGEREF _Toc135498052 \h </w:instrText>
-      </w:r>
-      <w:r>
-        <w:rPr>
-          <w:noProof/>
-        </w:rPr>
-      </w:r>
-      <w:r>
-        <w:rPr>
-          <w:noProof/>
-        </w:rPr>
-        <w:fldChar w:fldCharType="separate"/>
-      </w:r>
-      <w:r>
-        <w:rPr>
-          <w:noProof/>
-        </w:rPr>
-        <w:t>24</w:t>
-      </w:r>
-      <w:r>
-        <w:rPr>
-          <w:noProof/>
-        </w:rPr>
-        <w:fldChar w:fldCharType="end"/>
-      </w:r>
-    </w:p>
-    <w:p>
-      <w:pPr>
-        <w:pStyle w:val="TM2"/>
-        <w:tabs>
-          <w:tab w:val="right" w:leader="dot" w:pos="9062"/>
-        </w:tabs>
-        <w:rPr>
-          <w:noProof/>
-        </w:rPr>
-      </w:pPr>
-      <w:r>
-        <w:rPr>
-          <w:noProof/>
-        </w:rPr>
-        <w:t>Article 23 - Délai de Garantie - Réception définitive</w:t>
-      </w:r>
-      <w:r>
-        <w:rPr>
-          <w:noProof/>
-        </w:rPr>
-        <w:tab/>
-      </w:r>
-      <w:r>
-        <w:rPr>
-          <w:noProof/>
-        </w:rPr>
-        <w:fldChar w:fldCharType="begin"/>
-      </w:r>
-      <w:r>
-        <w:rPr>
-          <w:noProof/>
-        </w:rPr>
-        <w:instrText xml:space="preserve"> PAGEREF _Toc135498053 \h </w:instrText>
-      </w:r>
-      <w:r>
-        <w:rPr>
-          <w:noProof/>
-        </w:rPr>
-      </w:r>
-      <w:r>
-        <w:rPr>
-          <w:noProof/>
-        </w:rPr>
-        <w:fldChar w:fldCharType="separate"/>
-      </w:r>
-      <w:r>
-        <w:rPr>
-          <w:noProof/>
-        </w:rPr>
-        <w:t>24</w:t>
-      </w:r>
-      <w:r>
-        <w:rPr>
-          <w:noProof/>
-        </w:rPr>
-        <w:fldChar w:fldCharType="end"/>
-      </w:r>
-    </w:p>
-    <w:p>
-      <w:pPr>
-        <w:pStyle w:val="TM1"/>
-        <w:rPr>
-          <w:noProof/>
-        </w:rPr>
-      </w:pPr>
-      <w:r>
-        <w:rPr>
-          <w:noProof/>
-        </w:rPr>
-        <w:t>CHAPITRE V</w:t>
-      </w:r>
-      <w:r>
-        <w:rPr>
-          <w:noProof/>
-        </w:rPr>
-        <w:tab/>
-      </w:r>
-      <w:r>
-        <w:rPr>
-          <w:noProof/>
-        </w:rPr>
-        <w:fldChar w:fldCharType="begin"/>
-      </w:r>
-      <w:r>
-        <w:rPr>
-          <w:noProof/>
-        </w:rPr>
-        <w:instrText xml:space="preserve"> PAGEREF _Toc135498054 \h </w:instrText>
-      </w:r>
-      <w:r>
-        <w:rPr>
-          <w:noProof/>
-        </w:rPr>
-      </w:r>
-      <w:r>
-        <w:rPr>
-          <w:noProof/>
-        </w:rPr>
-        <w:fldChar w:fldCharType="separate"/>
-      </w:r>
-      <w:r>
-        <w:rPr>
-          <w:noProof/>
-        </w:rPr>
-        <w:t>26</w:t>
-      </w:r>
-      <w:r>
-        <w:rPr>
-          <w:noProof/>
-        </w:rPr>
-        <w:fldChar w:fldCharType="end"/>
-      </w:r>
-    </w:p>
-    <w:p>
-      <w:pPr>
-        <w:pStyle w:val="TM1"/>
-        <w:rPr>
-          <w:noProof/>
-        </w:rPr>
-      </w:pPr>
-      <w:r>
-        <w:rPr>
-          <w:noProof/>
-        </w:rPr>
-        <w:t>RESILIATION DU MARCHE - EXECUTION PAR DEFAUT</w:t>
-      </w:r>
-      <w:r>
-        <w:rPr>
-          <w:noProof/>
-        </w:rPr>
-        <w:tab/>
-      </w:r>
-      <w:r>
-        <w:rPr>
-          <w:noProof/>
-        </w:rPr>
-        <w:fldChar w:fldCharType="begin"/>
-      </w:r>
-      <w:r>
-        <w:rPr>
-          <w:noProof/>
-        </w:rPr>
-        <w:instrText xml:space="preserve"> PAGEREF _Toc135498055 \h </w:instrText>
-      </w:r>
-      <w:r>
-        <w:rPr>
-          <w:noProof/>
-        </w:rPr>
-      </w:r>
-      <w:r>
-        <w:rPr>
-          <w:noProof/>
-        </w:rPr>
-        <w:fldChar w:fldCharType="separate"/>
-      </w:r>
-      <w:r>
-        <w:rPr>
-          <w:noProof/>
-        </w:rPr>
-        <w:t>26</w:t>
-      </w:r>
-      <w:r>
-        <w:rPr>
-          <w:noProof/>
-        </w:rPr>
-        <w:fldChar w:fldCharType="end"/>
-      </w:r>
-    </w:p>
-    <w:p>
-      <w:pPr>
-        <w:pStyle w:val="TM2"/>
-        <w:tabs>
-          <w:tab w:val="right" w:leader="dot" w:pos="9062"/>
-        </w:tabs>
-        <w:rPr>
-          <w:noProof/>
-        </w:rPr>
-      </w:pPr>
-      <w:r>
-        <w:rPr>
-          <w:noProof/>
-        </w:rPr>
-        <w:t>Article 24 - Résiliation du Marché par l'Acheteur</w:t>
-      </w:r>
-      <w:r>
-        <w:rPr>
-          <w:noProof/>
-        </w:rPr>
-        <w:tab/>
-      </w:r>
-      <w:r>
-        <w:rPr>
-          <w:noProof/>
-        </w:rPr>
-        <w:fldChar w:fldCharType="begin"/>
-      </w:r>
-      <w:r>
-        <w:rPr>
-          <w:noProof/>
-        </w:rPr>
-        <w:instrText xml:space="preserve"> PAGEREF _Toc135498056 \h </w:instrText>
-      </w:r>
-      <w:r>
-        <w:rPr>
-          <w:noProof/>
-        </w:rPr>
-      </w:r>
-      <w:r>
-        <w:rPr>
-          <w:noProof/>
-        </w:rPr>
-        <w:fldChar w:fldCharType="separate"/>
-      </w:r>
-      <w:r>
-        <w:rPr>
-          <w:noProof/>
-        </w:rPr>
-        <w:t>26</w:t>
-      </w:r>
-      <w:r>
-        <w:rPr>
-          <w:noProof/>
-        </w:rPr>
-        <w:fldChar w:fldCharType="end"/>
-      </w:r>
-    </w:p>
-    <w:p>
-      <w:pPr>
-        <w:pStyle w:val="TM2"/>
-        <w:tabs>
-          <w:tab w:val="right" w:leader="dot" w:pos="9062"/>
-        </w:tabs>
-        <w:rPr>
-          <w:noProof/>
-        </w:rPr>
-      </w:pPr>
-      <w:r>
-        <w:rPr>
-          <w:noProof/>
-        </w:rPr>
-        <w:t>Article 25 - Résiliation du Marché par le Fournisseur</w:t>
-      </w:r>
-      <w:r>
-        <w:rPr>
-          <w:noProof/>
-        </w:rPr>
-        <w:tab/>
-      </w:r>
-      <w:r>
-        <w:rPr>
-          <w:noProof/>
-        </w:rPr>
-        <w:fldChar w:fldCharType="begin"/>
-      </w:r>
-      <w:r>
-        <w:rPr>
-          <w:noProof/>
-        </w:rPr>
-        <w:instrText xml:space="preserve"> PAGEREF _Toc135498057 \h </w:instrText>
-      </w:r>
-      <w:r>
-        <w:rPr>
-          <w:noProof/>
-        </w:rPr>
-      </w:r>
-      <w:r>
-        <w:rPr>
-          <w:noProof/>
-        </w:rPr>
-        <w:fldChar w:fldCharType="separate"/>
-      </w:r>
-      <w:r>
-        <w:rPr>
-          <w:noProof/>
-        </w:rPr>
-        <w:t>26</w:t>
-      </w:r>
-      <w:r>
-        <w:rPr>
-          <w:noProof/>
-        </w:rPr>
-        <w:fldChar w:fldCharType="end"/>
-      </w:r>
-    </w:p>
-    <w:p>
-      <w:pPr>
-        <w:pStyle w:val="TM2"/>
-        <w:tabs>
-          <w:tab w:val="right" w:leader="dot" w:pos="9062"/>
-        </w:tabs>
-        <w:rPr>
-          <w:noProof/>
-        </w:rPr>
-      </w:pPr>
-      <w:r>
-        <w:rPr>
-          <w:noProof/>
-        </w:rPr>
-        <w:t>Article 26 - Décès ou incapacité civile du Fournisseur</w:t>
-      </w:r>
-      <w:r>
-        <w:rPr>
-          <w:noProof/>
-        </w:rPr>
-        <w:tab/>
-      </w:r>
-      <w:r>
-        <w:rPr>
-          <w:noProof/>
-        </w:rPr>
-        <w:fldChar w:fldCharType="begin"/>
-      </w:r>
-      <w:r>
-        <w:rPr>
-          <w:noProof/>
-        </w:rPr>
-        <w:instrText xml:space="preserve"> PAGEREF _Toc135498058 \h </w:instrText>
-      </w:r>
-      <w:r>
-        <w:rPr>
-          <w:noProof/>
-        </w:rPr>
-      </w:r>
-      <w:r>
-        <w:rPr>
-          <w:noProof/>
-        </w:rPr>
-        <w:fldChar w:fldCharType="separate"/>
-      </w:r>
-      <w:r>
-        <w:rPr>
-          <w:noProof/>
-        </w:rPr>
-        <w:t>26</w:t>
-      </w:r>
-      <w:r>
-        <w:rPr>
-          <w:noProof/>
-        </w:rPr>
-        <w:fldChar w:fldCharType="end"/>
-      </w:r>
-    </w:p>
-    <w:p>
-      <w:pPr>
-        <w:pStyle w:val="TM2"/>
-        <w:tabs>
-          <w:tab w:val="right" w:leader="dot" w:pos="9062"/>
-        </w:tabs>
-        <w:rPr>
-          <w:noProof/>
-        </w:rPr>
-      </w:pPr>
-      <w:r>
-        <w:rPr>
-          <w:noProof/>
-        </w:rPr>
-        <w:t>Article 27 - Faillite ou Règlement Judiciaire</w:t>
-      </w:r>
-      <w:r>
-        <w:rPr>
-          <w:noProof/>
-        </w:rPr>
-        <w:tab/>
-      </w:r>
-      <w:r>
-        <w:rPr>
-          <w:noProof/>
-        </w:rPr>
-        <w:fldChar w:fldCharType="begin"/>
-      </w:r>
-      <w:r>
-        <w:rPr>
-          <w:noProof/>
-        </w:rPr>
-        <w:instrText xml:space="preserve"> PAGEREF _Toc135498059 \h </w:instrText>
-      </w:r>
-      <w:r>
-        <w:rPr>
-          <w:noProof/>
-        </w:rPr>
-      </w:r>
-      <w:r>
-        <w:rPr>
-          <w:noProof/>
-        </w:rPr>
-        <w:fldChar w:fldCharType="separate"/>
-      </w:r>
-      <w:r>
-        <w:rPr>
-          <w:noProof/>
-        </w:rPr>
-        <w:t>26</w:t>
-      </w:r>
-      <w:r>
-        <w:rPr>
-          <w:noProof/>
-        </w:rPr>
-        <w:fldChar w:fldCharType="end"/>
-      </w:r>
-    </w:p>
-    <w:p>
-      <w:pPr>
-        <w:pStyle w:val="TM2"/>
-        <w:tabs>
-          <w:tab w:val="right" w:leader="dot" w:pos="9062"/>
-        </w:tabs>
-        <w:rPr>
-          <w:noProof/>
-        </w:rPr>
-      </w:pPr>
-      <w:r>
-        <w:rPr>
-          <w:noProof/>
-        </w:rPr>
-        <w:t>Article 28 - Résiliation pour incapacité physique du Fournisseur :</w:t>
-      </w:r>
-      <w:r>
-        <w:rPr>
-          <w:noProof/>
-        </w:rPr>
-        <w:tab/>
-      </w:r>
-      <w:r>
-        <w:rPr>
-          <w:noProof/>
-        </w:rPr>
-        <w:fldChar w:fldCharType="begin"/>
-      </w:r>
-      <w:r>
-        <w:rPr>
-          <w:noProof/>
-        </w:rPr>
-        <w:instrText xml:space="preserve"> PAGEREF _Toc135498060 \h </w:instrText>
-      </w:r>
-      <w:r>
-        <w:rPr>
-          <w:noProof/>
-        </w:rPr>
-      </w:r>
-      <w:r>
-        <w:rPr>
-          <w:noProof/>
-        </w:rPr>
-        <w:fldChar w:fldCharType="separate"/>
-      </w:r>
-      <w:r>
-        <w:rPr>
-          <w:noProof/>
-        </w:rPr>
-        <w:t>26</w:t>
-      </w:r>
-      <w:r>
-        <w:rPr>
-          <w:noProof/>
-        </w:rPr>
-        <w:fldChar w:fldCharType="end"/>
-      </w:r>
-    </w:p>
-    <w:p>
-      <w:pPr>
-        <w:pStyle w:val="TM2"/>
-        <w:tabs>
-          <w:tab w:val="right" w:leader="dot" w:pos="9062"/>
-        </w:tabs>
-        <w:rPr>
-          <w:noProof/>
-        </w:rPr>
-      </w:pPr>
-      <w:r>
-        <w:rPr>
-          <w:noProof/>
-        </w:rPr>
-        <w:t>Article 29 - Résiliation aux torts du Fournisseur</w:t>
-      </w:r>
-      <w:r>
-        <w:rPr>
-          <w:noProof/>
-        </w:rPr>
-        <w:tab/>
-      </w:r>
-      <w:r>
-        <w:rPr>
-          <w:noProof/>
-        </w:rPr>
-        <w:fldChar w:fldCharType="begin"/>
-      </w:r>
-      <w:r>
-        <w:rPr>
-          <w:noProof/>
-        </w:rPr>
-        <w:instrText xml:space="preserve"> PAGEREF _Toc135498061 \h </w:instrText>
-      </w:r>
-      <w:r>
-        <w:rPr>
-          <w:noProof/>
-        </w:rPr>
-      </w:r>
-      <w:r>
-        <w:rPr>
-          <w:noProof/>
-        </w:rPr>
-        <w:fldChar w:fldCharType="separate"/>
-      </w:r>
-      <w:r>
-        <w:rPr>
-          <w:noProof/>
-        </w:rPr>
-        <w:t>26</w:t>
-      </w:r>
-      <w:r>
-        <w:rPr>
-          <w:noProof/>
-        </w:rPr>
-        <w:fldChar w:fldCharType="end"/>
-      </w:r>
-    </w:p>
-    <w:p>
-      <w:pPr>
-        <w:pStyle w:val="TM2"/>
-        <w:tabs>
-          <w:tab w:val="right" w:leader="dot" w:pos="9062"/>
-        </w:tabs>
-        <w:rPr>
-          <w:noProof/>
-        </w:rPr>
-      </w:pPr>
-      <w:r>
-        <w:rPr>
-          <w:noProof/>
-        </w:rPr>
-        <w:t>Article 30 - Date d'effet de la résiliation</w:t>
-      </w:r>
-      <w:r>
-        <w:rPr>
-          <w:noProof/>
-        </w:rPr>
-        <w:tab/>
-      </w:r>
-      <w:r>
-        <w:rPr>
-          <w:noProof/>
-        </w:rPr>
-        <w:fldChar w:fldCharType="begin"/>
-      </w:r>
-      <w:r>
-        <w:rPr>
-          <w:noProof/>
-        </w:rPr>
-        <w:instrText xml:space="preserve"> PAGEREF _Toc135498062 \h </w:instrText>
-      </w:r>
-      <w:r>
-        <w:rPr>
-          <w:noProof/>
-        </w:rPr>
-      </w:r>
-      <w:r>
-        <w:rPr>
-          <w:noProof/>
-        </w:rPr>
-        <w:fldChar w:fldCharType="separate"/>
-      </w:r>
-      <w:r>
-        <w:rPr>
-          <w:noProof/>
-        </w:rPr>
-        <w:t>27</w:t>
-      </w:r>
-      <w:r>
-        <w:rPr>
-          <w:noProof/>
-        </w:rPr>
-        <w:fldChar w:fldCharType="end"/>
-      </w:r>
-    </w:p>
-    <w:p>
-      <w:pPr>
-        <w:pStyle w:val="TM2"/>
-        <w:tabs>
-          <w:tab w:val="right" w:leader="dot" w:pos="9062"/>
-        </w:tabs>
-        <w:rPr>
-          <w:noProof/>
-        </w:rPr>
-      </w:pPr>
-      <w:r>
-        <w:rPr>
-          <w:noProof/>
-        </w:rPr>
-        <w:t>Article 31 - Liquidation du Marché résilié</w:t>
-      </w:r>
-      <w:r>
-        <w:rPr>
-          <w:noProof/>
-        </w:rPr>
-        <w:tab/>
-      </w:r>
-      <w:r>
-        <w:rPr>
-          <w:noProof/>
-        </w:rPr>
-        <w:fldChar w:fldCharType="begin"/>
-      </w:r>
-      <w:r>
-        <w:rPr>
-          <w:noProof/>
-        </w:rPr>
-        <w:instrText xml:space="preserve"> PAGEREF _Toc135498063 \h </w:instrText>
-      </w:r>
-      <w:r>
-        <w:rPr>
-          <w:noProof/>
-        </w:rPr>
-      </w:r>
-      <w:r>
-        <w:rPr>
-          <w:noProof/>
-        </w:rPr>
-        <w:fldChar w:fldCharType="separate"/>
-      </w:r>
-      <w:r>
-        <w:rPr>
-          <w:noProof/>
-        </w:rPr>
-        <w:t>27</w:t>
-      </w:r>
-      <w:r>
-        <w:rPr>
-          <w:noProof/>
-        </w:rPr>
-        <w:fldChar w:fldCharType="end"/>
-      </w:r>
-    </w:p>
-    <w:p>
-      <w:pPr>
-        <w:pStyle w:val="TM2"/>
-        <w:tabs>
-          <w:tab w:val="right" w:leader="dot" w:pos="9062"/>
-        </w:tabs>
-        <w:rPr>
-          <w:noProof/>
-        </w:rPr>
-      </w:pPr>
-      <w:r>
-        <w:rPr>
-          <w:noProof/>
-        </w:rPr>
-        <w:t>Article 32 - Calcul de l'indemnité éventuelle de résiliation</w:t>
-      </w:r>
-      <w:r>
-        <w:rPr>
-          <w:noProof/>
-        </w:rPr>
-        <w:tab/>
-      </w:r>
-      <w:r>
-        <w:rPr>
-          <w:noProof/>
-        </w:rPr>
-        <w:fldChar w:fldCharType="begin"/>
-      </w:r>
-      <w:r>
-        <w:rPr>
-          <w:noProof/>
-        </w:rPr>
-        <w:instrText xml:space="preserve"> PAGEREF _Toc135498064 \h </w:instrText>
-      </w:r>
-      <w:r>
-        <w:rPr>
-          <w:noProof/>
-        </w:rPr>
-      </w:r>
-      <w:r>
-        <w:rPr>
-          <w:noProof/>
-        </w:rPr>
-        <w:fldChar w:fldCharType="separate"/>
-      </w:r>
-      <w:r>
-        <w:rPr>
-          <w:noProof/>
-        </w:rPr>
-        <w:t>27</w:t>
-      </w:r>
-      <w:r>
-        <w:rPr>
-          <w:noProof/>
-        </w:rPr>
-        <w:fldChar w:fldCharType="end"/>
-      </w:r>
-    </w:p>
-    <w:p>
-      <w:pPr>
-        <w:pStyle w:val="TM2"/>
-        <w:tabs>
-          <w:tab w:val="right" w:leader="dot" w:pos="9062"/>
-        </w:tabs>
-        <w:rPr>
-          <w:noProof/>
-        </w:rPr>
-      </w:pPr>
-      <w:r>
-        <w:rPr>
-          <w:noProof/>
-        </w:rPr>
-        <w:t>Article 33 - Exécution de Fournitures, de Services connexes ou de Prestations aux frais et risques du Fournisseur</w:t>
-      </w:r>
-      <w:r>
-        <w:rPr>
-          <w:noProof/>
-        </w:rPr>
-        <w:tab/>
-      </w:r>
-      <w:r>
-        <w:rPr>
-          <w:noProof/>
-        </w:rPr>
-        <w:fldChar w:fldCharType="begin"/>
-      </w:r>
-      <w:r>
-        <w:rPr>
-          <w:noProof/>
-        </w:rPr>
-        <w:instrText xml:space="preserve"> PAGEREF _Toc135498065 \h </w:instrText>
-      </w:r>
-      <w:r>
-        <w:rPr>
-          <w:noProof/>
-        </w:rPr>
-      </w:r>
-      <w:r>
-        <w:rPr>
-          <w:noProof/>
-        </w:rPr>
-        <w:fldChar w:fldCharType="separate"/>
-      </w:r>
-      <w:r>
-        <w:rPr>
-          <w:noProof/>
-        </w:rPr>
-        <w:t>28</w:t>
-      </w:r>
-      <w:r>
-        <w:rPr>
-          <w:noProof/>
-        </w:rPr>
-        <w:fldChar w:fldCharType="end"/>
-      </w:r>
-    </w:p>
-    <w:p>
-      <w:pPr>
-        <w:pStyle w:val="TM1"/>
-        <w:rPr>
-          <w:noProof/>
-        </w:rPr>
-      </w:pPr>
-      <w:r>
-        <w:rPr>
-          <w:noProof/>
-        </w:rPr>
-        <w:t>CHAPITRE VI</w:t>
-      </w:r>
-      <w:r>
-        <w:rPr>
-          <w:noProof/>
-        </w:rPr>
-        <w:tab/>
-      </w:r>
-      <w:r>
-        <w:rPr>
-          <w:noProof/>
-        </w:rPr>
-        <w:fldChar w:fldCharType="begin"/>
-      </w:r>
-      <w:r>
-        <w:rPr>
-          <w:noProof/>
-        </w:rPr>
-        <w:instrText xml:space="preserve"> PAGEREF _Toc135498066 \h </w:instrText>
-      </w:r>
-      <w:r>
-        <w:rPr>
-          <w:noProof/>
-        </w:rPr>
-      </w:r>
-      <w:r>
-        <w:rPr>
-          <w:noProof/>
-        </w:rPr>
-        <w:fldChar w:fldCharType="separate"/>
-      </w:r>
-      <w:r>
-        <w:rPr>
-          <w:noProof/>
-        </w:rPr>
-        <w:t>29</w:t>
-      </w:r>
-      <w:r>
-        <w:rPr>
-          <w:noProof/>
-        </w:rPr>
-        <w:fldChar w:fldCharType="end"/>
-      </w:r>
-    </w:p>
-    <w:p>
-      <w:pPr>
-        <w:pStyle w:val="TM1"/>
-        <w:rPr>
-          <w:noProof/>
-        </w:rPr>
-      </w:pPr>
-      <w:r>
-        <w:rPr>
-          <w:noProof/>
-        </w:rPr>
-        <w:t>DIFFERENDS ET LITIGES</w:t>
-      </w:r>
-      <w:r>
-        <w:rPr>
-          <w:noProof/>
-        </w:rPr>
-        <w:tab/>
-      </w:r>
-      <w:r>
-        <w:rPr>
-          <w:noProof/>
-        </w:rPr>
-        <w:fldChar w:fldCharType="begin"/>
-      </w:r>
-      <w:r>
-        <w:rPr>
-          <w:noProof/>
-        </w:rPr>
-        <w:instrText xml:space="preserve"> PAGEREF _Toc135498067 \h </w:instrText>
-      </w:r>
-      <w:r>
-        <w:rPr>
-          <w:noProof/>
-        </w:rPr>
-      </w:r>
-      <w:r>
-        <w:rPr>
-          <w:noProof/>
-        </w:rPr>
-        <w:fldChar w:fldCharType="separate"/>
-      </w:r>
-      <w:r>
-        <w:rPr>
-          <w:noProof/>
-        </w:rPr>
-        <w:t>29</w:t>
-      </w:r>
-      <w:r>
-        <w:rPr>
-          <w:noProof/>
-        </w:rPr>
-        <w:fldChar w:fldCharType="end"/>
-      </w:r>
-    </w:p>
-    <w:p>
-      <w:pPr>
-        <w:pStyle w:val="TM2"/>
-        <w:tabs>
-          <w:tab w:val="right" w:leader="dot" w:pos="9062"/>
-        </w:tabs>
-        <w:rPr>
-          <w:noProof/>
-        </w:rPr>
-      </w:pPr>
-      <w:r>
-        <w:rPr>
-          <w:noProof/>
-        </w:rPr>
-        <w:t>Article 34 - Recours gracieux</w:t>
-      </w:r>
-      <w:r>
-        <w:rPr>
-          <w:noProof/>
-        </w:rPr>
-        <w:tab/>
-      </w:r>
-      <w:r>
-        <w:rPr>
-          <w:noProof/>
-        </w:rPr>
-        <w:fldChar w:fldCharType="begin"/>
-      </w:r>
-      <w:r>
-        <w:rPr>
-          <w:noProof/>
-        </w:rPr>
-        <w:instrText xml:space="preserve"> PAGEREF _Toc135498068 \h </w:instrText>
-      </w:r>
-      <w:r>
-        <w:rPr>
-          <w:noProof/>
-        </w:rPr>
-      </w:r>
-      <w:r>
-        <w:rPr>
-          <w:noProof/>
-        </w:rPr>
-        <w:fldChar w:fldCharType="separate"/>
-      </w:r>
-      <w:r>
-        <w:rPr>
-          <w:noProof/>
-        </w:rPr>
-        <w:t>29</w:t>
-      </w:r>
-      <w:r>
-        <w:rPr>
-          <w:noProof/>
-        </w:rPr>
-        <w:fldChar w:fldCharType="end"/>
-      </w:r>
-    </w:p>
-    <w:p>
-      <w:pPr>
-        <w:pStyle w:val="TM2"/>
-        <w:tabs>
-          <w:tab w:val="right" w:leader="dot" w:pos="9062"/>
-        </w:tabs>
-        <w:rPr>
-          <w:noProof/>
-        </w:rPr>
-      </w:pPr>
-      <w:r>
-        <w:rPr>
-          <w:noProof/>
-        </w:rPr>
-        <w:t>Article 35 - Intervention d'un Comité de Règlement Amiable des Litiges</w:t>
-      </w:r>
-      <w:r>
-        <w:rPr>
-          <w:noProof/>
-        </w:rPr>
-        <w:tab/>
-      </w:r>
-      <w:r>
-        <w:rPr>
-          <w:noProof/>
-        </w:rPr>
-        <w:fldChar w:fldCharType="begin"/>
-      </w:r>
-      <w:r>
-        <w:rPr>
-          <w:noProof/>
-        </w:rPr>
-        <w:instrText xml:space="preserve"> PAGEREF _Toc135498069 \h </w:instrText>
-      </w:r>
-      <w:r>
-        <w:rPr>
-          <w:noProof/>
-        </w:rPr>
-      </w:r>
-      <w:r>
-        <w:rPr>
-          <w:noProof/>
-        </w:rPr>
-        <w:fldChar w:fldCharType="separate"/>
-      </w:r>
-      <w:r>
-        <w:rPr>
-          <w:noProof/>
-        </w:rPr>
-        <w:t>29</w:t>
-      </w:r>
-      <w:r>
-        <w:rPr>
-          <w:noProof/>
-        </w:rPr>
-        <w:fldChar w:fldCharType="end"/>
-      </w:r>
-    </w:p>
-    <w:p>
-      <w:pPr>
-        <w:pStyle w:val="TM2"/>
-        <w:tabs>
-          <w:tab w:val="right" w:leader="dot" w:pos="9062"/>
-        </w:tabs>
-        <w:rPr>
-          <w:noProof/>
-        </w:rPr>
-      </w:pPr>
-      <w:r>
-        <w:rPr>
-          <w:noProof/>
-        </w:rPr>
-        <w:t>Article 36 - Recours contentieux liés à l'exécution du contrat</w:t>
-      </w:r>
-      <w:r>
-        <w:rPr>
-          <w:noProof/>
-        </w:rPr>
-        <w:tab/>
-      </w:r>
-      <w:r>
-        <w:rPr>
-          <w:noProof/>
-        </w:rPr>
-        <w:fldChar w:fldCharType="begin"/>
-      </w:r>
-      <w:r>
-        <w:rPr>
-          <w:noProof/>
-        </w:rPr>
-        <w:instrText xml:space="preserve"> PAGEREF _Toc135498070 \h </w:instrText>
-      </w:r>
-      <w:r>
-        <w:rPr>
-          <w:noProof/>
-        </w:rPr>
-      </w:r>
-      <w:r>
-        <w:rPr>
-          <w:noProof/>
-        </w:rPr>
-        <w:fldChar w:fldCharType="separate"/>
-      </w:r>
-      <w:r>
-        <w:rPr>
-          <w:noProof/>
-        </w:rPr>
-        <w:t>29</w:t>
-      </w:r>
-      <w:r>
-        <w:rPr>
-          <w:noProof/>
-        </w:rPr>
-        <w:fldChar w:fldCharType="end"/>
-      </w:r>
-    </w:p>
-    <w:p>
-      <w:pPr>
-        <w:jc w:val="center"/>
-        <w:rPr>
-          <w:rFonts w:ascii="Arial" w:hAnsi="Arial"/>
-          <w:b/>
-          <w:sz w:val="18"/>
-        </w:rPr>
-      </w:pPr>
-      <w:r>
-        <w:rPr>
-          <w:rFonts w:ascii="Arial" w:hAnsi="Arial"/>
-          <w:sz w:val="18"/>
-        </w:rPr>
-        <w:fldChar w:fldCharType="end"/>
-      </w:r>
-    </w:p>
-    <w:p>
-      <w:pPr>
-        <w:pStyle w:val="Titre1"/>
-        <w:rPr>
-          <w:sz w:val="20"/>
-        </w:rPr>
-        <w:sectPr>
-          <w:headerReference w:type="default" r:id="rId10"/>
-          <w:footerReference w:type="default" r:id="rId11"/>
-          <w:pgSz w:w="11906" w:h="16838"/>
-          <w:pgMar w:top="1417" w:right="1417" w:bottom="1417" w:left="1417" w:header="720" w:footer="720" w:gutter="0"/>
-          <w:cols w:space="720"/>
-        </w:sectPr>
-      </w:pPr>
-    </w:p>
     <w:p>
       <w:pPr>
         <w:pStyle w:val="Titre1"/>
@@ -6305,7 +670,14 @@
         <w:rPr>
           <w:rFonts w:ascii="Arial" w:hAnsi="Arial"/>
         </w:rPr>
-        <w:t> » désigne les services afférents à la fourniture des biens, tels que l’assurance, l’installation, le montage, la formation et la maintenance initiale, le transport non compris dans le prix des fournitures selon l'Incoterm applicable, ainsi que toute obligation analogue du Fournisseur dans le cadre du Marché.</w:t>
+        <w:t xml:space="preserve"> » désigne les services afférents à la fourniture des biens, tels que l’assurance, l’installation, le montage, la formation et la maintenance initiale, le </w:t>
+      </w:r>
+      <w:r>
+        <w:rPr>
+          <w:rFonts w:ascii="Arial" w:hAnsi="Arial"/>
+        </w:rPr>
+        <w:lastRenderedPageBreak/>
+        <w:t>transport non compris dans le prix des fournitures selon l'Incoterm applicable, ainsi que toute obligation analogue du Fournisseur dans le cadre du Marché.</w:t>
       </w:r>
     </w:p>
     <w:p>
@@ -6530,24 +902,24 @@
       <w:pPr>
         <w:pStyle w:val="Titre3"/>
       </w:pPr>
-      <w:bookmarkStart w:id="30" w:name="_Toc109734433"/>
-      <w:bookmarkStart w:id="31" w:name="_Toc109737389"/>
-      <w:bookmarkStart w:id="32" w:name="_Toc109737512"/>
-      <w:bookmarkStart w:id="33" w:name="_Toc109788661"/>
-      <w:bookmarkStart w:id="34" w:name="_Toc109793286"/>
-      <w:bookmarkStart w:id="35" w:name="_Toc135497988"/>
+      <w:bookmarkStart w:id="30" w:name="_Toc135497988"/>
+      <w:bookmarkStart w:id="31" w:name="_Toc109734433"/>
+      <w:bookmarkStart w:id="32" w:name="_Toc109737389"/>
+      <w:bookmarkStart w:id="33" w:name="_Toc109737512"/>
+      <w:bookmarkStart w:id="34" w:name="_Toc109788661"/>
+      <w:bookmarkStart w:id="35" w:name="_Toc109793286"/>
       <w:r>
         <w:t>3.1. Représentation du Fournisseur</w:t>
       </w:r>
-      <w:bookmarkEnd w:id="35"/>
+      <w:bookmarkEnd w:id="30"/>
       <w:r>
         <w:t xml:space="preserve"> </w:t>
       </w:r>
-      <w:bookmarkEnd w:id="30"/>
       <w:bookmarkEnd w:id="31"/>
       <w:bookmarkEnd w:id="32"/>
       <w:bookmarkEnd w:id="33"/>
       <w:bookmarkEnd w:id="34"/>
+      <w:bookmarkEnd w:id="35"/>
     </w:p>
     <w:p>
       <w:pPr>
@@ -6856,7 +1228,11 @@
         <w:t>CCAP</w:t>
       </w:r>
       <w:r>
-        <w:t xml:space="preserve"> par lettre recommandée avec accusé de réception postal, soit remis contre récépissé directement à lui-même ou à son représentant qualifié. </w:t>
+        <w:t xml:space="preserve"> par lettre recommandée avec accusé de réception postal, </w:t>
+      </w:r>
+      <w:r>
+        <w:lastRenderedPageBreak/>
+        <w:t xml:space="preserve">soit remis contre récépissé directement à lui-même ou à son représentant qualifié. </w:t>
       </w:r>
     </w:p>
     <w:p>
@@ -9970,13 +4346,13 @@
       <w:pPr>
         <w:pStyle w:val="Titre3"/>
       </w:pPr>
-      <w:bookmarkStart w:id="150" w:name="_Toc109528943"/>
-      <w:bookmarkStart w:id="151" w:name="_Toc109734473"/>
-      <w:bookmarkStart w:id="152" w:name="_Toc135498010"/>
+      <w:bookmarkStart w:id="150" w:name="_Toc135498010"/>
+      <w:bookmarkStart w:id="151" w:name="_Toc109528943"/>
+      <w:bookmarkStart w:id="152" w:name="_Toc109734473"/>
       <w:r>
         <w:t>9.2. Remise du décompte, de la facture ou du mémoire :</w:t>
       </w:r>
-      <w:bookmarkEnd w:id="152"/>
+      <w:bookmarkEnd w:id="150"/>
       <w:r>
         <w:t xml:space="preserve"> </w:t>
       </w:r>
@@ -10587,8 +4963,8 @@
       <w:r>
         <w:t>9.6. Règlement des Fournisseurs groupés ou des sous-traitants payés directement</w:t>
       </w:r>
-      <w:bookmarkEnd w:id="150"/>
       <w:bookmarkEnd w:id="151"/>
+      <w:bookmarkEnd w:id="152"/>
       <w:bookmarkEnd w:id="156"/>
       <w:bookmarkEnd w:id="157"/>
       <w:bookmarkEnd w:id="158"/>
@@ -11010,24 +5386,24 @@
       <w:pPr>
         <w:pStyle w:val="Titre2"/>
       </w:pPr>
-      <w:bookmarkStart w:id="180" w:name="_Toc109734476"/>
-      <w:bookmarkStart w:id="181" w:name="_Toc109737429"/>
-      <w:bookmarkStart w:id="182" w:name="_Toc109737552"/>
-      <w:bookmarkStart w:id="183" w:name="_Toc109788699"/>
-      <w:bookmarkStart w:id="184" w:name="_Toc109793324"/>
-      <w:bookmarkStart w:id="185" w:name="_Toc135498018"/>
+      <w:bookmarkStart w:id="180" w:name="_Toc135498018"/>
+      <w:bookmarkStart w:id="181" w:name="_Toc109734476"/>
+      <w:bookmarkStart w:id="182" w:name="_Toc109737429"/>
+      <w:bookmarkStart w:id="183" w:name="_Toc109737552"/>
+      <w:bookmarkStart w:id="184" w:name="_Toc109788699"/>
+      <w:bookmarkStart w:id="185" w:name="_Toc109793324"/>
       <w:r>
         <w:t>Article 10 - Conformité au Marché et aux normes – Respect des règles d’éthique</w:t>
       </w:r>
-      <w:bookmarkEnd w:id="185"/>
+      <w:bookmarkEnd w:id="180"/>
       <w:r>
         <w:t xml:space="preserve"> </w:t>
       </w:r>
-      <w:bookmarkEnd w:id="180"/>
       <w:bookmarkEnd w:id="181"/>
       <w:bookmarkEnd w:id="182"/>
       <w:bookmarkEnd w:id="183"/>
       <w:bookmarkEnd w:id="184"/>
+      <w:bookmarkEnd w:id="185"/>
     </w:p>
     <w:p>
       <w:pPr>
@@ -13629,16 +8005,16 @@
       <w:pPr>
         <w:pStyle w:val="Titre3"/>
       </w:pPr>
-      <w:bookmarkStart w:id="267" w:name="_Toc109734488"/>
-      <w:bookmarkStart w:id="268" w:name="_Toc109737441"/>
-      <w:bookmarkStart w:id="269" w:name="_Toc109737564"/>
-      <w:bookmarkStart w:id="270" w:name="_Toc109788711"/>
-      <w:bookmarkStart w:id="271" w:name="_Toc109793336"/>
-      <w:bookmarkStart w:id="272" w:name="_Toc135498043"/>
+      <w:bookmarkStart w:id="267" w:name="_Toc135498043"/>
+      <w:bookmarkStart w:id="268" w:name="_Toc109734488"/>
+      <w:bookmarkStart w:id="269" w:name="_Toc109737441"/>
+      <w:bookmarkStart w:id="270" w:name="_Toc109737564"/>
+      <w:bookmarkStart w:id="271" w:name="_Toc109788711"/>
+      <w:bookmarkStart w:id="272" w:name="_Toc109793336"/>
       <w:r>
         <w:t>20.1. Force Majeure</w:t>
       </w:r>
-      <w:bookmarkEnd w:id="272"/>
+      <w:bookmarkEnd w:id="267"/>
     </w:p>
     <w:p>
       <w:pPr>
@@ -14045,16 +8421,16 @@
       <w:pPr>
         <w:pStyle w:val="Titre2"/>
       </w:pPr>
-      <w:bookmarkStart w:id="276" w:name="_Toc109734486"/>
-      <w:bookmarkStart w:id="277" w:name="_Toc109737439"/>
-      <w:bookmarkStart w:id="278" w:name="_Toc109737562"/>
-      <w:bookmarkStart w:id="279" w:name="_Toc109788709"/>
-      <w:bookmarkStart w:id="280" w:name="_Toc109793334"/>
-      <w:bookmarkStart w:id="281" w:name="_Toc135498047"/>
+      <w:bookmarkStart w:id="276" w:name="_Toc135498047"/>
+      <w:bookmarkStart w:id="277" w:name="_Toc109734486"/>
+      <w:bookmarkStart w:id="278" w:name="_Toc109737439"/>
+      <w:bookmarkStart w:id="279" w:name="_Toc109737562"/>
+      <w:bookmarkStart w:id="280" w:name="_Toc109788709"/>
+      <w:bookmarkStart w:id="281" w:name="_Toc109793334"/>
       <w:r>
         <w:t>Article 21 - Inspections, vérifications et essais</w:t>
       </w:r>
-      <w:bookmarkEnd w:id="281"/>
+      <w:bookmarkEnd w:id="276"/>
       <w:r>
         <w:t xml:space="preserve"> </w:t>
       </w:r>
@@ -14273,11 +8649,11 @@
         <w:t xml:space="preserve"> des Marchés Publics un rapport présentant les résultats des essais et/ou inspections ainsi effectuées.</w:t>
       </w:r>
     </w:p>
-    <w:bookmarkEnd w:id="276"/>
     <w:bookmarkEnd w:id="277"/>
     <w:bookmarkEnd w:id="278"/>
     <w:bookmarkEnd w:id="279"/>
     <w:bookmarkEnd w:id="280"/>
+    <w:bookmarkEnd w:id="281"/>
     <w:p>
       <w:pPr>
         <w:jc w:val="both"/>
@@ -15602,11 +9978,11 @@
       <w:bookmarkStart w:id="290" w:name="_Toc109737578"/>
       <w:bookmarkStart w:id="291" w:name="_Toc109788723"/>
       <w:bookmarkStart w:id="292" w:name="_Toc109793349"/>
-      <w:bookmarkEnd w:id="267"/>
       <w:bookmarkEnd w:id="268"/>
       <w:bookmarkEnd w:id="269"/>
       <w:bookmarkEnd w:id="270"/>
       <w:bookmarkEnd w:id="271"/>
+      <w:bookmarkEnd w:id="272"/>
       <w:r>
         <w:rPr>
           <w:sz w:val="20"/>
@@ -15675,23 +10051,23 @@
         <w:pStyle w:val="Titre2"/>
       </w:pPr>
       <w:bookmarkStart w:id="300" w:name="_Toc109734504"/>
-      <w:bookmarkStart w:id="301" w:name="_Toc109737457"/>
-      <w:bookmarkStart w:id="302" w:name="_Toc109737580"/>
-      <w:bookmarkStart w:id="303" w:name="_Toc109788725"/>
-      <w:bookmarkStart w:id="304" w:name="_Toc109529009"/>
+      <w:bookmarkStart w:id="301" w:name="_Toc109529009"/>
+      <w:bookmarkStart w:id="302" w:name="_Toc109737457"/>
+      <w:bookmarkStart w:id="303" w:name="_Toc109737580"/>
+      <w:bookmarkStart w:id="304" w:name="_Toc109788725"/>
       <w:bookmarkStart w:id="305" w:name="_Toc109793351"/>
       <w:bookmarkStart w:id="306" w:name="_Toc135498056"/>
       <w:r>
         <w:t>Article 24 - Résiliation du Marché</w:t>
       </w:r>
       <w:bookmarkEnd w:id="300"/>
-      <w:bookmarkEnd w:id="304"/>
+      <w:bookmarkEnd w:id="301"/>
       <w:r>
         <w:t xml:space="preserve"> par l'</w:t>
       </w:r>
-      <w:bookmarkEnd w:id="301"/>
       <w:bookmarkEnd w:id="302"/>
       <w:bookmarkEnd w:id="303"/>
+      <w:bookmarkEnd w:id="304"/>
       <w:bookmarkEnd w:id="305"/>
       <w:r>
         <w:t>Acheteur</w:t>
@@ -16937,24 +11313,24 @@
       <w:pPr>
         <w:pStyle w:val="Titre2"/>
       </w:pPr>
-      <w:bookmarkStart w:id="368" w:name="_Toc109734516"/>
-      <w:bookmarkStart w:id="369" w:name="_Toc109737469"/>
-      <w:bookmarkStart w:id="370" w:name="_Toc109737592"/>
-      <w:bookmarkStart w:id="371" w:name="_Toc109788737"/>
-      <w:bookmarkStart w:id="372" w:name="_Toc109793363"/>
-      <w:bookmarkStart w:id="373" w:name="_Toc135498068"/>
+      <w:bookmarkStart w:id="368" w:name="_Toc135498068"/>
+      <w:bookmarkStart w:id="369" w:name="_Toc109734516"/>
+      <w:bookmarkStart w:id="370" w:name="_Toc109737469"/>
+      <w:bookmarkStart w:id="371" w:name="_Toc109737592"/>
+      <w:bookmarkStart w:id="372" w:name="_Toc109788737"/>
+      <w:bookmarkStart w:id="373" w:name="_Toc109793363"/>
       <w:r>
         <w:t>Article 34 - Recours gracieux</w:t>
       </w:r>
-      <w:bookmarkEnd w:id="373"/>
+      <w:bookmarkEnd w:id="368"/>
       <w:r>
         <w:t xml:space="preserve"> </w:t>
       </w:r>
-      <w:bookmarkEnd w:id="368"/>
       <w:bookmarkEnd w:id="369"/>
       <w:bookmarkEnd w:id="370"/>
       <w:bookmarkEnd w:id="371"/>
       <w:bookmarkEnd w:id="372"/>
+      <w:bookmarkEnd w:id="373"/>
     </w:p>
     <w:p>
       <w:pPr>
@@ -17341,8 +11717,8 @@
       </w:pPr>
     </w:p>
     <w:sectPr>
-      <w:headerReference w:type="default" r:id="rId12"/>
-      <w:footerReference w:type="default" r:id="rId13"/>
+      <w:headerReference w:type="default" r:id="rId7"/>
+      <w:footerReference w:type="default" r:id="rId8"/>
       <w:pgSz w:w="11906" w:h="16838"/>
       <w:pgMar w:top="1417" w:right="1417" w:bottom="1417" w:left="1417" w:header="720" w:footer="720" w:gutter="0"/>
       <w:cols w:space="720"/>
@@ -17371,139 +11747,6 @@
 </file>
 
 <file path=word/footer1.xml><?xml version="1.0" encoding="utf-8"?>
-<w:ftr xmlns:wpc="http://schemas.microsoft.com/office/word/2010/wordprocessingCanvas" xmlns:cx="http://schemas.microsoft.com/office/drawing/2014/chartex" xmlns:cx1="http://schemas.microsoft.com/office/drawing/2015/9/8/chartex" xmlns:cx2="http://schemas.microsoft.com/office/drawing/2015/10/21/chartex" xmlns:cx3="http://schemas.microsoft.com/office/drawing/2016/5/9/chartex" xmlns:cx4="http://schemas.microsoft.com/office/drawing/2016/5/10/chartex" xmlns:cx5="http://schemas.microsoft.com/office/drawing/2016/5/11/chartex" xmlns:cx6="http://schemas.microsoft.com/office/drawing/2016/5/12/chartex" xmlns:cx7="http://schemas.microsoft.com/office/drawing/2016/5/13/chartex" xmlns:cx8="http://schemas.microsoft.com/office/drawing/2016/5/14/chartex" xmlns:mc="http://schemas.openxmlformats.org/markup-compatibility/2006" xmlns:aink="http://schemas.microsoft.com/office/drawing/2016/ink" xmlns:am3d="http://schemas.microsoft.com/office/drawing/2017/model3d" xmlns:o="urn:schemas-microsoft-com:office:office" xmlns:oel="http://schemas.microsoft.com/office/2019/extlst" xmlns:r="http://schemas.openxmlformats.org/officeDocument/2006/relationships" xmlns:m="http://schemas.openxmlformats.org/officeDocument/2006/math" xmlns:v="urn:schemas-microsoft-com:vml" xmlns:wp14="http://schemas.microsoft.com/office/word/2010/wordprocessingDrawing" xmlns:wp="http://schemas.openxmlformats.org/drawingml/2006/wordprocessingDrawing" xmlns:w10="urn:schemas-microsoft-com:office:word" xmlns:w="http://schemas.openxmlformats.org/wordprocessingml/2006/main" xmlns:w14="http://schemas.microsoft.com/office/word/2010/wordml" xmlns:w15="http://schemas.microsoft.com/office/word/2012/wordml" xmlns:w16cex="http://schemas.microsoft.com/office/word/2018/wordml/cex" xmlns:w16cid="http://schemas.microsoft.com/office/word/2016/wordml/cid" xmlns:w16="http://schemas.microsoft.com/office/word/2018/wordml" xmlns:w16du="http://schemas.microsoft.com/office/word/2023/wordml/word16du" xmlns:w16sdtdh="http://schemas.microsoft.com/office/word/2020/wordml/sdtdatahash" xmlns:w16sdtfl="http://schemas.microsoft.com/office/word/2024/wordml/sdtformatlock" xmlns:w16se="http://schemas.microsoft.com/office/word/2015/wordml/symex" xmlns:wpg="http://schemas.microsoft.com/office/word/2010/wordprocessingGroup" xmlns:wpi="http://schemas.microsoft.com/office/word/2010/wordprocessingInk" xmlns:wne="http://schemas.microsoft.com/office/word/2006/wordml" xmlns:wps="http://schemas.microsoft.com/office/word/2010/wordprocessingShape" mc:Ignorable="w14 w15 w16se w16cid w16 w16cex w16sdtdh w16sdtfl w16du wp14">
-  <w:p>
-    <w:pPr>
-      <w:pStyle w:val="Pieddepage"/>
-      <w:framePr w:wrap="around" w:vAnchor="text" w:hAnchor="margin" w:xAlign="right" w:y="1"/>
-      <w:rPr>
-        <w:rStyle w:val="Numrodepage"/>
-      </w:rPr>
-    </w:pPr>
-    <w:r>
-      <w:rPr>
-        <w:rStyle w:val="Numrodepage"/>
-      </w:rPr>
-      <w:fldChar w:fldCharType="begin"/>
-    </w:r>
-    <w:r>
-      <w:rPr>
-        <w:rStyle w:val="Numrodepage"/>
-      </w:rPr>
-      <w:instrText xml:space="preserve">PAGE  </w:instrText>
-    </w:r>
-    <w:r>
-      <w:rPr>
-        <w:rStyle w:val="Numrodepage"/>
-      </w:rPr>
-      <w:fldChar w:fldCharType="separate"/>
-    </w:r>
-    <w:r>
-      <w:rPr>
-        <w:rStyle w:val="Numrodepage"/>
-        <w:noProof/>
-      </w:rPr>
-      <w:t>1</w:t>
-    </w:r>
-    <w:r>
-      <w:rPr>
-        <w:rStyle w:val="Numrodepage"/>
-      </w:rPr>
-      <w:fldChar w:fldCharType="end"/>
-    </w:r>
-  </w:p>
-  <w:p>
-    <w:pPr>
-      <w:pStyle w:val="Pieddepage"/>
-      <w:ind w:right="360"/>
-    </w:pPr>
-  </w:p>
-</w:ftr>
-</file>
-
-<file path=word/footer2.xml><?xml version="1.0" encoding="utf-8"?>
-<w:ftr xmlns:wpc="http://schemas.microsoft.com/office/word/2010/wordprocessingCanvas" xmlns:cx="http://schemas.microsoft.com/office/drawing/2014/chartex" xmlns:cx1="http://schemas.microsoft.com/office/drawing/2015/9/8/chartex" xmlns:cx2="http://schemas.microsoft.com/office/drawing/2015/10/21/chartex" xmlns:cx3="http://schemas.microsoft.com/office/drawing/2016/5/9/chartex" xmlns:cx4="http://schemas.microsoft.com/office/drawing/2016/5/10/chartex" xmlns:cx5="http://schemas.microsoft.com/office/drawing/2016/5/11/chartex" xmlns:cx6="http://schemas.microsoft.com/office/drawing/2016/5/12/chartex" xmlns:cx7="http://schemas.microsoft.com/office/drawing/2016/5/13/chartex" xmlns:cx8="http://schemas.microsoft.com/office/drawing/2016/5/14/chartex" xmlns:mc="http://schemas.openxmlformats.org/markup-compatibility/2006" xmlns:aink="http://schemas.microsoft.com/office/drawing/2016/ink" xmlns:am3d="http://schemas.microsoft.com/office/drawing/2017/model3d" xmlns:o="urn:schemas-microsoft-com:office:office" xmlns:oel="http://schemas.microsoft.com/office/2019/extlst" xmlns:r="http://schemas.openxmlformats.org/officeDocument/2006/relationships" xmlns:m="http://schemas.openxmlformats.org/officeDocument/2006/math" xmlns:v="urn:schemas-microsoft-com:vml" xmlns:wp14="http://schemas.microsoft.com/office/word/2010/wordprocessingDrawing" xmlns:wp="http://schemas.openxmlformats.org/drawingml/2006/wordprocessingDrawing" xmlns:w10="urn:schemas-microsoft-com:office:word" xmlns:w="http://schemas.openxmlformats.org/wordprocessingml/2006/main" xmlns:w14="http://schemas.microsoft.com/office/word/2010/wordml" xmlns:w15="http://schemas.microsoft.com/office/word/2012/wordml" xmlns:w16cex="http://schemas.microsoft.com/office/word/2018/wordml/cex" xmlns:w16cid="http://schemas.microsoft.com/office/word/2016/wordml/cid" xmlns:w16="http://schemas.microsoft.com/office/word/2018/wordml" xmlns:w16du="http://schemas.microsoft.com/office/word/2023/wordml/word16du" xmlns:w16sdtdh="http://schemas.microsoft.com/office/word/2020/wordml/sdtdatahash" xmlns:w16sdtfl="http://schemas.microsoft.com/office/word/2024/wordml/sdtformatlock" xmlns:w16se="http://schemas.microsoft.com/office/word/2015/wordml/symex" xmlns:wpg="http://schemas.microsoft.com/office/word/2010/wordprocessingGroup" xmlns:wpi="http://schemas.microsoft.com/office/word/2010/wordprocessingInk" xmlns:wne="http://schemas.microsoft.com/office/word/2006/wordml" xmlns:wps="http://schemas.microsoft.com/office/word/2010/wordprocessingShape" mc:Ignorable="w14 w15 w16se w16cid w16 w16cex w16sdtdh w16sdtfl w16du wp14">
-  <w:p>
-    <w:pPr>
-      <w:pStyle w:val="Pieddepage"/>
-      <w:jc w:val="center"/>
-    </w:pPr>
-  </w:p>
-</w:ftr>
-</file>
-
-<file path=word/footer3.xml><?xml version="1.0" encoding="utf-8"?>
-<w:ftr xmlns:wpc="http://schemas.microsoft.com/office/word/2010/wordprocessingCanvas" xmlns:cx="http://schemas.microsoft.com/office/drawing/2014/chartex" xmlns:cx1="http://schemas.microsoft.com/office/drawing/2015/9/8/chartex" xmlns:cx2="http://schemas.microsoft.com/office/drawing/2015/10/21/chartex" xmlns:cx3="http://schemas.microsoft.com/office/drawing/2016/5/9/chartex" xmlns:cx4="http://schemas.microsoft.com/office/drawing/2016/5/10/chartex" xmlns:cx5="http://schemas.microsoft.com/office/drawing/2016/5/11/chartex" xmlns:cx6="http://schemas.microsoft.com/office/drawing/2016/5/12/chartex" xmlns:cx7="http://schemas.microsoft.com/office/drawing/2016/5/13/chartex" xmlns:cx8="http://schemas.microsoft.com/office/drawing/2016/5/14/chartex" xmlns:mc="http://schemas.openxmlformats.org/markup-compatibility/2006" xmlns:aink="http://schemas.microsoft.com/office/drawing/2016/ink" xmlns:am3d="http://schemas.microsoft.com/office/drawing/2017/model3d" xmlns:o="urn:schemas-microsoft-com:office:office" xmlns:oel="http://schemas.microsoft.com/office/2019/extlst" xmlns:r="http://schemas.openxmlformats.org/officeDocument/2006/relationships" xmlns:m="http://schemas.openxmlformats.org/officeDocument/2006/math" xmlns:v="urn:schemas-microsoft-com:vml" xmlns:wp14="http://schemas.microsoft.com/office/word/2010/wordprocessingDrawing" xmlns:wp="http://schemas.openxmlformats.org/drawingml/2006/wordprocessingDrawing" xmlns:w10="urn:schemas-microsoft-com:office:word" xmlns:w="http://schemas.openxmlformats.org/wordprocessingml/2006/main" xmlns:w14="http://schemas.microsoft.com/office/word/2010/wordml" xmlns:w15="http://schemas.microsoft.com/office/word/2012/wordml" xmlns:w16cex="http://schemas.microsoft.com/office/word/2018/wordml/cex" xmlns:w16cid="http://schemas.microsoft.com/office/word/2016/wordml/cid" xmlns:w16="http://schemas.microsoft.com/office/word/2018/wordml" xmlns:w16du="http://schemas.microsoft.com/office/word/2023/wordml/word16du" xmlns:w16sdtdh="http://schemas.microsoft.com/office/word/2020/wordml/sdtdatahash" xmlns:w16sdtfl="http://schemas.microsoft.com/office/word/2024/wordml/sdtformatlock" xmlns:w16se="http://schemas.microsoft.com/office/word/2015/wordml/symex" xmlns:wpg="http://schemas.microsoft.com/office/word/2010/wordprocessingGroup" xmlns:wpi="http://schemas.microsoft.com/office/word/2010/wordprocessingInk" xmlns:wne="http://schemas.microsoft.com/office/word/2006/wordml" xmlns:wps="http://schemas.microsoft.com/office/word/2010/wordprocessingShape" mc:Ignorable="w14 w15 w16se w16cid w16 w16cex w16sdtdh w16sdtfl w16du wp14">
-  <w:p>
-    <w:pPr>
-      <w:pStyle w:val="Pieddepage"/>
-      <w:ind w:right="360"/>
-      <w:jc w:val="center"/>
-      <w:rPr>
-        <w:b/>
-      </w:rPr>
-    </w:pPr>
-    <w:r>
-      <w:rPr>
-        <w:rStyle w:val="Numrodepage"/>
-        <w:b/>
-      </w:rPr>
-      <w:t xml:space="preserve">- </w:t>
-    </w:r>
-    <w:r>
-      <w:rPr>
-        <w:rStyle w:val="Numrodepage"/>
-        <w:b/>
-      </w:rPr>
-      <w:fldChar w:fldCharType="begin"/>
-    </w:r>
-    <w:r>
-      <w:rPr>
-        <w:rStyle w:val="Numrodepage"/>
-        <w:b/>
-      </w:rPr>
-      <w:instrText xml:space="preserve"> PAGE </w:instrText>
-    </w:r>
-    <w:r>
-      <w:rPr>
-        <w:rStyle w:val="Numrodepage"/>
-        <w:b/>
-      </w:rPr>
-      <w:fldChar w:fldCharType="separate"/>
-    </w:r>
-    <w:r>
-      <w:rPr>
-        <w:rStyle w:val="Numrodepage"/>
-        <w:b/>
-        <w:noProof/>
-      </w:rPr>
-      <w:t>3</w:t>
-    </w:r>
-    <w:r>
-      <w:rPr>
-        <w:rStyle w:val="Numrodepage"/>
-        <w:b/>
-      </w:rPr>
-      <w:fldChar w:fldCharType="end"/>
-    </w:r>
-    <w:r>
-      <w:rPr>
-        <w:rStyle w:val="Numrodepage"/>
-        <w:b/>
-      </w:rPr>
-      <w:t xml:space="preserve"> -</w:t>
-    </w:r>
-  </w:p>
-  <w:p>
-    <w:pPr>
-      <w:pStyle w:val="Pieddepage"/>
-      <w:jc w:val="center"/>
-    </w:pPr>
-  </w:p>
-</w:ftr>
-</file>
-
-<file path=word/footer4.xml><?xml version="1.0" encoding="utf-8"?>
 <w:ftr xmlns:wpc="http://schemas.microsoft.com/office/word/2010/wordprocessingCanvas" xmlns:cx="http://schemas.microsoft.com/office/drawing/2014/chartex" xmlns:cx1="http://schemas.microsoft.com/office/drawing/2015/9/8/chartex" xmlns:cx2="http://schemas.microsoft.com/office/drawing/2015/10/21/chartex" xmlns:cx3="http://schemas.microsoft.com/office/drawing/2016/5/9/chartex" xmlns:cx4="http://schemas.microsoft.com/office/drawing/2016/5/10/chartex" xmlns:cx5="http://schemas.microsoft.com/office/drawing/2016/5/11/chartex" xmlns:cx6="http://schemas.microsoft.com/office/drawing/2016/5/12/chartex" xmlns:cx7="http://schemas.microsoft.com/office/drawing/2016/5/13/chartex" xmlns:cx8="http://schemas.microsoft.com/office/drawing/2016/5/14/chartex" xmlns:mc="http://schemas.openxmlformats.org/markup-compatibility/2006" xmlns:aink="http://schemas.microsoft.com/office/drawing/2016/ink" xmlns:am3d="http://schemas.microsoft.com/office/drawing/2017/model3d" xmlns:o="urn:schemas-microsoft-com:office:office" xmlns:oel="http://schemas.microsoft.com/office/2019/extlst" xmlns:r="http://schemas.openxmlformats.org/officeDocument/2006/relationships" xmlns:m="http://schemas.openxmlformats.org/officeDocument/2006/math" xmlns:v="urn:schemas-microsoft-com:vml" xmlns:wp14="http://schemas.microsoft.com/office/word/2010/wordprocessingDrawing" xmlns:wp="http://schemas.openxmlformats.org/drawingml/2006/wordprocessingDrawing" xmlns:w10="urn:schemas-microsoft-com:office:word" xmlns:w="http://schemas.openxmlformats.org/wordprocessingml/2006/main" xmlns:w14="http://schemas.microsoft.com/office/word/2010/wordml" xmlns:w15="http://schemas.microsoft.com/office/word/2012/wordml" xmlns:w16cex="http://schemas.microsoft.com/office/word/2018/wordml/cex" xmlns:w16cid="http://schemas.microsoft.com/office/word/2016/wordml/cid" xmlns:w16="http://schemas.microsoft.com/office/word/2018/wordml" xmlns:w16du="http://schemas.microsoft.com/office/word/2023/wordml/word16du" xmlns:w16sdtdh="http://schemas.microsoft.com/office/word/2020/wordml/sdtdatahash" xmlns:w16sdtfl="http://schemas.microsoft.com/office/word/2024/wordml/sdtformatlock" xmlns:w16se="http://schemas.microsoft.com/office/word/2015/wordml/symex" xmlns:wpg="http://schemas.microsoft.com/office/word/2010/wordprocessingGroup" xmlns:wpi="http://schemas.microsoft.com/office/word/2010/wordprocessingInk" xmlns:wne="http://schemas.microsoft.com/office/word/2006/wordml" xmlns:wps="http://schemas.microsoft.com/office/word/2010/wordprocessingShape" mc:Ignorable="w14 w15 w16se w16cid w16 w16cex w16sdtdh w16sdtfl w16du wp14">
   <w:p>
     <w:pPr>
@@ -17594,94 +11837,6 @@
 </file>
 
 <file path=word/header1.xml><?xml version="1.0" encoding="utf-8"?>
-<w:hdr xmlns:wpc="http://schemas.microsoft.com/office/word/2010/wordprocessingCanvas" xmlns:cx="http://schemas.microsoft.com/office/drawing/2014/chartex" xmlns:cx1="http://schemas.microsoft.com/office/drawing/2015/9/8/chartex" xmlns:cx2="http://schemas.microsoft.com/office/drawing/2015/10/21/chartex" xmlns:cx3="http://schemas.microsoft.com/office/drawing/2016/5/9/chartex" xmlns:cx4="http://schemas.microsoft.com/office/drawing/2016/5/10/chartex" xmlns:cx5="http://schemas.microsoft.com/office/drawing/2016/5/11/chartex" xmlns:cx6="http://schemas.microsoft.com/office/drawing/2016/5/12/chartex" xmlns:cx7="http://schemas.microsoft.com/office/drawing/2016/5/13/chartex" xmlns:cx8="http://schemas.microsoft.com/office/drawing/2016/5/14/chartex" xmlns:mc="http://schemas.openxmlformats.org/markup-compatibility/2006" xmlns:aink="http://schemas.microsoft.com/office/drawing/2016/ink" xmlns:am3d="http://schemas.microsoft.com/office/drawing/2017/model3d" xmlns:o="urn:schemas-microsoft-com:office:office" xmlns:oel="http://schemas.microsoft.com/office/2019/extlst" xmlns:r="http://schemas.openxmlformats.org/officeDocument/2006/relationships" xmlns:m="http://schemas.openxmlformats.org/officeDocument/2006/math" xmlns:v="urn:schemas-microsoft-com:vml" xmlns:wp14="http://schemas.microsoft.com/office/word/2010/wordprocessingDrawing" xmlns:wp="http://schemas.openxmlformats.org/drawingml/2006/wordprocessingDrawing" xmlns:w10="urn:schemas-microsoft-com:office:word" xmlns:w="http://schemas.openxmlformats.org/wordprocessingml/2006/main" xmlns:w14="http://schemas.microsoft.com/office/word/2010/wordml" xmlns:w15="http://schemas.microsoft.com/office/word/2012/wordml" xmlns:w16cex="http://schemas.microsoft.com/office/word/2018/wordml/cex" xmlns:w16cid="http://schemas.microsoft.com/office/word/2016/wordml/cid" xmlns:w16="http://schemas.microsoft.com/office/word/2018/wordml" xmlns:w16du="http://schemas.microsoft.com/office/word/2023/wordml/word16du" xmlns:w16sdtdh="http://schemas.microsoft.com/office/word/2020/wordml/sdtdatahash" xmlns:w16sdtfl="http://schemas.microsoft.com/office/word/2024/wordml/sdtformatlock" xmlns:w16se="http://schemas.microsoft.com/office/word/2015/wordml/symex" xmlns:wpg="http://schemas.microsoft.com/office/word/2010/wordprocessingGroup" xmlns:wpi="http://schemas.microsoft.com/office/word/2010/wordprocessingInk" xmlns:wne="http://schemas.microsoft.com/office/word/2006/wordml" xmlns:wps="http://schemas.microsoft.com/office/word/2010/wordprocessingShape" mc:Ignorable="w14 w15 w16se w16cid w16 w16cex w16sdtdh w16sdtfl w16du wp14">
-  <w:p>
-    <w:pPr>
-      <w:pStyle w:val="En-tte"/>
-      <w:rPr>
-        <w:rFonts w:ascii="Arial" w:hAnsi="Arial"/>
-        <w:b/>
-      </w:rPr>
-    </w:pPr>
-  </w:p>
-  <w:p>
-    <w:pPr>
-      <w:pStyle w:val="En-tte"/>
-      <w:rPr>
-        <w:rFonts w:ascii="Arial" w:hAnsi="Arial"/>
-        <w:b/>
-      </w:rPr>
-    </w:pPr>
-  </w:p>
-</w:hdr>
-</file>
-
-<file path=word/header2.xml><?xml version="1.0" encoding="utf-8"?>
-<w:hdr xmlns:wpc="http://schemas.microsoft.com/office/word/2010/wordprocessingCanvas" xmlns:cx="http://schemas.microsoft.com/office/drawing/2014/chartex" xmlns:cx1="http://schemas.microsoft.com/office/drawing/2015/9/8/chartex" xmlns:cx2="http://schemas.microsoft.com/office/drawing/2015/10/21/chartex" xmlns:cx3="http://schemas.microsoft.com/office/drawing/2016/5/9/chartex" xmlns:cx4="http://schemas.microsoft.com/office/drawing/2016/5/10/chartex" xmlns:cx5="http://schemas.microsoft.com/office/drawing/2016/5/11/chartex" xmlns:cx6="http://schemas.microsoft.com/office/drawing/2016/5/12/chartex" xmlns:cx7="http://schemas.microsoft.com/office/drawing/2016/5/13/chartex" xmlns:cx8="http://schemas.microsoft.com/office/drawing/2016/5/14/chartex" xmlns:mc="http://schemas.openxmlformats.org/markup-compatibility/2006" xmlns:aink="http://schemas.microsoft.com/office/drawing/2016/ink" xmlns:am3d="http://schemas.microsoft.com/office/drawing/2017/model3d" xmlns:o="urn:schemas-microsoft-com:office:office" xmlns:oel="http://schemas.microsoft.com/office/2019/extlst" xmlns:r="http://schemas.openxmlformats.org/officeDocument/2006/relationships" xmlns:m="http://schemas.openxmlformats.org/officeDocument/2006/math" xmlns:v="urn:schemas-microsoft-com:vml" xmlns:wp14="http://schemas.microsoft.com/office/word/2010/wordprocessingDrawing" xmlns:wp="http://schemas.openxmlformats.org/drawingml/2006/wordprocessingDrawing" xmlns:w10="urn:schemas-microsoft-com:office:word" xmlns:w="http://schemas.openxmlformats.org/wordprocessingml/2006/main" xmlns:w14="http://schemas.microsoft.com/office/word/2010/wordml" xmlns:w15="http://schemas.microsoft.com/office/word/2012/wordml" xmlns:w16cex="http://schemas.microsoft.com/office/word/2018/wordml/cex" xmlns:w16cid="http://schemas.microsoft.com/office/word/2016/wordml/cid" xmlns:w16="http://schemas.microsoft.com/office/word/2018/wordml" xmlns:w16du="http://schemas.microsoft.com/office/word/2023/wordml/word16du" xmlns:w16sdtdh="http://schemas.microsoft.com/office/word/2020/wordml/sdtdatahash" xmlns:w16sdtfl="http://schemas.microsoft.com/office/word/2024/wordml/sdtformatlock" xmlns:w16se="http://schemas.microsoft.com/office/word/2015/wordml/symex" xmlns:wpg="http://schemas.microsoft.com/office/word/2010/wordprocessingGroup" xmlns:wpi="http://schemas.microsoft.com/office/word/2010/wordprocessingInk" xmlns:wne="http://schemas.microsoft.com/office/word/2006/wordml" xmlns:wps="http://schemas.microsoft.com/office/word/2010/wordprocessingShape" mc:Ignorable="w14 w15 w16se w16cid w16 w16cex w16sdtdh w16sdtfl w16du wp14">
-  <w:p>
-    <w:pPr>
-      <w:pStyle w:val="En-tte"/>
-      <w:pBdr>
-        <w:bottom w:val="single" w:sz="4" w:space="1" w:color="auto"/>
-      </w:pBdr>
-      <w:tabs>
-        <w:tab w:val="clear" w:pos="9355"/>
-        <w:tab w:val="right" w:pos="8931"/>
-      </w:tabs>
-      <w:rPr>
-        <w:rFonts w:ascii="Arial" w:hAnsi="Arial"/>
-        <w:b/>
-        <w:sz w:val="16"/>
-      </w:rPr>
-    </w:pPr>
-    <w:r>
-      <w:rPr>
-        <w:rFonts w:ascii="Arial" w:hAnsi="Arial"/>
-        <w:b/>
-        <w:sz w:val="16"/>
-      </w:rPr>
-      <w:t xml:space="preserve">CCAG </w:t>
-    </w:r>
-    <w:r>
-      <w:rPr>
-        <w:rFonts w:ascii="Arial" w:hAnsi="Arial"/>
-        <w:b/>
-        <w:sz w:val="16"/>
-      </w:rPr>
-      <w:tab/>
-    </w:r>
-    <w:r>
-      <w:rPr>
-        <w:rFonts w:ascii="Arial" w:hAnsi="Arial"/>
-        <w:b/>
-        <w:sz w:val="16"/>
-      </w:rPr>
-      <w:tab/>
-      <w:t xml:space="preserve"> FOURNITURES </w:t>
-    </w:r>
-  </w:p>
-  <w:p>
-    <w:pPr>
-      <w:pStyle w:val="En-tte"/>
-      <w:rPr>
-        <w:rFonts w:ascii="Arial" w:hAnsi="Arial"/>
-        <w:b/>
-      </w:rPr>
-    </w:pPr>
-  </w:p>
-  <w:p>
-    <w:pPr>
-      <w:pStyle w:val="En-tte"/>
-      <w:rPr>
-        <w:rFonts w:ascii="Arial" w:hAnsi="Arial"/>
-        <w:b/>
-      </w:rPr>
-    </w:pPr>
-  </w:p>
-</w:hdr>
-</file>
-
-<file path=word/header3.xml><?xml version="1.0" encoding="utf-8"?>
 <w:hdr xmlns:wpc="http://schemas.microsoft.com/office/word/2010/wordprocessingCanvas" xmlns:cx="http://schemas.microsoft.com/office/drawing/2014/chartex" xmlns:cx1="http://schemas.microsoft.com/office/drawing/2015/9/8/chartex" xmlns:cx2="http://schemas.microsoft.com/office/drawing/2015/10/21/chartex" xmlns:cx3="http://schemas.microsoft.com/office/drawing/2016/5/9/chartex" xmlns:cx4="http://schemas.microsoft.com/office/drawing/2016/5/10/chartex" xmlns:cx5="http://schemas.microsoft.com/office/drawing/2016/5/11/chartex" xmlns:cx6="http://schemas.microsoft.com/office/drawing/2016/5/12/chartex" xmlns:cx7="http://schemas.microsoft.com/office/drawing/2016/5/13/chartex" xmlns:cx8="http://schemas.microsoft.com/office/drawing/2016/5/14/chartex" xmlns:mc="http://schemas.openxmlformats.org/markup-compatibility/2006" xmlns:aink="http://schemas.microsoft.com/office/drawing/2016/ink" xmlns:am3d="http://schemas.microsoft.com/office/drawing/2017/model3d" xmlns:o="urn:schemas-microsoft-com:office:office" xmlns:oel="http://schemas.microsoft.com/office/2019/extlst" xmlns:r="http://schemas.openxmlformats.org/officeDocument/2006/relationships" xmlns:m="http://schemas.openxmlformats.org/officeDocument/2006/math" xmlns:v="urn:schemas-microsoft-com:vml" xmlns:wp14="http://schemas.microsoft.com/office/word/2010/wordprocessingDrawing" xmlns:wp="http://schemas.openxmlformats.org/drawingml/2006/wordprocessingDrawing" xmlns:w10="urn:schemas-microsoft-com:office:word" xmlns:w="http://schemas.openxmlformats.org/wordprocessingml/2006/main" xmlns:w14="http://schemas.microsoft.com/office/word/2010/wordml" xmlns:w15="http://schemas.microsoft.com/office/word/2012/wordml" xmlns:w16cex="http://schemas.microsoft.com/office/word/2018/wordml/cex" xmlns:w16cid="http://schemas.microsoft.com/office/word/2016/wordml/cid" xmlns:w16="http://schemas.microsoft.com/office/word/2018/wordml" xmlns:w16du="http://schemas.microsoft.com/office/word/2023/wordml/word16du" xmlns:w16sdtdh="http://schemas.microsoft.com/office/word/2020/wordml/sdtdatahash" xmlns:w16sdtfl="http://schemas.microsoft.com/office/word/2024/wordml/sdtformatlock" xmlns:w16se="http://schemas.microsoft.com/office/word/2015/wordml/symex" xmlns:wpg="http://schemas.microsoft.com/office/word/2010/wordprocessingGroup" xmlns:wpi="http://schemas.microsoft.com/office/word/2010/wordprocessingInk" xmlns:wne="http://schemas.microsoft.com/office/word/2006/wordml" xmlns:wps="http://schemas.microsoft.com/office/word/2010/wordprocessingShape" mc:Ignorable="w14 w15 w16se w16cid w16 w16cex w16sdtdh w16sdtfl w16du wp14">
   <w:p>
     <w:pPr>
@@ -18283,6 +12438,50 @@
     <w:lsdException w:name="Subtitle" w:qFormat="1"/>
     <w:lsdException w:name="Strong" w:qFormat="1"/>
     <w:lsdException w:name="Emphasis" w:qFormat="1"/>
+    <w:lsdException w:name="Normal Table" w:semiHidden="1" w:unhideWhenUsed="1"/>
+    <w:lsdException w:name="Table Simple 1" w:semiHidden="1" w:unhideWhenUsed="1"/>
+    <w:lsdException w:name="Table Simple 2" w:semiHidden="1" w:unhideWhenUsed="1"/>
+    <w:lsdException w:name="Table Simple 3" w:semiHidden="1" w:unhideWhenUsed="1"/>
+    <w:lsdException w:name="Table Classic 1" w:semiHidden="1" w:unhideWhenUsed="1"/>
+    <w:lsdException w:name="Table Classic 2" w:semiHidden="1" w:unhideWhenUsed="1"/>
+    <w:lsdException w:name="Table Classic 3" w:semiHidden="1" w:unhideWhenUsed="1"/>
+    <w:lsdException w:name="Table Classic 4" w:semiHidden="1" w:unhideWhenUsed="1"/>
+    <w:lsdException w:name="Table Colorful 1" w:semiHidden="1" w:unhideWhenUsed="1"/>
+    <w:lsdException w:name="Table Colorful 2" w:semiHidden="1" w:unhideWhenUsed="1"/>
+    <w:lsdException w:name="Table Colorful 3" w:semiHidden="1" w:unhideWhenUsed="1"/>
+    <w:lsdException w:name="Table Columns 1" w:semiHidden="1" w:unhideWhenUsed="1"/>
+    <w:lsdException w:name="Table Columns 2" w:semiHidden="1" w:unhideWhenUsed="1"/>
+    <w:lsdException w:name="Table Columns 3" w:semiHidden="1" w:unhideWhenUsed="1"/>
+    <w:lsdException w:name="Table Columns 4" w:semiHidden="1" w:unhideWhenUsed="1"/>
+    <w:lsdException w:name="Table Columns 5" w:semiHidden="1" w:unhideWhenUsed="1"/>
+    <w:lsdException w:name="Table Grid 1" w:semiHidden="1" w:unhideWhenUsed="1"/>
+    <w:lsdException w:name="Table Grid 2" w:semiHidden="1" w:unhideWhenUsed="1"/>
+    <w:lsdException w:name="Table Grid 3" w:semiHidden="1" w:unhideWhenUsed="1"/>
+    <w:lsdException w:name="Table Grid 4" w:semiHidden="1" w:unhideWhenUsed="1"/>
+    <w:lsdException w:name="Table Grid 5" w:semiHidden="1" w:unhideWhenUsed="1"/>
+    <w:lsdException w:name="Table Grid 6" w:semiHidden="1" w:unhideWhenUsed="1"/>
+    <w:lsdException w:name="Table Grid 7" w:semiHidden="1" w:unhideWhenUsed="1"/>
+    <w:lsdException w:name="Table Grid 8" w:semiHidden="1" w:unhideWhenUsed="1"/>
+    <w:lsdException w:name="Table List 1" w:semiHidden="1" w:unhideWhenUsed="1"/>
+    <w:lsdException w:name="Table List 2" w:semiHidden="1" w:unhideWhenUsed="1"/>
+    <w:lsdException w:name="Table List 3" w:semiHidden="1" w:unhideWhenUsed="1"/>
+    <w:lsdException w:name="Table List 4" w:semiHidden="1" w:unhideWhenUsed="1"/>
+    <w:lsdException w:name="Table List 5" w:semiHidden="1" w:unhideWhenUsed="1"/>
+    <w:lsdException w:name="Table List 6" w:semiHidden="1" w:unhideWhenUsed="1"/>
+    <w:lsdException w:name="Table List 7" w:semiHidden="1" w:unhideWhenUsed="1"/>
+    <w:lsdException w:name="Table List 8" w:semiHidden="1" w:unhideWhenUsed="1"/>
+    <w:lsdException w:name="Table 3D effects 1" w:semiHidden="1" w:unhideWhenUsed="1"/>
+    <w:lsdException w:name="Table 3D effects 2" w:semiHidden="1" w:unhideWhenUsed="1"/>
+    <w:lsdException w:name="Table 3D effects 3" w:semiHidden="1" w:unhideWhenUsed="1"/>
+    <w:lsdException w:name="Table Contemporary" w:semiHidden="1" w:unhideWhenUsed="1"/>
+    <w:lsdException w:name="Table Elegant" w:semiHidden="1" w:unhideWhenUsed="1"/>
+    <w:lsdException w:name="Table Professional" w:semiHidden="1" w:unhideWhenUsed="1"/>
+    <w:lsdException w:name="Table Subtle 1" w:semiHidden="1" w:unhideWhenUsed="1"/>
+    <w:lsdException w:name="Table Subtle 2" w:semiHidden="1" w:unhideWhenUsed="1"/>
+    <w:lsdException w:name="Table Web 1" w:semiHidden="1" w:unhideWhenUsed="1"/>
+    <w:lsdException w:name="Table Web 2" w:semiHidden="1" w:unhideWhenUsed="1"/>
+    <w:lsdException w:name="Table Web 3" w:semiHidden="1" w:unhideWhenUsed="1"/>
+    <w:lsdException w:name="Table Theme" w:semiHidden="1" w:unhideWhenUsed="1"/>
     <w:lsdException w:name="Placeholder Text" w:semiHidden="1" w:uiPriority="99"/>
     <w:lsdException w:name="No Spacing" w:uiPriority="1" w:qFormat="1"/>
     <w:lsdException w:name="Light Shading" w:uiPriority="60"/>
@@ -18557,11 +12756,15 @@
   </w:style>
   <w:style w:type="character" w:default="1" w:styleId="Policepardfaut">
     <w:name w:val="Default Paragraph Font"/>
+    <w:uiPriority w:val="1"/>
     <w:semiHidden/>
+    <w:unhideWhenUsed/>
   </w:style>
   <w:style w:type="table" w:default="1" w:styleId="TableauNormal">
     <w:name w:val="Normal Table"/>
+    <w:uiPriority w:val="99"/>
     <w:semiHidden/>
+    <w:unhideWhenUsed/>
     <w:tblPr>
       <w:tblInd w:w="0" w:type="dxa"/>
       <w:tblCellMar>
@@ -18574,7 +12777,9 @@
   </w:style>
   <w:style w:type="numbering" w:default="1" w:styleId="Aucuneliste">
     <w:name w:val="No List"/>
+    <w:uiPriority w:val="99"/>
     <w:semiHidden/>
+    <w:unhideWhenUsed/>
   </w:style>
   <w:style w:type="paragraph" w:customStyle="1" w:styleId="Textecourant">
     <w:name w:val="Texte courant"/>
